--- a/proyecto/proyecto/documentacion/Guía para ejecutar página web.docx
+++ b/proyecto/proyecto/documentacion/Guía para ejecutar página web.docx
@@ -4,24 +4,33 @@
   <w:body>
     <w:p>
       <w:pPr>
-        <w:spacing w:line="276" w:lineRule="auto"/>
+        <w:spacing w:line="360" w:lineRule="auto"/>
         <w:jc w:val="both"/>
         <w:rPr>
+          <w:rFonts w:ascii="Times New Roman" w:hAnsi="Times New Roman" w:cs="Times New Roman"/>
+          <w:sz w:val="24"/>
+          <w:szCs w:val="24"/>
           <w:lang w:val="es-ES"/>
         </w:rPr>
       </w:pPr>
     </w:p>
     <w:p>
       <w:pPr>
-        <w:spacing w:line="276" w:lineRule="auto"/>
+        <w:spacing w:line="360" w:lineRule="auto"/>
         <w:jc w:val="both"/>
         <w:rPr>
+          <w:rFonts w:ascii="Times New Roman" w:hAnsi="Times New Roman" w:cs="Times New Roman"/>
+          <w:sz w:val="24"/>
+          <w:szCs w:val="24"/>
           <w:lang w:val="es-ES"/>
         </w:rPr>
       </w:pPr>
       <w:r>
         <w:rPr>
+          <w:rFonts w:ascii="Times New Roman" w:hAnsi="Times New Roman" w:cs="Times New Roman"/>
           <w:noProof/>
+          <w:sz w:val="24"/>
+          <w:szCs w:val="24"/>
           <w:lang w:val="es-ES"/>
         </w:rPr>
         <w:drawing>
@@ -87,27 +96,34 @@
     </w:p>
     <w:p>
       <w:pPr>
-        <w:spacing w:line="276" w:lineRule="auto"/>
+        <w:spacing w:line="360" w:lineRule="auto"/>
         <w:jc w:val="both"/>
         <w:rPr>
+          <w:rFonts w:ascii="Times New Roman" w:hAnsi="Times New Roman" w:cs="Times New Roman"/>
+          <w:sz w:val="24"/>
+          <w:szCs w:val="24"/>
           <w:lang w:val="es-ES"/>
         </w:rPr>
       </w:pPr>
     </w:p>
     <w:p>
       <w:pPr>
-        <w:spacing w:line="276" w:lineRule="auto"/>
+        <w:spacing w:line="360" w:lineRule="auto"/>
         <w:jc w:val="both"/>
         <w:rPr>
+          <w:rFonts w:ascii="Times New Roman" w:hAnsi="Times New Roman" w:cs="Times New Roman"/>
+          <w:sz w:val="24"/>
+          <w:szCs w:val="24"/>
           <w:lang w:val="es-ES"/>
         </w:rPr>
       </w:pPr>
     </w:p>
     <w:p>
       <w:pPr>
-        <w:spacing w:line="276" w:lineRule="auto"/>
+        <w:spacing w:line="360" w:lineRule="auto"/>
         <w:jc w:val="both"/>
         <w:rPr>
+          <w:rFonts w:ascii="Times New Roman" w:hAnsi="Times New Roman" w:cs="Times New Roman"/>
           <w:sz w:val="24"/>
           <w:szCs w:val="24"/>
           <w:lang w:val="es-ES"/>
@@ -116,68 +132,74 @@
     </w:p>
     <w:p>
       <w:pPr>
-        <w:spacing w:line="276" w:lineRule="auto"/>
+        <w:spacing w:line="360" w:lineRule="auto"/>
         <w:jc w:val="center"/>
         <w:rPr>
+          <w:rFonts w:ascii="Times New Roman" w:hAnsi="Times New Roman" w:cs="Times New Roman"/>
           <w:b/>
           <w:bCs/>
           <w:color w:val="153D63" w:themeColor="text2" w:themeTint="E6"/>
-          <w:sz w:val="32"/>
-          <w:szCs w:val="32"/>
+          <w:sz w:val="24"/>
+          <w:szCs w:val="24"/>
           <w:lang w:val="es-ES"/>
         </w:rPr>
       </w:pPr>
       <w:r>
         <w:rPr>
+          <w:rFonts w:ascii="Times New Roman" w:hAnsi="Times New Roman" w:cs="Times New Roman"/>
           <w:b/>
           <w:bCs/>
           <w:color w:val="153D63" w:themeColor="text2" w:themeTint="E6"/>
-          <w:sz w:val="32"/>
-          <w:szCs w:val="32"/>
+          <w:sz w:val="24"/>
+          <w:szCs w:val="24"/>
           <w:lang w:val="es-ES"/>
         </w:rPr>
         <w:t>F</w:t>
       </w:r>
       <w:r>
         <w:rPr>
+          <w:rFonts w:ascii="Times New Roman" w:hAnsi="Times New Roman" w:cs="Times New Roman"/>
           <w:b/>
           <w:bCs/>
           <w:color w:val="153D63" w:themeColor="text2" w:themeTint="E6"/>
-          <w:sz w:val="32"/>
-          <w:szCs w:val="32"/>
+          <w:sz w:val="24"/>
+          <w:szCs w:val="24"/>
           <w:lang w:val="es-ES"/>
         </w:rPr>
         <w:t>ACULTAD DE CI</w:t>
       </w:r>
       <w:r>
         <w:rPr>
+          <w:rFonts w:ascii="Times New Roman" w:hAnsi="Times New Roman" w:cs="Times New Roman"/>
           <w:b/>
           <w:bCs/>
           <w:color w:val="153D63" w:themeColor="text2" w:themeTint="E6"/>
-          <w:sz w:val="32"/>
-          <w:szCs w:val="32"/>
+          <w:sz w:val="24"/>
+          <w:szCs w:val="24"/>
           <w:lang w:val="es-ES"/>
         </w:rPr>
         <w:t>E</w:t>
       </w:r>
       <w:r>
         <w:rPr>
+          <w:rFonts w:ascii="Times New Roman" w:hAnsi="Times New Roman" w:cs="Times New Roman"/>
           <w:b/>
           <w:bCs/>
           <w:color w:val="153D63" w:themeColor="text2" w:themeTint="E6"/>
-          <w:sz w:val="32"/>
-          <w:szCs w:val="32"/>
+          <w:sz w:val="24"/>
+          <w:szCs w:val="24"/>
           <w:lang w:val="es-ES"/>
         </w:rPr>
         <w:t xml:space="preserve">NCIAS MATEMATICAS Y </w:t>
       </w:r>
       <w:r>
         <w:rPr>
+          <w:rFonts w:ascii="Times New Roman" w:hAnsi="Times New Roman" w:cs="Times New Roman"/>
           <w:b/>
           <w:bCs/>
           <w:color w:val="153D63" w:themeColor="text2" w:themeTint="E6"/>
-          <w:sz w:val="32"/>
-          <w:szCs w:val="32"/>
+          <w:sz w:val="24"/>
+          <w:szCs w:val="24"/>
           <w:lang w:val="es-ES"/>
         </w:rPr>
         <w:t>FISICAS</w:t>
@@ -185,24 +207,26 @@
     </w:p>
     <w:p>
       <w:pPr>
-        <w:spacing w:line="276" w:lineRule="auto"/>
+        <w:spacing w:line="360" w:lineRule="auto"/>
         <w:jc w:val="center"/>
         <w:rPr>
+          <w:rFonts w:ascii="Times New Roman" w:hAnsi="Times New Roman" w:cs="Times New Roman"/>
           <w:b/>
           <w:bCs/>
           <w:color w:val="153D63" w:themeColor="text2" w:themeTint="E6"/>
-          <w:sz w:val="32"/>
-          <w:szCs w:val="32"/>
+          <w:sz w:val="24"/>
+          <w:szCs w:val="24"/>
           <w:lang w:val="es-ES"/>
         </w:rPr>
       </w:pPr>
       <w:r>
         <w:rPr>
+          <w:rFonts w:ascii="Times New Roman" w:hAnsi="Times New Roman" w:cs="Times New Roman"/>
           <w:b/>
           <w:bCs/>
           <w:color w:val="153D63" w:themeColor="text2" w:themeTint="E6"/>
-          <w:sz w:val="32"/>
-          <w:szCs w:val="32"/>
+          <w:sz w:val="24"/>
+          <w:szCs w:val="24"/>
           <w:lang w:val="es-ES"/>
         </w:rPr>
         <w:t>CARRERA ING. DE SOFTWARE</w:t>
@@ -210,81 +234,89 @@
     </w:p>
     <w:p>
       <w:pPr>
-        <w:spacing w:after="0" w:line="276" w:lineRule="auto"/>
+        <w:spacing w:after="0" w:line="360" w:lineRule="auto"/>
         <w:jc w:val="center"/>
         <w:rPr>
-          <w:sz w:val="32"/>
-          <w:szCs w:val="32"/>
+          <w:rFonts w:ascii="Times New Roman" w:hAnsi="Times New Roman" w:cs="Times New Roman"/>
+          <w:sz w:val="24"/>
+          <w:szCs w:val="24"/>
           <w:lang w:val="es-ES"/>
         </w:rPr>
       </w:pPr>
     </w:p>
     <w:p>
       <w:pPr>
-        <w:spacing w:line="276" w:lineRule="auto"/>
+        <w:spacing w:line="360" w:lineRule="auto"/>
         <w:jc w:val="center"/>
         <w:rPr>
-          <w:sz w:val="32"/>
-          <w:szCs w:val="32"/>
+          <w:rFonts w:ascii="Times New Roman" w:hAnsi="Times New Roman" w:cs="Times New Roman"/>
+          <w:sz w:val="24"/>
+          <w:szCs w:val="24"/>
           <w:lang w:val="es-ES"/>
         </w:rPr>
       </w:pPr>
       <w:r>
         <w:rPr>
+          <w:rFonts w:ascii="Times New Roman" w:hAnsi="Times New Roman" w:cs="Times New Roman"/>
           <w:b/>
           <w:bCs/>
           <w:color w:val="153D63" w:themeColor="text2" w:themeTint="E6"/>
-          <w:sz w:val="32"/>
-          <w:szCs w:val="32"/>
+          <w:sz w:val="24"/>
+          <w:szCs w:val="24"/>
           <w:lang w:val="es-ES"/>
         </w:rPr>
         <w:t>Asignatura</w:t>
       </w:r>
       <w:r>
         <w:rPr>
+          <w:rFonts w:ascii="Times New Roman" w:hAnsi="Times New Roman" w:cs="Times New Roman"/>
           <w:b/>
           <w:bCs/>
           <w:color w:val="153D63" w:themeColor="text2" w:themeTint="E6"/>
-          <w:sz w:val="32"/>
-          <w:szCs w:val="32"/>
+          <w:sz w:val="24"/>
+          <w:szCs w:val="24"/>
           <w:lang w:val="es-ES"/>
         </w:rPr>
         <w:t>:</w:t>
       </w:r>
       <w:r>
         <w:rPr>
+          <w:rFonts w:ascii="Times New Roman" w:hAnsi="Times New Roman" w:cs="Times New Roman"/>
           <w:color w:val="153D63" w:themeColor="text2" w:themeTint="E6"/>
-          <w:sz w:val="32"/>
-          <w:szCs w:val="32"/>
+          <w:sz w:val="24"/>
+          <w:szCs w:val="24"/>
           <w:lang w:val="es-ES"/>
         </w:rPr>
         <w:t xml:space="preserve"> </w:t>
       </w:r>
       <w:r>
         <w:rPr>
+          <w:rFonts w:ascii="Times New Roman" w:hAnsi="Times New Roman" w:cs="Times New Roman"/>
           <w:color w:val="153D63" w:themeColor="text2" w:themeTint="E6"/>
-          <w:sz w:val="32"/>
-          <w:szCs w:val="32"/>
+          <w:sz w:val="24"/>
+          <w:szCs w:val="24"/>
           <w:lang w:val="es-ES"/>
         </w:rPr>
         <w:t xml:space="preserve"> </w:t>
       </w:r>
       <w:r>
         <w:rPr>
-          <w:b/>
-          <w:bCs/>
-          <w:sz w:val="32"/>
-          <w:szCs w:val="32"/>
+          <w:rFonts w:ascii="Times New Roman" w:hAnsi="Times New Roman" w:cs="Times New Roman"/>
+          <w:b/>
+          <w:bCs/>
+          <w:sz w:val="24"/>
+          <w:szCs w:val="24"/>
           <w:lang w:val="es-ES"/>
         </w:rPr>
         <w:t xml:space="preserve">Construcción de </w:t>
       </w:r>
       <w:r>
         <w:rPr>
-          <w:b/>
-          <w:bCs/>
-          <w:sz w:val="32"/>
-          <w:szCs w:val="32"/>
+          <w:rFonts w:ascii="Times New Roman" w:hAnsi="Times New Roman" w:cs="Times New Roman"/>
+          <w:b/>
+          <w:bCs/>
+          <w:sz w:val="24"/>
+          <w:szCs w:val="24"/>
           <w:lang w:val="es-ES"/>
         </w:rPr>
         <w:t>Software</w:t>
@@ -292,49 +324,54 @@
     </w:p>
     <w:p>
       <w:pPr>
-        <w:spacing w:line="276" w:lineRule="auto"/>
+        <w:spacing w:line="360" w:lineRule="auto"/>
         <w:jc w:val="center"/>
         <w:rPr>
-          <w:sz w:val="32"/>
-          <w:szCs w:val="32"/>
+          <w:rFonts w:ascii="Times New Roman" w:hAnsi="Times New Roman" w:cs="Times New Roman"/>
+          <w:sz w:val="24"/>
+          <w:szCs w:val="24"/>
           <w:lang w:val="es-ES"/>
         </w:rPr>
       </w:pPr>
       <w:r>
         <w:rPr>
+          <w:rFonts w:ascii="Times New Roman" w:hAnsi="Times New Roman" w:cs="Times New Roman"/>
           <w:b/>
           <w:bCs/>
           <w:color w:val="153D63" w:themeColor="text2" w:themeTint="E6"/>
-          <w:sz w:val="32"/>
-          <w:szCs w:val="32"/>
+          <w:sz w:val="24"/>
+          <w:szCs w:val="24"/>
           <w:lang w:val="es-ES"/>
         </w:rPr>
         <w:t>Paralelo</w:t>
       </w:r>
       <w:r>
         <w:rPr>
+          <w:rFonts w:ascii="Times New Roman" w:hAnsi="Times New Roman" w:cs="Times New Roman"/>
           <w:b/>
           <w:bCs/>
           <w:color w:val="153D63" w:themeColor="text2" w:themeTint="E6"/>
-          <w:sz w:val="32"/>
-          <w:szCs w:val="32"/>
+          <w:sz w:val="24"/>
+          <w:szCs w:val="24"/>
           <w:lang w:val="es-ES"/>
         </w:rPr>
         <w:t>:</w:t>
       </w:r>
       <w:r>
         <w:rPr>
+          <w:rFonts w:ascii="Times New Roman" w:hAnsi="Times New Roman" w:cs="Times New Roman"/>
           <w:color w:val="153D63" w:themeColor="text2" w:themeTint="E6"/>
-          <w:sz w:val="32"/>
-          <w:szCs w:val="32"/>
+          <w:sz w:val="24"/>
+          <w:szCs w:val="24"/>
           <w:lang w:val="es-ES"/>
         </w:rPr>
         <w:t xml:space="preserve"> </w:t>
       </w:r>
       <w:r>
         <w:rPr>
-          <w:sz w:val="32"/>
-          <w:szCs w:val="32"/>
+          <w:rFonts w:ascii="Times New Roman" w:hAnsi="Times New Roman" w:cs="Times New Roman"/>
+          <w:sz w:val="24"/>
+          <w:szCs w:val="24"/>
           <w:lang w:val="es-ES"/>
         </w:rPr>
         <w:t>6-4</w:t>
@@ -342,24 +379,26 @@
     </w:p>
     <w:p>
       <w:pPr>
-        <w:spacing w:after="0" w:line="276" w:lineRule="auto"/>
+        <w:spacing w:after="0" w:line="360" w:lineRule="auto"/>
         <w:jc w:val="center"/>
         <w:rPr>
+          <w:rFonts w:ascii="Times New Roman" w:hAnsi="Times New Roman" w:cs="Times New Roman"/>
           <w:b/>
           <w:bCs/>
           <w:color w:val="153D63" w:themeColor="text2" w:themeTint="E6"/>
-          <w:sz w:val="32"/>
-          <w:szCs w:val="32"/>
+          <w:sz w:val="24"/>
+          <w:szCs w:val="24"/>
           <w:lang w:val="es-ES"/>
         </w:rPr>
       </w:pPr>
       <w:r>
         <w:rPr>
+          <w:rFonts w:ascii="Times New Roman" w:hAnsi="Times New Roman" w:cs="Times New Roman"/>
           <w:b/>
           <w:bCs/>
           <w:color w:val="153D63" w:themeColor="text2" w:themeTint="E6"/>
-          <w:sz w:val="32"/>
-          <w:szCs w:val="32"/>
+          <w:sz w:val="24"/>
+          <w:szCs w:val="24"/>
           <w:lang w:val="es-ES"/>
         </w:rPr>
         <w:t>TEMA:</w:t>
@@ -367,42 +406,46 @@
     </w:p>
     <w:p>
       <w:pPr>
-        <w:spacing w:after="0" w:line="276" w:lineRule="auto"/>
+        <w:spacing w:after="0" w:line="360" w:lineRule="auto"/>
         <w:jc w:val="center"/>
         <w:rPr>
-          <w:b/>
-          <w:bCs/>
-          <w:sz w:val="32"/>
-          <w:szCs w:val="32"/>
+          <w:rFonts w:ascii="Times New Roman" w:hAnsi="Times New Roman" w:cs="Times New Roman"/>
+          <w:b/>
+          <w:bCs/>
+          <w:sz w:val="24"/>
+          <w:szCs w:val="24"/>
           <w:lang w:val="es-ES"/>
         </w:rPr>
       </w:pPr>
       <w:r>
         <w:rPr>
-          <w:b/>
-          <w:bCs/>
-          <w:sz w:val="32"/>
-          <w:szCs w:val="32"/>
+          <w:rFonts w:ascii="Times New Roman" w:hAnsi="Times New Roman" w:cs="Times New Roman"/>
+          <w:b/>
+          <w:bCs/>
+          <w:sz w:val="24"/>
+          <w:szCs w:val="24"/>
           <w:lang w:val="es-ES"/>
         </w:rPr>
         <w:t>“Guía para ejecución de</w:t>
       </w:r>
       <w:r>
         <w:rPr>
-          <w:b/>
-          <w:bCs/>
-          <w:sz w:val="32"/>
-          <w:szCs w:val="32"/>
+          <w:rFonts w:ascii="Times New Roman" w:hAnsi="Times New Roman" w:cs="Times New Roman"/>
+          <w:b/>
+          <w:bCs/>
+          <w:sz w:val="24"/>
+          <w:szCs w:val="24"/>
           <w:lang w:val="es-ES"/>
         </w:rPr>
         <w:t xml:space="preserve"> página web</w:t>
       </w:r>
       <w:r>
         <w:rPr>
-          <w:b/>
-          <w:bCs/>
-          <w:sz w:val="32"/>
-          <w:szCs w:val="32"/>
+          <w:rFonts w:ascii="Times New Roman" w:hAnsi="Times New Roman" w:cs="Times New Roman"/>
+          <w:b/>
+          <w:bCs/>
+          <w:sz w:val="24"/>
+          <w:szCs w:val="24"/>
           <w:lang w:val="es-ES"/>
         </w:rPr>
         <w:t>”</w:t>
@@ -410,35 +453,38 @@
     </w:p>
     <w:p>
       <w:pPr>
-        <w:spacing w:after="0" w:line="276" w:lineRule="auto"/>
+        <w:spacing w:after="0" w:line="360" w:lineRule="auto"/>
         <w:jc w:val="center"/>
         <w:rPr>
-          <w:sz w:val="32"/>
-          <w:szCs w:val="32"/>
+          <w:rFonts w:ascii="Times New Roman" w:hAnsi="Times New Roman" w:cs="Times New Roman"/>
+          <w:sz w:val="24"/>
+          <w:szCs w:val="24"/>
           <w:lang w:val="es-ES"/>
         </w:rPr>
       </w:pPr>
     </w:p>
     <w:p>
       <w:pPr>
-        <w:spacing w:after="0" w:line="276" w:lineRule="auto"/>
+        <w:spacing w:after="0" w:line="360" w:lineRule="auto"/>
         <w:jc w:val="center"/>
         <w:rPr>
+          <w:rFonts w:ascii="Times New Roman" w:hAnsi="Times New Roman" w:cs="Times New Roman"/>
           <w:b/>
           <w:bCs/>
           <w:color w:val="153D63" w:themeColor="text2" w:themeTint="E6"/>
-          <w:sz w:val="32"/>
-          <w:szCs w:val="32"/>
+          <w:sz w:val="24"/>
+          <w:szCs w:val="24"/>
           <w:lang w:val="es-ES"/>
         </w:rPr>
       </w:pPr>
       <w:r>
         <w:rPr>
+          <w:rFonts w:ascii="Times New Roman" w:hAnsi="Times New Roman" w:cs="Times New Roman"/>
           <w:b/>
           <w:bCs/>
           <w:color w:val="153D63" w:themeColor="text2" w:themeTint="E6"/>
-          <w:sz w:val="32"/>
-          <w:szCs w:val="32"/>
+          <w:sz w:val="24"/>
+          <w:szCs w:val="24"/>
           <w:lang w:val="es-ES"/>
         </w:rPr>
         <w:t>INTEGRANTES:</w:t>
@@ -451,34 +497,38 @@
           <w:ilvl w:val="0"/>
           <w:numId w:val="13"/>
         </w:numPr>
-        <w:spacing w:after="0" w:line="276" w:lineRule="auto"/>
+        <w:spacing w:after="0" w:line="360" w:lineRule="auto"/>
         <w:jc w:val="center"/>
         <w:rPr>
-          <w:sz w:val="32"/>
-          <w:szCs w:val="32"/>
+          <w:rFonts w:ascii="Times New Roman" w:hAnsi="Times New Roman" w:cs="Times New Roman"/>
+          <w:sz w:val="24"/>
+          <w:szCs w:val="24"/>
           <w:lang w:val="es-ES"/>
         </w:rPr>
       </w:pPr>
       <w:r>
         <w:rPr>
-          <w:sz w:val="32"/>
-          <w:szCs w:val="32"/>
+          <w:rFonts w:ascii="Times New Roman" w:hAnsi="Times New Roman" w:cs="Times New Roman"/>
+          <w:sz w:val="24"/>
+          <w:szCs w:val="24"/>
           <w:lang w:val="es-ES"/>
         </w:rPr>
         <w:t xml:space="preserve">Rivadeneira </w:t>
       </w:r>
       <w:r>
         <w:rPr>
-          <w:sz w:val="32"/>
-          <w:szCs w:val="32"/>
+          <w:rFonts w:ascii="Times New Roman" w:hAnsi="Times New Roman" w:cs="Times New Roman"/>
+          <w:sz w:val="24"/>
+          <w:szCs w:val="24"/>
           <w:lang w:val="es-ES"/>
         </w:rPr>
         <w:t xml:space="preserve">Alcivar </w:t>
       </w:r>
       <w:r>
         <w:rPr>
-          <w:sz w:val="32"/>
-          <w:szCs w:val="32"/>
+          <w:rFonts w:ascii="Times New Roman" w:hAnsi="Times New Roman" w:cs="Times New Roman"/>
+          <w:sz w:val="24"/>
+          <w:szCs w:val="24"/>
           <w:lang w:val="es-ES"/>
         </w:rPr>
         <w:t>Samuel</w:t>
@@ -491,34 +541,38 @@
           <w:ilvl w:val="0"/>
           <w:numId w:val="13"/>
         </w:numPr>
-        <w:spacing w:after="0" w:line="276" w:lineRule="auto"/>
+        <w:spacing w:after="0" w:line="360" w:lineRule="auto"/>
         <w:jc w:val="center"/>
         <w:rPr>
-          <w:sz w:val="32"/>
-          <w:szCs w:val="32"/>
+          <w:rFonts w:ascii="Times New Roman" w:hAnsi="Times New Roman" w:cs="Times New Roman"/>
+          <w:sz w:val="24"/>
+          <w:szCs w:val="24"/>
           <w:lang w:val="es-ES"/>
         </w:rPr>
       </w:pPr>
       <w:r>
         <w:rPr>
-          <w:sz w:val="32"/>
-          <w:szCs w:val="32"/>
+          <w:rFonts w:ascii="Times New Roman" w:hAnsi="Times New Roman" w:cs="Times New Roman"/>
+          <w:sz w:val="24"/>
+          <w:szCs w:val="24"/>
           <w:lang w:val="es-ES"/>
         </w:rPr>
         <w:t xml:space="preserve">Wanke </w:t>
       </w:r>
       <w:r>
         <w:rPr>
-          <w:sz w:val="32"/>
-          <w:szCs w:val="32"/>
+          <w:rFonts w:ascii="Times New Roman" w:hAnsi="Times New Roman" w:cs="Times New Roman"/>
+          <w:sz w:val="24"/>
+          <w:szCs w:val="24"/>
           <w:lang w:val="es-ES"/>
         </w:rPr>
         <w:t xml:space="preserve">Cedeño </w:t>
       </w:r>
       <w:r>
         <w:rPr>
-          <w:sz w:val="32"/>
-          <w:szCs w:val="32"/>
+          <w:rFonts w:ascii="Times New Roman" w:hAnsi="Times New Roman" w:cs="Times New Roman"/>
+          <w:sz w:val="24"/>
+          <w:szCs w:val="24"/>
           <w:lang w:val="es-ES"/>
         </w:rPr>
         <w:t>Carl</w:t>
@@ -531,26 +585,29 @@
           <w:ilvl w:val="0"/>
           <w:numId w:val="13"/>
         </w:numPr>
-        <w:spacing w:after="0" w:line="276" w:lineRule="auto"/>
+        <w:spacing w:after="0" w:line="360" w:lineRule="auto"/>
         <w:jc w:val="center"/>
         <w:rPr>
-          <w:sz w:val="32"/>
-          <w:szCs w:val="32"/>
+          <w:rFonts w:ascii="Times New Roman" w:hAnsi="Times New Roman" w:cs="Times New Roman"/>
+          <w:sz w:val="24"/>
+          <w:szCs w:val="24"/>
           <w:lang w:val="es-ES"/>
         </w:rPr>
       </w:pPr>
       <w:r>
         <w:rPr>
-          <w:sz w:val="32"/>
-          <w:szCs w:val="32"/>
+          <w:rFonts w:ascii="Times New Roman" w:hAnsi="Times New Roman" w:cs="Times New Roman"/>
+          <w:sz w:val="24"/>
+          <w:szCs w:val="24"/>
           <w:lang w:val="es-ES"/>
         </w:rPr>
         <w:t>Sabando</w:t>
       </w:r>
       <w:r>
         <w:rPr>
-          <w:sz w:val="32"/>
-          <w:szCs w:val="32"/>
+          <w:rFonts w:ascii="Times New Roman" w:hAnsi="Times New Roman" w:cs="Times New Roman"/>
+          <w:sz w:val="24"/>
+          <w:szCs w:val="24"/>
           <w:lang w:val="es-ES"/>
         </w:rPr>
         <w:t xml:space="preserve"> Varela Angello</w:t>
@@ -563,18 +620,20 @@
           <w:ilvl w:val="0"/>
           <w:numId w:val="13"/>
         </w:numPr>
-        <w:spacing w:after="0" w:line="276" w:lineRule="auto"/>
+        <w:spacing w:after="0" w:line="360" w:lineRule="auto"/>
         <w:jc w:val="center"/>
         <w:rPr>
-          <w:sz w:val="32"/>
-          <w:szCs w:val="32"/>
+          <w:rFonts w:ascii="Times New Roman" w:hAnsi="Times New Roman" w:cs="Times New Roman"/>
+          <w:sz w:val="24"/>
+          <w:szCs w:val="24"/>
           <w:lang w:val="es-ES"/>
         </w:rPr>
       </w:pPr>
       <w:r>
         <w:rPr>
-          <w:sz w:val="32"/>
-          <w:szCs w:val="32"/>
+          <w:rFonts w:ascii="Times New Roman" w:hAnsi="Times New Roman" w:cs="Times New Roman"/>
+          <w:sz w:val="24"/>
+          <w:szCs w:val="24"/>
           <w:lang w:val="es-ES"/>
         </w:rPr>
         <w:t>Icaza Lino Diana</w:t>
@@ -587,18 +646,20 @@
           <w:ilvl w:val="0"/>
           <w:numId w:val="13"/>
         </w:numPr>
-        <w:spacing w:after="0" w:line="276" w:lineRule="auto"/>
+        <w:spacing w:after="0" w:line="360" w:lineRule="auto"/>
         <w:jc w:val="center"/>
         <w:rPr>
-          <w:sz w:val="32"/>
-          <w:szCs w:val="32"/>
+          <w:rFonts w:ascii="Times New Roman" w:hAnsi="Times New Roman" w:cs="Times New Roman"/>
+          <w:sz w:val="24"/>
+          <w:szCs w:val="24"/>
           <w:lang w:val="es-ES"/>
         </w:rPr>
       </w:pPr>
       <w:r>
         <w:rPr>
-          <w:sz w:val="32"/>
-          <w:szCs w:val="32"/>
+          <w:rFonts w:ascii="Times New Roman" w:hAnsi="Times New Roman" w:cs="Times New Roman"/>
+          <w:sz w:val="24"/>
+          <w:szCs w:val="24"/>
           <w:lang w:val="es-ES"/>
         </w:rPr>
         <w:t>Barco Figueroa Eliel</w:t>
@@ -611,18 +672,20 @@
           <w:ilvl w:val="0"/>
           <w:numId w:val="13"/>
         </w:numPr>
-        <w:spacing w:after="0" w:line="276" w:lineRule="auto"/>
+        <w:spacing w:after="0" w:line="360" w:lineRule="auto"/>
         <w:jc w:val="center"/>
         <w:rPr>
-          <w:sz w:val="32"/>
-          <w:szCs w:val="32"/>
+          <w:rFonts w:ascii="Times New Roman" w:hAnsi="Times New Roman" w:cs="Times New Roman"/>
+          <w:sz w:val="24"/>
+          <w:szCs w:val="24"/>
           <w:lang w:val="es-ES"/>
         </w:rPr>
       </w:pPr>
       <w:r>
         <w:rPr>
-          <w:sz w:val="32"/>
-          <w:szCs w:val="32"/>
+          <w:rFonts w:ascii="Times New Roman" w:hAnsi="Times New Roman" w:cs="Times New Roman"/>
+          <w:sz w:val="24"/>
+          <w:szCs w:val="24"/>
           <w:lang w:val="es-ES"/>
         </w:rPr>
         <w:t>Santos Borja Martín</w:t>
@@ -635,18 +698,20 @@
           <w:ilvl w:val="0"/>
           <w:numId w:val="13"/>
         </w:numPr>
-        <w:spacing w:after="0" w:line="276" w:lineRule="auto"/>
+        <w:spacing w:after="0" w:line="360" w:lineRule="auto"/>
         <w:jc w:val="center"/>
         <w:rPr>
-          <w:sz w:val="32"/>
-          <w:szCs w:val="32"/>
+          <w:rFonts w:ascii="Times New Roman" w:hAnsi="Times New Roman" w:cs="Times New Roman"/>
+          <w:sz w:val="24"/>
+          <w:szCs w:val="24"/>
           <w:lang w:val="es-ES"/>
         </w:rPr>
       </w:pPr>
       <w:r>
         <w:rPr>
-          <w:sz w:val="32"/>
-          <w:szCs w:val="32"/>
+          <w:rFonts w:ascii="Times New Roman" w:hAnsi="Times New Roman" w:cs="Times New Roman"/>
+          <w:sz w:val="24"/>
+          <w:szCs w:val="24"/>
           <w:lang w:val="es-ES"/>
         </w:rPr>
         <w:t>Salazar Bonoso Isaac</w:t>
@@ -659,42 +724,38 @@
           <w:ilvl w:val="0"/>
           <w:numId w:val="13"/>
         </w:numPr>
-        <w:spacing w:after="0" w:line="276" w:lineRule="auto"/>
+        <w:spacing w:after="0" w:line="360" w:lineRule="auto"/>
         <w:jc w:val="center"/>
         <w:rPr>
-          <w:sz w:val="32"/>
-          <w:szCs w:val="32"/>
+          <w:rFonts w:ascii="Times New Roman" w:hAnsi="Times New Roman" w:cs="Times New Roman"/>
+          <w:sz w:val="24"/>
+          <w:szCs w:val="24"/>
           <w:lang w:val="es-ES"/>
         </w:rPr>
       </w:pPr>
       <w:r>
         <w:rPr>
-          <w:sz w:val="32"/>
-          <w:szCs w:val="32"/>
+          <w:rFonts w:ascii="Times New Roman" w:hAnsi="Times New Roman" w:cs="Times New Roman"/>
+          <w:sz w:val="24"/>
+          <w:szCs w:val="24"/>
           <w:lang w:val="es-ES"/>
         </w:rPr>
         <w:t xml:space="preserve">Jama </w:t>
       </w:r>
       <w:r>
         <w:rPr>
-          <w:sz w:val="32"/>
-          <w:szCs w:val="32"/>
+          <w:rFonts w:ascii="Times New Roman" w:hAnsi="Times New Roman" w:cs="Times New Roman"/>
+          <w:sz w:val="24"/>
+          <w:szCs w:val="24"/>
           <w:lang w:val="es-ES"/>
         </w:rPr>
-        <w:t>Villagrá</w:t>
-      </w:r>
-      <w:r>
-        <w:rPr>
-          <w:sz w:val="32"/>
-          <w:szCs w:val="32"/>
-          <w:lang w:val="es-ES"/>
-        </w:rPr>
-        <w:t>n</w:t>
-      </w:r>
-      <w:r>
-        <w:rPr>
-          <w:sz w:val="32"/>
-          <w:szCs w:val="32"/>
+        <w:t>Villagrán</w:t>
+      </w:r>
+      <w:r>
+        <w:rPr>
+          <w:rFonts w:ascii="Times New Roman" w:hAnsi="Times New Roman" w:cs="Times New Roman"/>
+          <w:sz w:val="24"/>
+          <w:szCs w:val="24"/>
           <w:lang w:val="es-ES"/>
         </w:rPr>
         <w:t xml:space="preserve"> Joao</w:t>
@@ -707,18 +768,20 @@
           <w:ilvl w:val="0"/>
           <w:numId w:val="13"/>
         </w:numPr>
-        <w:spacing w:after="0" w:line="276" w:lineRule="auto"/>
+        <w:spacing w:after="0" w:line="360" w:lineRule="auto"/>
         <w:jc w:val="center"/>
         <w:rPr>
-          <w:sz w:val="32"/>
-          <w:szCs w:val="32"/>
+          <w:rFonts w:ascii="Times New Roman" w:hAnsi="Times New Roman" w:cs="Times New Roman"/>
+          <w:sz w:val="24"/>
+          <w:szCs w:val="24"/>
           <w:lang w:val="es-ES"/>
         </w:rPr>
       </w:pPr>
       <w:r>
         <w:rPr>
-          <w:sz w:val="32"/>
-          <w:szCs w:val="32"/>
+          <w:rFonts w:ascii="Times New Roman" w:hAnsi="Times New Roman" w:cs="Times New Roman"/>
+          <w:sz w:val="24"/>
+          <w:szCs w:val="24"/>
           <w:lang w:val="es-ES"/>
         </w:rPr>
         <w:t>De la Torre Murillo Ángel</w:t>
@@ -731,18 +794,20 @@
           <w:ilvl w:val="0"/>
           <w:numId w:val="13"/>
         </w:numPr>
-        <w:spacing w:after="0" w:line="276" w:lineRule="auto"/>
+        <w:spacing w:after="0" w:line="360" w:lineRule="auto"/>
         <w:jc w:val="center"/>
         <w:rPr>
-          <w:sz w:val="32"/>
-          <w:szCs w:val="32"/>
+          <w:rFonts w:ascii="Times New Roman" w:hAnsi="Times New Roman" w:cs="Times New Roman"/>
+          <w:sz w:val="24"/>
+          <w:szCs w:val="24"/>
           <w:lang w:val="es-ES"/>
         </w:rPr>
       </w:pPr>
       <w:r>
         <w:rPr>
-          <w:sz w:val="32"/>
-          <w:szCs w:val="32"/>
+          <w:rFonts w:ascii="Times New Roman" w:hAnsi="Times New Roman" w:cs="Times New Roman"/>
+          <w:sz w:val="24"/>
+          <w:szCs w:val="24"/>
           <w:lang w:val="es-ES"/>
         </w:rPr>
         <w:t>Zavala Troya Erick</w:t>
@@ -750,51 +815,56 @@
     </w:p>
     <w:p>
       <w:pPr>
-        <w:spacing w:line="276" w:lineRule="auto"/>
+        <w:spacing w:line="360" w:lineRule="auto"/>
         <w:jc w:val="center"/>
         <w:rPr>
-          <w:sz w:val="32"/>
-          <w:szCs w:val="32"/>
+          <w:rFonts w:ascii="Times New Roman" w:hAnsi="Times New Roman" w:cs="Times New Roman"/>
+          <w:sz w:val="24"/>
+          <w:szCs w:val="24"/>
           <w:lang w:val="es-ES"/>
         </w:rPr>
       </w:pPr>
     </w:p>
     <w:p>
       <w:pPr>
-        <w:spacing w:line="276" w:lineRule="auto"/>
+        <w:spacing w:line="360" w:lineRule="auto"/>
         <w:jc w:val="center"/>
         <w:rPr>
+          <w:rFonts w:ascii="Times New Roman" w:hAnsi="Times New Roman" w:cs="Times New Roman"/>
           <w:b/>
           <w:bCs/>
           <w:color w:val="153D63" w:themeColor="text2" w:themeTint="E6"/>
-          <w:sz w:val="32"/>
-          <w:szCs w:val="32"/>
+          <w:sz w:val="24"/>
+          <w:szCs w:val="24"/>
           <w:lang w:val="es-ES"/>
         </w:rPr>
       </w:pPr>
       <w:r>
         <w:rPr>
+          <w:rFonts w:ascii="Times New Roman" w:hAnsi="Times New Roman" w:cs="Times New Roman"/>
           <w:b/>
           <w:bCs/>
           <w:color w:val="153D63" w:themeColor="text2" w:themeTint="E6"/>
-          <w:sz w:val="32"/>
-          <w:szCs w:val="32"/>
+          <w:sz w:val="24"/>
+          <w:szCs w:val="24"/>
           <w:lang w:val="es-ES"/>
         </w:rPr>
         <w:t xml:space="preserve">TUTOR: </w:t>
       </w:r>
       <w:r>
         <w:rPr>
-          <w:sz w:val="32"/>
-          <w:szCs w:val="32"/>
+          <w:rFonts w:ascii="Times New Roman" w:hAnsi="Times New Roman" w:cs="Times New Roman"/>
+          <w:sz w:val="24"/>
+          <w:szCs w:val="24"/>
           <w:lang w:val="es-ES"/>
         </w:rPr>
         <w:t xml:space="preserve">Ing. </w:t>
       </w:r>
       <w:r>
         <w:rPr>
-          <w:sz w:val="32"/>
-          <w:szCs w:val="32"/>
+          <w:rFonts w:ascii="Times New Roman" w:hAnsi="Times New Roman" w:cs="Times New Roman"/>
+          <w:sz w:val="24"/>
+          <w:szCs w:val="24"/>
           <w:lang w:val="es-ES"/>
         </w:rPr>
         <w:t>Parrales Bravo Franklin Ricardo</w:t>
@@ -802,48 +872,53 @@
     </w:p>
     <w:p>
       <w:pPr>
-        <w:spacing w:after="0" w:line="240" w:lineRule="auto"/>
-        <w:rPr>
-          <w:sz w:val="32"/>
-          <w:szCs w:val="32"/>
+        <w:spacing w:after="0" w:line="360" w:lineRule="auto"/>
+        <w:rPr>
+          <w:rFonts w:ascii="Times New Roman" w:hAnsi="Times New Roman" w:cs="Times New Roman"/>
+          <w:sz w:val="24"/>
+          <w:szCs w:val="24"/>
           <w:lang w:val="es-ES"/>
         </w:rPr>
       </w:pPr>
     </w:p>
     <w:p>
       <w:pPr>
-        <w:spacing w:line="276" w:lineRule="auto"/>
+        <w:spacing w:line="360" w:lineRule="auto"/>
         <w:jc w:val="center"/>
         <w:rPr>
-          <w:sz w:val="32"/>
-          <w:szCs w:val="32"/>
+          <w:rFonts w:ascii="Times New Roman" w:hAnsi="Times New Roman" w:cs="Times New Roman"/>
+          <w:sz w:val="24"/>
+          <w:szCs w:val="24"/>
           <w:lang w:val="es-ES"/>
         </w:rPr>
       </w:pPr>
       <w:r>
         <w:rPr>
+          <w:rFonts w:ascii="Times New Roman" w:hAnsi="Times New Roman" w:cs="Times New Roman"/>
           <w:b/>
           <w:bCs/>
           <w:color w:val="153D63" w:themeColor="text2" w:themeTint="E6"/>
-          <w:sz w:val="32"/>
-          <w:szCs w:val="32"/>
+          <w:sz w:val="24"/>
+          <w:szCs w:val="24"/>
           <w:lang w:val="es-ES"/>
         </w:rPr>
         <w:t>AÑO LECTIVO:</w:t>
       </w:r>
       <w:r>
         <w:rPr>
+          <w:rFonts w:ascii="Times New Roman" w:hAnsi="Times New Roman" w:cs="Times New Roman"/>
           <w:color w:val="153D63" w:themeColor="text2" w:themeTint="E6"/>
-          <w:sz w:val="32"/>
-          <w:szCs w:val="32"/>
+          <w:sz w:val="24"/>
+          <w:szCs w:val="24"/>
           <w:lang w:val="es-ES"/>
         </w:rPr>
         <w:t xml:space="preserve"> </w:t>
       </w:r>
       <w:r>
         <w:rPr>
-          <w:sz w:val="32"/>
-          <w:szCs w:val="32"/>
+          <w:rFonts w:ascii="Times New Roman" w:hAnsi="Times New Roman" w:cs="Times New Roman"/>
+          <w:sz w:val="24"/>
+          <w:szCs w:val="24"/>
           <w:lang w:val="es-ES"/>
         </w:rPr>
         <w:t>2026</w:t>
@@ -851,20 +926,24 @@
     </w:p>
     <w:p>
       <w:pPr>
-        <w:spacing w:line="276" w:lineRule="auto"/>
+        <w:spacing w:line="360" w:lineRule="auto"/>
         <w:jc w:val="center"/>
         <w:rPr>
-          <w:sz w:val="28"/>
-          <w:szCs w:val="28"/>
+          <w:rFonts w:ascii="Times New Roman" w:hAnsi="Times New Roman" w:cs="Times New Roman"/>
+          <w:sz w:val="24"/>
+          <w:szCs w:val="24"/>
           <w:lang w:val="es-ES"/>
         </w:rPr>
       </w:pPr>
     </w:p>
     <w:p>
       <w:pPr>
-        <w:spacing w:line="276" w:lineRule="auto"/>
+        <w:spacing w:line="360" w:lineRule="auto"/>
         <w:jc w:val="both"/>
         <w:rPr>
+          <w:rFonts w:ascii="Times New Roman" w:hAnsi="Times New Roman" w:cs="Times New Roman"/>
+          <w:sz w:val="24"/>
+          <w:szCs w:val="24"/>
           <w:lang w:val="es-ES"/>
         </w:rPr>
       </w:pPr>
@@ -872,30 +951,40 @@
     <w:p>
       <w:pPr>
         <w:pStyle w:val="Ttulo1"/>
-        <w:spacing w:line="276" w:lineRule="auto"/>
-        <w:jc w:val="both"/>
-        <w:rPr>
-          <w:lang w:val="es-ES"/>
-        </w:rPr>
-      </w:pPr>
-      <w:r>
-        <w:rPr>
-          <w:lang w:val="es-ES"/>
-        </w:rPr>
+      </w:pPr>
+      <w:r>
         <w:t xml:space="preserve">Guía </w:t>
       </w:r>
       <w:r>
-        <w:rPr>
-          <w:lang w:val="es-ES"/>
-        </w:rPr>
-        <w:t>de Ejecución – Predictive Maintain</w:t>
-      </w:r>
+        <w:t xml:space="preserve">de Ejecución – Predictive </w:t>
+      </w:r>
+      <w:proofErr w:type="spellStart"/>
+      <w:r>
+        <w:t>Maintain</w:t>
+      </w:r>
+      <w:proofErr w:type="spellEnd"/>
     </w:p>
     <w:p>
       <w:pPr>
         <w:pStyle w:val="Ttulo2"/>
-      </w:pPr>
-      <w:r>
+        <w:spacing w:line="360" w:lineRule="auto"/>
+        <w:ind w:left="567"/>
+        <w:rPr>
+          <w:rFonts w:ascii="Times New Roman" w:hAnsi="Times New Roman" w:cs="Times New Roman"/>
+          <w:b/>
+          <w:bCs/>
+          <w:sz w:val="24"/>
+          <w:szCs w:val="24"/>
+        </w:rPr>
+      </w:pPr>
+      <w:r>
+        <w:rPr>
+          <w:rFonts w:ascii="Times New Roman" w:hAnsi="Times New Roman" w:cs="Times New Roman"/>
+          <w:b/>
+          <w:bCs/>
+          <w:sz w:val="24"/>
+          <w:szCs w:val="24"/>
+        </w:rPr>
         <w:t>Requisitos Previos</w:t>
       </w:r>
     </w:p>
@@ -903,61 +992,125 @@
       <w:pPr>
         <w:pStyle w:val="Listaconvietas"/>
         <w:tabs>
-          <w:tab w:val="num" w:pos="360"/>
+          <w:tab w:val="num" w:pos="1296"/>
         </w:tabs>
-        <w:ind w:left="360" w:hanging="360"/>
-      </w:pPr>
-      <w:r>
-        <w:rPr>
-          <w:b/>
-          <w:bCs/>
+        <w:spacing w:line="360" w:lineRule="auto"/>
+        <w:ind w:left="1296" w:hanging="360"/>
+        <w:rPr>
+          <w:rFonts w:ascii="Times New Roman" w:hAnsi="Times New Roman" w:cs="Times New Roman"/>
+          <w:sz w:val="24"/>
+          <w:szCs w:val="24"/>
+        </w:rPr>
+      </w:pPr>
+      <w:r>
+        <w:rPr>
+          <w:rFonts w:ascii="Times New Roman" w:hAnsi="Times New Roman" w:cs="Times New Roman"/>
+          <w:b/>
+          <w:bCs/>
+          <w:sz w:val="24"/>
+          <w:szCs w:val="24"/>
         </w:rPr>
         <w:t>XAMPP</w:t>
       </w:r>
       <w:r>
         <w:rPr>
-          <w:b/>
-          <w:bCs/>
+          <w:rFonts w:ascii="Times New Roman" w:hAnsi="Times New Roman" w:cs="Times New Roman"/>
+          <w:b/>
+          <w:bCs/>
+          <w:sz w:val="24"/>
+          <w:szCs w:val="24"/>
         </w:rPr>
         <w:t>:</w:t>
       </w:r>
       <w:r>
         <w:rPr>
-          <w:b/>
-          <w:bCs/>
+          <w:rFonts w:ascii="Times New Roman" w:hAnsi="Times New Roman" w:cs="Times New Roman"/>
+          <w:b/>
+          <w:bCs/>
+          <w:sz w:val="24"/>
+          <w:szCs w:val="24"/>
         </w:rPr>
         <w:t xml:space="preserve"> </w:t>
       </w:r>
-      <w:r>
-        <w:t>instalado (Apache + MySQL + PHP)</w:t>
+      <w:proofErr w:type="spellStart"/>
+      <w:r>
+        <w:rPr>
+          <w:rFonts w:ascii="Times New Roman" w:hAnsi="Times New Roman" w:cs="Times New Roman"/>
+          <w:sz w:val="24"/>
+          <w:szCs w:val="24"/>
+        </w:rPr>
+        <w:t>instalado</w:t>
+      </w:r>
+      <w:proofErr w:type="spellEnd"/>
+      <w:r>
+        <w:rPr>
+          <w:rFonts w:ascii="Times New Roman" w:hAnsi="Times New Roman" w:cs="Times New Roman"/>
+          <w:sz w:val="24"/>
+          <w:szCs w:val="24"/>
+        </w:rPr>
+        <w:t xml:space="preserve"> (Apache + MySQL + PHP)</w:t>
       </w:r>
     </w:p>
     <w:p>
       <w:pPr>
         <w:pStyle w:val="Listaconvietas"/>
         <w:tabs>
-          <w:tab w:val="num" w:pos="360"/>
+          <w:tab w:val="num" w:pos="1296"/>
         </w:tabs>
-        <w:ind w:left="360" w:hanging="360"/>
-      </w:pPr>
-      <w:r>
-        <w:rPr>
-          <w:b/>
-          <w:bCs/>
-        </w:rPr>
-        <w:t>Navegador web</w:t>
-      </w:r>
-      <w:r>
-        <w:rPr>
-          <w:b/>
-          <w:bCs/>
+        <w:spacing w:line="360" w:lineRule="auto"/>
+        <w:ind w:left="1296" w:hanging="360"/>
+        <w:rPr>
+          <w:rFonts w:ascii="Times New Roman" w:hAnsi="Times New Roman" w:cs="Times New Roman"/>
+          <w:sz w:val="24"/>
+          <w:szCs w:val="24"/>
+        </w:rPr>
+      </w:pPr>
+      <w:proofErr w:type="spellStart"/>
+      <w:r>
+        <w:rPr>
+          <w:rFonts w:ascii="Times New Roman" w:hAnsi="Times New Roman" w:cs="Times New Roman"/>
+          <w:b/>
+          <w:bCs/>
+          <w:sz w:val="24"/>
+          <w:szCs w:val="24"/>
+        </w:rPr>
+        <w:t>Navegador</w:t>
+      </w:r>
+      <w:proofErr w:type="spellEnd"/>
+      <w:r>
+        <w:rPr>
+          <w:rFonts w:ascii="Times New Roman" w:hAnsi="Times New Roman" w:cs="Times New Roman"/>
+          <w:b/>
+          <w:bCs/>
+          <w:sz w:val="24"/>
+          <w:szCs w:val="24"/>
+        </w:rPr>
+        <w:t xml:space="preserve"> web</w:t>
+      </w:r>
+      <w:r>
+        <w:rPr>
+          <w:rFonts w:ascii="Times New Roman" w:hAnsi="Times New Roman" w:cs="Times New Roman"/>
+          <w:b/>
+          <w:bCs/>
+          <w:sz w:val="24"/>
+          <w:szCs w:val="24"/>
         </w:rPr>
         <w:t>:</w:t>
       </w:r>
       <w:r>
+        <w:rPr>
+          <w:rFonts w:ascii="Times New Roman" w:hAnsi="Times New Roman" w:cs="Times New Roman"/>
+          <w:sz w:val="24"/>
+          <w:szCs w:val="24"/>
+        </w:rPr>
         <w:t xml:space="preserve"> </w:t>
       </w:r>
       <w:r>
+        <w:rPr>
+          <w:rFonts w:ascii="Times New Roman" w:hAnsi="Times New Roman" w:cs="Times New Roman"/>
+          <w:sz w:val="24"/>
+          <w:szCs w:val="24"/>
+        </w:rPr>
         <w:t>(Chrome, Firefox, Edge, etc.)</w:t>
       </w:r>
     </w:p>
@@ -965,33 +1118,73 @@
       <w:pPr>
         <w:pStyle w:val="Listaconvietas"/>
         <w:tabs>
-          <w:tab w:val="num" w:pos="360"/>
+          <w:tab w:val="num" w:pos="1296"/>
         </w:tabs>
-        <w:ind w:left="360" w:hanging="360"/>
-      </w:pPr>
-      <w:r>
-        <w:rPr>
-          <w:b/>
-          <w:bCs/>
+        <w:spacing w:line="360" w:lineRule="auto"/>
+        <w:ind w:left="1296" w:hanging="360"/>
+        <w:rPr>
+          <w:rFonts w:ascii="Times New Roman" w:hAnsi="Times New Roman" w:cs="Times New Roman"/>
+          <w:sz w:val="24"/>
+          <w:szCs w:val="24"/>
+        </w:rPr>
+      </w:pPr>
+      <w:r>
+        <w:rPr>
+          <w:rFonts w:ascii="Times New Roman" w:hAnsi="Times New Roman" w:cs="Times New Roman"/>
+          <w:b/>
+          <w:bCs/>
+          <w:sz w:val="24"/>
+          <w:szCs w:val="24"/>
         </w:rPr>
         <w:t xml:space="preserve">phpMyAdmin </w:t>
       </w:r>
       <w:r>
-        <w:t>(incluido en XAMPP)</w:t>
+        <w:rPr>
+          <w:rFonts w:ascii="Times New Roman" w:hAnsi="Times New Roman" w:cs="Times New Roman"/>
+          <w:sz w:val="24"/>
+          <w:szCs w:val="24"/>
+        </w:rPr>
+        <w:t>(</w:t>
+      </w:r>
+      <w:proofErr w:type="spellStart"/>
+      <w:r>
+        <w:rPr>
+          <w:rFonts w:ascii="Times New Roman" w:hAnsi="Times New Roman" w:cs="Times New Roman"/>
+          <w:sz w:val="24"/>
+          <w:szCs w:val="24"/>
+        </w:rPr>
+        <w:t>incluido</w:t>
+      </w:r>
+      <w:proofErr w:type="spellEnd"/>
+      <w:r>
+        <w:rPr>
+          <w:rFonts w:ascii="Times New Roman" w:hAnsi="Times New Roman" w:cs="Times New Roman"/>
+          <w:sz w:val="24"/>
+          <w:szCs w:val="24"/>
+        </w:rPr>
+        <w:t xml:space="preserve"> en XAMPP)</w:t>
       </w:r>
     </w:p>
     <w:p>
       <w:pPr>
         <w:pStyle w:val="Ttulo3"/>
-        <w:rPr>
-          <w:b/>
-          <w:bCs/>
-        </w:rPr>
-      </w:pPr>
-      <w:r>
-        <w:rPr>
-          <w:b/>
-          <w:bCs/>
+        <w:spacing w:line="360" w:lineRule="auto"/>
+        <w:ind w:left="1080"/>
+        <w:rPr>
+          <w:rFonts w:ascii="Times New Roman" w:hAnsi="Times New Roman" w:cs="Times New Roman"/>
+          <w:b/>
+          <w:bCs/>
+          <w:sz w:val="24"/>
+          <w:szCs w:val="24"/>
+        </w:rPr>
+      </w:pPr>
+      <w:r>
+        <w:rPr>
+          <w:rFonts w:ascii="Times New Roman" w:hAnsi="Times New Roman" w:cs="Times New Roman"/>
+          <w:b/>
+          <w:bCs/>
+          <w:sz w:val="24"/>
+          <w:szCs w:val="24"/>
         </w:rPr>
         <w:t>Paso 1: Activar XAMPP</w:t>
       </w:r>
@@ -1000,24 +1193,49 @@
       <w:pPr>
         <w:pStyle w:val="Listaconnmeros"/>
         <w:tabs>
-          <w:tab w:val="num" w:pos="360"/>
+          <w:tab w:val="num" w:pos="1080"/>
         </w:tabs>
-        <w:spacing w:after="0"/>
-        <w:ind w:left="360" w:hanging="360"/>
-      </w:pPr>
-      <w:r>
+        <w:spacing w:after="0" w:line="360" w:lineRule="auto"/>
+        <w:ind w:left="1080" w:hanging="360"/>
+        <w:rPr>
+          <w:rFonts w:ascii="Times New Roman" w:hAnsi="Times New Roman" w:cs="Times New Roman"/>
+          <w:sz w:val="24"/>
+          <w:szCs w:val="24"/>
+        </w:rPr>
+      </w:pPr>
+      <w:proofErr w:type="spellStart"/>
+      <w:r>
+        <w:rPr>
+          <w:rFonts w:ascii="Times New Roman" w:hAnsi="Times New Roman" w:cs="Times New Roman"/>
+          <w:sz w:val="24"/>
+          <w:szCs w:val="24"/>
+        </w:rPr>
         <w:t>Abr</w:t>
       </w:r>
       <w:r>
+        <w:rPr>
+          <w:rFonts w:ascii="Times New Roman" w:hAnsi="Times New Roman" w:cs="Times New Roman"/>
+          <w:sz w:val="24"/>
+          <w:szCs w:val="24"/>
+        </w:rPr>
         <w:t>ir</w:t>
       </w:r>
-      <w:r>
+      <w:proofErr w:type="spellEnd"/>
+      <w:r>
+        <w:rPr>
+          <w:rFonts w:ascii="Times New Roman" w:hAnsi="Times New Roman" w:cs="Times New Roman"/>
+          <w:sz w:val="24"/>
+          <w:szCs w:val="24"/>
+        </w:rPr>
         <w:t xml:space="preserve"> </w:t>
       </w:r>
       <w:r>
         <w:rPr>
-          <w:b/>
-          <w:bCs/>
+          <w:rFonts w:ascii="Times New Roman" w:hAnsi="Times New Roman" w:cs="Times New Roman"/>
+          <w:b/>
+          <w:bCs/>
+          <w:sz w:val="24"/>
+          <w:szCs w:val="24"/>
         </w:rPr>
         <w:t>Control Panel de XAMPP</w:t>
       </w:r>
@@ -1026,22 +1244,40 @@
       <w:pPr>
         <w:pStyle w:val="Listaconnmeros"/>
         <w:tabs>
-          <w:tab w:val="num" w:pos="360"/>
+          <w:tab w:val="num" w:pos="1080"/>
         </w:tabs>
-        <w:spacing w:after="0"/>
-        <w:ind w:left="360" w:hanging="360"/>
-      </w:pPr>
-      <w:r>
+        <w:spacing w:after="0" w:line="360" w:lineRule="auto"/>
+        <w:ind w:left="1080" w:hanging="360"/>
+        <w:rPr>
+          <w:rFonts w:ascii="Times New Roman" w:hAnsi="Times New Roman" w:cs="Times New Roman"/>
+          <w:sz w:val="24"/>
+          <w:szCs w:val="24"/>
+        </w:rPr>
+      </w:pPr>
+      <w:r>
+        <w:rPr>
+          <w:rFonts w:ascii="Times New Roman" w:hAnsi="Times New Roman" w:cs="Times New Roman"/>
+          <w:sz w:val="24"/>
+          <w:szCs w:val="24"/>
+        </w:rPr>
         <w:t xml:space="preserve">Haz clic en </w:t>
       </w:r>
       <w:r>
         <w:rPr>
-          <w:b/>
-          <w:bCs/>
+          <w:rFonts w:ascii="Times New Roman" w:hAnsi="Times New Roman" w:cs="Times New Roman"/>
+          <w:b/>
+          <w:bCs/>
+          <w:sz w:val="24"/>
+          <w:szCs w:val="24"/>
         </w:rPr>
         <w:t>Start</w:t>
       </w:r>
       <w:r>
+        <w:rPr>
+          <w:rFonts w:ascii="Times New Roman" w:hAnsi="Times New Roman" w:cs="Times New Roman"/>
+          <w:sz w:val="24"/>
+          <w:szCs w:val="24"/>
+        </w:rPr>
         <w:t xml:space="preserve"> para:</w:t>
       </w:r>
     </w:p>
@@ -1052,16 +1288,23 @@
           <w:ilvl w:val="0"/>
           <w:numId w:val="14"/>
         </w:numPr>
-        <w:spacing w:after="0"/>
-        <w:rPr>
-          <w:b/>
-          <w:bCs/>
-        </w:rPr>
-      </w:pPr>
-      <w:r>
-        <w:rPr>
-          <w:b/>
-          <w:bCs/>
+        <w:spacing w:after="0" w:line="360" w:lineRule="auto"/>
+        <w:ind w:left="1584"/>
+        <w:rPr>
+          <w:rFonts w:ascii="Times New Roman" w:hAnsi="Times New Roman" w:cs="Times New Roman"/>
+          <w:b/>
+          <w:bCs/>
+          <w:sz w:val="24"/>
+          <w:szCs w:val="24"/>
+        </w:rPr>
+      </w:pPr>
+      <w:r>
+        <w:rPr>
+          <w:rFonts w:ascii="Times New Roman" w:hAnsi="Times New Roman" w:cs="Times New Roman"/>
+          <w:b/>
+          <w:bCs/>
+          <w:sz w:val="24"/>
+          <w:szCs w:val="24"/>
         </w:rPr>
         <w:t>Apache</w:t>
       </w:r>
@@ -1073,54 +1316,59 @@
           <w:ilvl w:val="0"/>
           <w:numId w:val="14"/>
         </w:numPr>
-        <w:spacing w:after="0"/>
-        <w:rPr>
-          <w:b/>
-          <w:bCs/>
-        </w:rPr>
-      </w:pPr>
-      <w:r>
-        <w:rPr>
-          <w:b/>
-          <w:bCs/>
+        <w:spacing w:after="0" w:line="360" w:lineRule="auto"/>
+        <w:ind w:left="1584"/>
+        <w:rPr>
+          <w:rFonts w:ascii="Times New Roman" w:hAnsi="Times New Roman" w:cs="Times New Roman"/>
+          <w:b/>
+          <w:bCs/>
+          <w:sz w:val="24"/>
+          <w:szCs w:val="24"/>
+        </w:rPr>
+      </w:pPr>
+      <w:r>
+        <w:rPr>
+          <w:rFonts w:ascii="Times New Roman" w:hAnsi="Times New Roman" w:cs="Times New Roman"/>
+          <w:b/>
+          <w:bCs/>
+          <w:sz w:val="24"/>
+          <w:szCs w:val="24"/>
         </w:rPr>
         <w:t>MySQ</w:t>
       </w:r>
       <w:r>
         <w:rPr>
-          <w:b/>
-          <w:bCs/>
+          <w:rFonts w:ascii="Times New Roman" w:hAnsi="Times New Roman" w:cs="Times New Roman"/>
+          <w:b/>
+          <w:bCs/>
+          <w:sz w:val="24"/>
+          <w:szCs w:val="24"/>
         </w:rPr>
         <w:t>L</w:t>
       </w:r>
     </w:p>
     <w:p>
       <w:pPr>
-        <w:spacing w:after="0"/>
-      </w:pPr>
-    </w:p>
-    <w:p>
-      <w:pPr>
         <w:pStyle w:val="Ttulo3"/>
-        <w:spacing w:before="0"/>
-        <w:rPr>
-          <w:b/>
-          <w:bCs/>
-        </w:rPr>
-      </w:pPr>
-      <w:r>
-        <w:rPr>
-          <w:b/>
-          <w:bCs/>
-        </w:rPr>
-        <w:t xml:space="preserve">Paso 2: </w:t>
-      </w:r>
-      <w:r>
-        <w:rPr>
-          <w:b/>
-          <w:bCs/>
-        </w:rPr>
-        <w:t>Descargar, descomprimir y pegar carpeta del proyecto</w:t>
+        <w:spacing w:before="0" w:line="360" w:lineRule="auto"/>
+        <w:ind w:left="1080"/>
+        <w:rPr>
+          <w:rFonts w:ascii="Times New Roman" w:hAnsi="Times New Roman" w:cs="Times New Roman"/>
+          <w:b/>
+          <w:bCs/>
+          <w:sz w:val="24"/>
+          <w:szCs w:val="24"/>
+        </w:rPr>
+      </w:pPr>
+      <w:r>
+        <w:rPr>
+          <w:rFonts w:ascii="Times New Roman" w:hAnsi="Times New Roman" w:cs="Times New Roman"/>
+          <w:b/>
+          <w:bCs/>
+          <w:sz w:val="24"/>
+          <w:szCs w:val="24"/>
+        </w:rPr>
+        <w:t>Paso 2: Descargar, descomprimir y pegar carpeta del proyecto</w:t>
       </w:r>
     </w:p>
     <w:p>
@@ -1130,19 +1378,38 @@
           <w:ilvl w:val="0"/>
           <w:numId w:val="14"/>
         </w:numPr>
-        <w:spacing w:after="0"/>
-        <w:rPr>
-          <w:b/>
-          <w:bCs/>
-        </w:rPr>
-      </w:pPr>
-      <w:r>
-        <w:rPr>
-          <w:b/>
-          <w:bCs/>
-        </w:rPr>
-        <w:t>Descargar el archivo del github</w:t>
-      </w:r>
+        <w:spacing w:after="0" w:line="360" w:lineRule="auto"/>
+        <w:ind w:left="1224"/>
+        <w:rPr>
+          <w:rFonts w:ascii="Times New Roman" w:hAnsi="Times New Roman" w:cs="Times New Roman"/>
+          <w:b/>
+          <w:bCs/>
+          <w:sz w:val="24"/>
+          <w:szCs w:val="24"/>
+        </w:rPr>
+      </w:pPr>
+      <w:r>
+        <w:rPr>
+          <w:rFonts w:ascii="Times New Roman" w:hAnsi="Times New Roman" w:cs="Times New Roman"/>
+          <w:b/>
+          <w:bCs/>
+          <w:sz w:val="24"/>
+          <w:szCs w:val="24"/>
+        </w:rPr>
+        <w:t xml:space="preserve">Descargar el archivo del </w:t>
+      </w:r>
+      <w:proofErr w:type="spellStart"/>
+      <w:r>
+        <w:rPr>
+          <w:rFonts w:ascii="Times New Roman" w:hAnsi="Times New Roman" w:cs="Times New Roman"/>
+          <w:b/>
+          <w:bCs/>
+          <w:sz w:val="24"/>
+          <w:szCs w:val="24"/>
+        </w:rPr>
+        <w:t>github</w:t>
+      </w:r>
+      <w:proofErr w:type="spellEnd"/>
     </w:p>
     <w:p>
       <w:pPr>
@@ -1151,16 +1418,23 @@
           <w:ilvl w:val="0"/>
           <w:numId w:val="14"/>
         </w:numPr>
-        <w:spacing w:after="0"/>
-        <w:rPr>
-          <w:b/>
-          <w:bCs/>
-        </w:rPr>
-      </w:pPr>
-      <w:r>
-        <w:rPr>
-          <w:b/>
-          <w:bCs/>
+        <w:spacing w:after="0" w:line="360" w:lineRule="auto"/>
+        <w:ind w:left="1224"/>
+        <w:rPr>
+          <w:rFonts w:ascii="Times New Roman" w:hAnsi="Times New Roman" w:cs="Times New Roman"/>
+          <w:b/>
+          <w:bCs/>
+          <w:sz w:val="24"/>
+          <w:szCs w:val="24"/>
+        </w:rPr>
+      </w:pPr>
+      <w:r>
+        <w:rPr>
+          <w:rFonts w:ascii="Times New Roman" w:hAnsi="Times New Roman" w:cs="Times New Roman"/>
+          <w:b/>
+          <w:bCs/>
+          <w:sz w:val="24"/>
+          <w:szCs w:val="24"/>
         </w:rPr>
         <w:t>Descomprimir el archivo</w:t>
       </w:r>
@@ -1172,18 +1446,47 @@
           <w:ilvl w:val="0"/>
           <w:numId w:val="14"/>
         </w:numPr>
-        <w:spacing w:after="0"/>
-        <w:rPr>
-          <w:b/>
-          <w:bCs/>
-        </w:rPr>
-      </w:pPr>
-      <w:r>
-        <w:rPr>
-          <w:b/>
-          <w:bCs/>
-        </w:rPr>
-        <w:t>Buscar la carpeta xampp en el disco local y pegar el archivo proyecto</w:t>
+        <w:spacing w:after="0" w:line="360" w:lineRule="auto"/>
+        <w:ind w:left="1224"/>
+        <w:rPr>
+          <w:rFonts w:ascii="Times New Roman" w:hAnsi="Times New Roman" w:cs="Times New Roman"/>
+          <w:b/>
+          <w:bCs/>
+          <w:sz w:val="24"/>
+          <w:szCs w:val="24"/>
+        </w:rPr>
+      </w:pPr>
+      <w:r>
+        <w:rPr>
+          <w:rFonts w:ascii="Times New Roman" w:hAnsi="Times New Roman" w:cs="Times New Roman"/>
+          <w:b/>
+          <w:bCs/>
+          <w:sz w:val="24"/>
+          <w:szCs w:val="24"/>
+        </w:rPr>
+        <w:t xml:space="preserve">Buscar la carpeta </w:t>
+      </w:r>
+      <w:proofErr w:type="spellStart"/>
+      <w:r>
+        <w:rPr>
+          <w:rFonts w:ascii="Times New Roman" w:hAnsi="Times New Roman" w:cs="Times New Roman"/>
+          <w:b/>
+          <w:bCs/>
+          <w:sz w:val="24"/>
+          <w:szCs w:val="24"/>
+        </w:rPr>
+        <w:t>xampp</w:t>
+      </w:r>
+      <w:proofErr w:type="spellEnd"/>
+      <w:r>
+        <w:rPr>
+          <w:rFonts w:ascii="Times New Roman" w:hAnsi="Times New Roman" w:cs="Times New Roman"/>
+          <w:b/>
+          <w:bCs/>
+          <w:sz w:val="24"/>
+          <w:szCs w:val="24"/>
+        </w:rPr>
+        <w:t xml:space="preserve"> en el disco local y pegar el archivo proyecto</w:t>
       </w:r>
     </w:p>
     <w:p>
@@ -1193,70 +1496,185 @@
           <w:ilvl w:val="0"/>
           <w:numId w:val="14"/>
         </w:numPr>
-        <w:spacing w:after="0"/>
-        <w:rPr>
-          <w:b/>
-          <w:bCs/>
-        </w:rPr>
-      </w:pPr>
-      <w:r>
-        <w:rPr>
-          <w:b/>
-          <w:bCs/>
-        </w:rPr>
-        <w:t>Hacer una copia del archivo proyecto y pegarlo en la carpeta xampp/htdoc</w:t>
-      </w:r>
+        <w:spacing w:after="0" w:line="360" w:lineRule="auto"/>
+        <w:ind w:left="1224"/>
+        <w:rPr>
+          <w:rFonts w:ascii="Times New Roman" w:hAnsi="Times New Roman" w:cs="Times New Roman"/>
+          <w:b/>
+          <w:bCs/>
+          <w:sz w:val="24"/>
+          <w:szCs w:val="24"/>
+        </w:rPr>
+      </w:pPr>
+      <w:r>
+        <w:rPr>
+          <w:rFonts w:ascii="Times New Roman" w:hAnsi="Times New Roman" w:cs="Times New Roman"/>
+          <w:b/>
+          <w:bCs/>
+          <w:sz w:val="24"/>
+          <w:szCs w:val="24"/>
+        </w:rPr>
+        <w:t xml:space="preserve">Hacer una copia del archivo proyecto y pegarlo en la carpeta </w:t>
+      </w:r>
+      <w:proofErr w:type="spellStart"/>
+      <w:r>
+        <w:rPr>
+          <w:rFonts w:ascii="Times New Roman" w:hAnsi="Times New Roman" w:cs="Times New Roman"/>
+          <w:b/>
+          <w:bCs/>
+          <w:sz w:val="24"/>
+          <w:szCs w:val="24"/>
+        </w:rPr>
+        <w:t>xampp</w:t>
+      </w:r>
+      <w:proofErr w:type="spellEnd"/>
+      <w:r>
+        <w:rPr>
+          <w:rFonts w:ascii="Times New Roman" w:hAnsi="Times New Roman" w:cs="Times New Roman"/>
+          <w:b/>
+          <w:bCs/>
+          <w:sz w:val="24"/>
+          <w:szCs w:val="24"/>
+        </w:rPr>
+        <w:t>/</w:t>
+      </w:r>
+      <w:proofErr w:type="spellStart"/>
+      <w:r>
+        <w:rPr>
+          <w:rFonts w:ascii="Times New Roman" w:hAnsi="Times New Roman" w:cs="Times New Roman"/>
+          <w:b/>
+          <w:bCs/>
+          <w:sz w:val="24"/>
+          <w:szCs w:val="24"/>
+        </w:rPr>
+        <w:t>htdoc</w:t>
+      </w:r>
+      <w:proofErr w:type="spellEnd"/>
     </w:p>
     <w:p>
       <w:pPr>
         <w:pStyle w:val="Ttulo3"/>
-        <w:spacing w:before="0"/>
-        <w:rPr>
-          <w:b/>
-          <w:bCs/>
-        </w:rPr>
-      </w:pPr>
-      <w:r>
-        <w:rPr>
-          <w:b/>
-          <w:bCs/>
+        <w:spacing w:before="0" w:line="360" w:lineRule="auto"/>
+        <w:ind w:left="1080"/>
+        <w:rPr>
+          <w:rFonts w:ascii="Times New Roman" w:hAnsi="Times New Roman" w:cs="Times New Roman"/>
+          <w:b/>
+          <w:bCs/>
+          <w:sz w:val="24"/>
+          <w:szCs w:val="24"/>
+        </w:rPr>
+      </w:pPr>
+      <w:r>
+        <w:rPr>
+          <w:rFonts w:ascii="Times New Roman" w:hAnsi="Times New Roman" w:cs="Times New Roman"/>
+          <w:b/>
+          <w:bCs/>
+          <w:sz w:val="24"/>
+          <w:szCs w:val="24"/>
         </w:rPr>
         <w:t xml:space="preserve">Paso </w:t>
       </w:r>
       <w:r>
         <w:rPr>
-          <w:b/>
-          <w:bCs/>
+          <w:rFonts w:ascii="Times New Roman" w:hAnsi="Times New Roman" w:cs="Times New Roman"/>
+          <w:b/>
+          <w:bCs/>
+          <w:sz w:val="24"/>
+          <w:szCs w:val="24"/>
         </w:rPr>
         <w:t>3</w:t>
       </w:r>
       <w:r>
         <w:rPr>
-          <w:b/>
-          <w:bCs/>
-        </w:rPr>
-        <w:t>: Importar la Base de Datos</w:t>
+          <w:rFonts w:ascii="Times New Roman" w:hAnsi="Times New Roman" w:cs="Times New Roman"/>
+          <w:b/>
+          <w:bCs/>
+          <w:sz w:val="24"/>
+          <w:szCs w:val="24"/>
+        </w:rPr>
+        <w:t xml:space="preserve">: </w:t>
+      </w:r>
+    </w:p>
+    <w:p>
+      <w:pPr>
+        <w:pStyle w:val="Prrafodelista"/>
+        <w:numPr>
+          <w:ilvl w:val="0"/>
+          <w:numId w:val="14"/>
+        </w:numPr>
+        <w:spacing w:after="0" w:line="360" w:lineRule="auto"/>
+        <w:ind w:left="1224"/>
+        <w:rPr>
+          <w:rFonts w:ascii="Times New Roman" w:hAnsi="Times New Roman" w:cs="Times New Roman"/>
+          <w:b/>
+          <w:bCs/>
+          <w:sz w:val="24"/>
+          <w:szCs w:val="24"/>
+        </w:rPr>
+      </w:pPr>
+      <w:r>
+        <w:rPr>
+          <w:rFonts w:ascii="Times New Roman" w:hAnsi="Times New Roman" w:cs="Times New Roman"/>
+          <w:b/>
+          <w:bCs/>
+          <w:sz w:val="24"/>
+          <w:szCs w:val="24"/>
+        </w:rPr>
+        <w:t>Importar la Base de Datos</w:t>
       </w:r>
     </w:p>
     <w:p>
       <w:pPr>
         <w:pStyle w:val="Ttulo4"/>
-        <w:spacing w:before="0"/>
-        <w:rPr>
+        <w:spacing w:before="0" w:line="360" w:lineRule="auto"/>
+        <w:ind w:left="1224"/>
+        <w:rPr>
+          <w:rFonts w:ascii="Times New Roman" w:hAnsi="Times New Roman" w:cs="Times New Roman"/>
           <w:b/>
           <w:bCs/>
           <w:i w:val="0"/>
           <w:iCs w:val="0"/>
-        </w:rPr>
-      </w:pPr>
-      <w:r>
-        <w:rPr>
+          <w:sz w:val="24"/>
+          <w:szCs w:val="24"/>
+        </w:rPr>
+      </w:pPr>
+      <w:r>
+        <w:rPr>
+          <w:rFonts w:ascii="Times New Roman" w:hAnsi="Times New Roman" w:cs="Times New Roman"/>
           <w:b/>
           <w:bCs/>
           <w:i w:val="0"/>
           <w:iCs w:val="0"/>
-        </w:rPr>
-        <w:t>Opción A: Usar phpMyAdmin (Recomendado)</w:t>
+          <w:sz w:val="24"/>
+          <w:szCs w:val="24"/>
+        </w:rPr>
+        <w:t xml:space="preserve">Opción A: Usar </w:t>
+      </w:r>
+      <w:proofErr w:type="spellStart"/>
+      <w:r>
+        <w:rPr>
+          <w:rFonts w:ascii="Times New Roman" w:hAnsi="Times New Roman" w:cs="Times New Roman"/>
+          <w:b/>
+          <w:bCs/>
+          <w:i w:val="0"/>
+          <w:iCs w:val="0"/>
+          <w:sz w:val="24"/>
+          <w:szCs w:val="24"/>
+        </w:rPr>
+        <w:t>phpMyAdmin</w:t>
+      </w:r>
+      <w:proofErr w:type="spellEnd"/>
+      <w:r>
+        <w:rPr>
+          <w:rFonts w:ascii="Times New Roman" w:hAnsi="Times New Roman" w:cs="Times New Roman"/>
+          <w:b/>
+          <w:bCs/>
+          <w:i w:val="0"/>
+          <w:iCs w:val="0"/>
+          <w:sz w:val="24"/>
+          <w:szCs w:val="24"/>
+        </w:rPr>
+        <w:t xml:space="preserve"> (Recomendado)</w:t>
       </w:r>
     </w:p>
     <w:p>
@@ -1266,48 +1684,80 @@
           <w:ilvl w:val="0"/>
           <w:numId w:val="16"/>
         </w:numPr>
+        <w:spacing w:line="360" w:lineRule="auto"/>
+        <w:ind w:left="1211"/>
         <w:jc w:val="both"/>
         <w:rPr>
+          <w:rFonts w:ascii="Times New Roman" w:hAnsi="Times New Roman" w:cs="Times New Roman"/>
+          <w:sz w:val="24"/>
+          <w:szCs w:val="24"/>
           <w:lang w:val="es-EC"/>
         </w:rPr>
       </w:pPr>
       <w:r>
         <w:rPr>
+          <w:rFonts w:ascii="Times New Roman" w:hAnsi="Times New Roman" w:cs="Times New Roman"/>
+          <w:sz w:val="24"/>
+          <w:szCs w:val="24"/>
           <w:lang w:val="es-EC"/>
         </w:rPr>
         <w:t>Abr</w:t>
       </w:r>
       <w:r>
         <w:rPr>
+          <w:rFonts w:ascii="Times New Roman" w:hAnsi="Times New Roman" w:cs="Times New Roman"/>
+          <w:sz w:val="24"/>
+          <w:szCs w:val="24"/>
           <w:lang w:val="es-EC"/>
         </w:rPr>
         <w:t xml:space="preserve">ir el </w:t>
       </w:r>
       <w:r>
         <w:rPr>
+          <w:rFonts w:ascii="Times New Roman" w:hAnsi="Times New Roman" w:cs="Times New Roman"/>
+          <w:sz w:val="24"/>
+          <w:szCs w:val="24"/>
           <w:lang w:val="es-EC"/>
         </w:rPr>
         <w:t xml:space="preserve">navegador </w:t>
       </w:r>
       <w:r>
         <w:rPr>
+          <w:rFonts w:ascii="Times New Roman" w:hAnsi="Times New Roman" w:cs="Times New Roman"/>
+          <w:sz w:val="24"/>
+          <w:szCs w:val="24"/>
           <w:lang w:val="es-EC"/>
         </w:rPr>
-        <w:t>con la siguiente direccion:</w:t>
-      </w:r>
-      <w:r>
-        <w:rPr>
+        <w:t xml:space="preserve">con la siguiente </w:t>
+      </w:r>
+      <w:proofErr w:type="spellStart"/>
+      <w:r>
+        <w:rPr>
+          <w:rFonts w:ascii="Times New Roman" w:hAnsi="Times New Roman" w:cs="Times New Roman"/>
+          <w:sz w:val="24"/>
+          <w:szCs w:val="24"/>
           <w:lang w:val="es-EC"/>
         </w:rPr>
-        <w:t xml:space="preserve"> </w:t>
-      </w:r>
-      <w:r>
-        <w:rPr>
-          <w:b/>
-          <w:bCs/>
+        <w:t>direccion</w:t>
+      </w:r>
+      <w:proofErr w:type="spellEnd"/>
+      <w:r>
+        <w:rPr>
+          <w:rFonts w:ascii="Times New Roman" w:hAnsi="Times New Roman" w:cs="Times New Roman"/>
+          <w:sz w:val="24"/>
+          <w:szCs w:val="24"/>
           <w:lang w:val="es-EC"/>
         </w:rPr>
-        <w:t>http://localhost/phpmyadmin</w:t>
+        <w:t>:</w:t>
+      </w:r>
+      <w:r>
+        <w:rPr>
+          <w:rFonts w:ascii="Times New Roman" w:hAnsi="Times New Roman" w:cs="Times New Roman"/>
+          <w:sz w:val="24"/>
+          <w:szCs w:val="24"/>
+          <w:lang w:val="es-EC"/>
+        </w:rPr>
+        <w:t xml:space="preserve"> http://localhost/phpmyadmin</w:t>
       </w:r>
     </w:p>
     <w:p>
@@ -1317,54 +1767,62 @@
           <w:ilvl w:val="0"/>
           <w:numId w:val="16"/>
         </w:numPr>
+        <w:spacing w:line="360" w:lineRule="auto"/>
+        <w:ind w:left="1211"/>
         <w:jc w:val="both"/>
         <w:rPr>
+          <w:rFonts w:ascii="Times New Roman" w:hAnsi="Times New Roman" w:cs="Times New Roman"/>
+          <w:sz w:val="24"/>
+          <w:szCs w:val="24"/>
           <w:lang w:val="es-EC"/>
         </w:rPr>
       </w:pPr>
       <w:r>
         <w:rPr>
+          <w:rFonts w:ascii="Times New Roman" w:hAnsi="Times New Roman" w:cs="Times New Roman"/>
+          <w:sz w:val="24"/>
+          <w:szCs w:val="24"/>
           <w:lang w:val="es-EC"/>
         </w:rPr>
         <w:t>Ha</w:t>
       </w:r>
       <w:r>
         <w:rPr>
+          <w:rFonts w:ascii="Times New Roman" w:hAnsi="Times New Roman" w:cs="Times New Roman"/>
+          <w:sz w:val="24"/>
+          <w:szCs w:val="24"/>
           <w:lang w:val="es-EC"/>
         </w:rPr>
         <w:t xml:space="preserve">cer </w:t>
       </w:r>
-      <w:r>
-        <w:rPr>
+      <w:proofErr w:type="spellStart"/>
+      <w:r>
+        <w:rPr>
+          <w:rFonts w:ascii="Times New Roman" w:hAnsi="Times New Roman" w:cs="Times New Roman"/>
+          <w:sz w:val="24"/>
+          <w:szCs w:val="24"/>
           <w:lang w:val="es-EC"/>
         </w:rPr>
         <w:t>clic</w:t>
       </w:r>
       <w:r>
         <w:rPr>
+          <w:rFonts w:ascii="Times New Roman" w:hAnsi="Times New Roman" w:cs="Times New Roman"/>
+          <w:sz w:val="24"/>
+          <w:szCs w:val="24"/>
           <w:lang w:val="es-EC"/>
         </w:rPr>
         <w:t>k</w:t>
       </w:r>
-      <w:r>
-        <w:rPr>
+      <w:proofErr w:type="spellEnd"/>
+      <w:r>
+        <w:rPr>
+          <w:rFonts w:ascii="Times New Roman" w:hAnsi="Times New Roman" w:cs="Times New Roman"/>
+          <w:sz w:val="24"/>
+          <w:szCs w:val="24"/>
           <w:lang w:val="es-EC"/>
         </w:rPr>
-        <w:t xml:space="preserve"> en </w:t>
-      </w:r>
-      <w:r>
-        <w:rPr>
-          <w:b/>
-          <w:bCs/>
-          <w:lang w:val="es-EC"/>
-        </w:rPr>
-        <w:t>Importar</w:t>
-      </w:r>
-      <w:r>
-        <w:rPr>
-          <w:lang w:val="es-EC"/>
-        </w:rPr>
-        <w:t xml:space="preserve"> (esquina superior)</w:t>
+        <w:t xml:space="preserve"> en Importar (esquina superior)</w:t>
       </w:r>
     </w:p>
     <w:p>
@@ -1374,25 +1832,93 @@
           <w:ilvl w:val="0"/>
           <w:numId w:val="16"/>
         </w:numPr>
-        <w:jc w:val="both"/>
-        <w:rPr>
+        <w:spacing w:line="360" w:lineRule="auto"/>
+        <w:ind w:left="1211"/>
+        <w:rPr>
+          <w:rFonts w:ascii="Times New Roman" w:hAnsi="Times New Roman" w:cs="Times New Roman"/>
+          <w:sz w:val="24"/>
+          <w:szCs w:val="24"/>
           <w:lang w:val="es-EC"/>
         </w:rPr>
       </w:pPr>
       <w:r>
         <w:rPr>
+          <w:rFonts w:ascii="Times New Roman" w:hAnsi="Times New Roman" w:cs="Times New Roman"/>
+          <w:sz w:val="24"/>
+          <w:szCs w:val="24"/>
           <w:lang w:val="es-EC"/>
         </w:rPr>
-        <w:t xml:space="preserve">Selecciona el archivo: </w:t>
-      </w:r>
-      <w:r>
-        <w:rPr>
-          <w:b/>
-          <w:bCs/>
+        <w:t>Selecciona el archivo:</w:t>
+      </w:r>
+      <w:r>
+        <w:rPr>
+          <w:rFonts w:ascii="Times New Roman" w:hAnsi="Times New Roman" w:cs="Times New Roman"/>
+          <w:sz w:val="24"/>
+          <w:szCs w:val="24"/>
           <w:lang w:val="es-EC"/>
         </w:rPr>
-        <w:t>proyecto/proyecto/código/database/mysql_stored/script.sql</w:t>
-      </w:r>
+        <w:t xml:space="preserve"> </w:t>
+      </w:r>
+      <w:r>
+        <w:rPr>
+          <w:rFonts w:ascii="Times New Roman" w:hAnsi="Times New Roman" w:cs="Times New Roman"/>
+          <w:sz w:val="24"/>
+          <w:szCs w:val="24"/>
+          <w:lang w:val="es-EC"/>
+        </w:rPr>
+        <w:t>proyecto/proyecto/código/</w:t>
+      </w:r>
+      <w:proofErr w:type="spellStart"/>
+      <w:r>
+        <w:rPr>
+          <w:rFonts w:ascii="Times New Roman" w:hAnsi="Times New Roman" w:cs="Times New Roman"/>
+          <w:sz w:val="24"/>
+          <w:szCs w:val="24"/>
+          <w:lang w:val="es-EC"/>
+        </w:rPr>
+        <w:t>database</w:t>
+      </w:r>
+      <w:proofErr w:type="spellEnd"/>
+      <w:r>
+        <w:rPr>
+          <w:rFonts w:ascii="Times New Roman" w:hAnsi="Times New Roman" w:cs="Times New Roman"/>
+          <w:sz w:val="24"/>
+          <w:szCs w:val="24"/>
+          <w:lang w:val="es-EC"/>
+        </w:rPr>
+        <w:t>/</w:t>
+      </w:r>
+      <w:proofErr w:type="spellStart"/>
+      <w:r>
+        <w:rPr>
+          <w:rFonts w:ascii="Times New Roman" w:hAnsi="Times New Roman" w:cs="Times New Roman"/>
+          <w:sz w:val="24"/>
+          <w:szCs w:val="24"/>
+          <w:lang w:val="es-EC"/>
+        </w:rPr>
+        <w:t>mysql_stored</w:t>
+      </w:r>
+      <w:proofErr w:type="spellEnd"/>
+      <w:r>
+        <w:rPr>
+          <w:rFonts w:ascii="Times New Roman" w:hAnsi="Times New Roman" w:cs="Times New Roman"/>
+          <w:sz w:val="24"/>
+          <w:szCs w:val="24"/>
+          <w:lang w:val="es-EC"/>
+        </w:rPr>
+        <w:t>/</w:t>
+      </w:r>
+      <w:proofErr w:type="spellStart"/>
+      <w:r>
+        <w:rPr>
+          <w:rFonts w:ascii="Times New Roman" w:hAnsi="Times New Roman" w:cs="Times New Roman"/>
+          <w:sz w:val="24"/>
+          <w:szCs w:val="24"/>
+          <w:lang w:val="es-EC"/>
+        </w:rPr>
+        <w:t>script.sql</w:t>
+      </w:r>
+      <w:proofErr w:type="spellEnd"/>
     </w:p>
     <w:p>
       <w:pPr>
@@ -1401,22 +1927,33 @@
           <w:ilvl w:val="0"/>
           <w:numId w:val="16"/>
         </w:numPr>
+        <w:spacing w:line="360" w:lineRule="auto"/>
+        <w:ind w:left="1211"/>
         <w:jc w:val="both"/>
         <w:rPr>
-          <w:b/>
-          <w:bCs/>
-        </w:rPr>
-      </w:pPr>
-      <w:r>
+          <w:rFonts w:ascii="Times New Roman" w:hAnsi="Times New Roman" w:cs="Times New Roman"/>
+          <w:sz w:val="24"/>
+          <w:szCs w:val="24"/>
+        </w:rPr>
+      </w:pPr>
+      <w:r>
+        <w:rPr>
+          <w:rFonts w:ascii="Times New Roman" w:hAnsi="Times New Roman" w:cs="Times New Roman"/>
+          <w:sz w:val="24"/>
+          <w:szCs w:val="24"/>
+        </w:rPr>
         <w:t xml:space="preserve">Haz clic en </w:t>
       </w:r>
-      <w:r>
-        <w:rPr>
-          <w:b/>
-          <w:bCs/>
+      <w:proofErr w:type="spellStart"/>
+      <w:r>
+        <w:rPr>
+          <w:rFonts w:ascii="Times New Roman" w:hAnsi="Times New Roman" w:cs="Times New Roman"/>
+          <w:sz w:val="24"/>
+          <w:szCs w:val="24"/>
         </w:rPr>
         <w:t>Continuar</w:t>
       </w:r>
+      <w:proofErr w:type="spellEnd"/>
     </w:p>
     <w:p>
       <w:pPr>
@@ -1425,25 +1962,39 @@
           <w:ilvl w:val="0"/>
           <w:numId w:val="16"/>
         </w:numPr>
+        <w:spacing w:line="360" w:lineRule="auto"/>
+        <w:ind w:left="1211"/>
         <w:jc w:val="both"/>
         <w:rPr>
+          <w:rFonts w:ascii="Times New Roman" w:hAnsi="Times New Roman" w:cs="Times New Roman"/>
+          <w:sz w:val="24"/>
+          <w:szCs w:val="24"/>
           <w:lang w:val="es-EC"/>
         </w:rPr>
       </w:pPr>
       <w:r>
         <w:rPr>
+          <w:rFonts w:ascii="Times New Roman" w:hAnsi="Times New Roman" w:cs="Times New Roman"/>
+          <w:sz w:val="24"/>
+          <w:szCs w:val="24"/>
           <w:lang w:val="es-EC"/>
         </w:rPr>
         <w:t>Espera</w:t>
       </w:r>
       <w:r>
         <w:rPr>
+          <w:rFonts w:ascii="Times New Roman" w:hAnsi="Times New Roman" w:cs="Times New Roman"/>
+          <w:sz w:val="24"/>
+          <w:szCs w:val="24"/>
           <w:lang w:val="es-EC"/>
         </w:rPr>
         <w:t>r</w:t>
       </w:r>
       <w:r>
         <w:rPr>
+          <w:rFonts w:ascii="Times New Roman" w:hAnsi="Times New Roman" w:cs="Times New Roman"/>
+          <w:sz w:val="24"/>
+          <w:szCs w:val="24"/>
           <w:lang w:val="es-EC"/>
         </w:rPr>
         <w:t xml:space="preserve"> a que se complete la importación</w:t>
@@ -1452,20 +2003,27 @@
     <w:p>
       <w:pPr>
         <w:pStyle w:val="Ttulo4"/>
-        <w:spacing w:before="0" w:after="0"/>
-        <w:rPr>
+        <w:spacing w:before="0" w:after="0" w:line="360" w:lineRule="auto"/>
+        <w:ind w:left="1224"/>
+        <w:rPr>
+          <w:rFonts w:ascii="Times New Roman" w:hAnsi="Times New Roman" w:cs="Times New Roman"/>
           <w:b/>
           <w:bCs/>
           <w:i w:val="0"/>
           <w:iCs w:val="0"/>
-        </w:rPr>
-      </w:pPr>
-      <w:r>
-        <w:rPr>
+          <w:sz w:val="24"/>
+          <w:szCs w:val="24"/>
+        </w:rPr>
+      </w:pPr>
+      <w:r>
+        <w:rPr>
+          <w:rFonts w:ascii="Times New Roman" w:hAnsi="Times New Roman" w:cs="Times New Roman"/>
           <w:b/>
           <w:bCs/>
           <w:i w:val="0"/>
           <w:iCs w:val="0"/>
+          <w:sz w:val="24"/>
+          <w:szCs w:val="24"/>
         </w:rPr>
         <w:t>Opción B: Usar MySQL CLI</w:t>
       </w:r>
@@ -1477,30 +2035,81 @@
           <w:ilvl w:val="0"/>
           <w:numId w:val="17"/>
         </w:numPr>
-        <w:spacing w:after="0"/>
-        <w:rPr>
-          <w:b/>
-          <w:bCs/>
-        </w:rPr>
-      </w:pPr>
-      <w:r>
+        <w:spacing w:after="0" w:line="360" w:lineRule="auto"/>
+        <w:ind w:left="1080"/>
+        <w:rPr>
+          <w:rFonts w:ascii="Times New Roman" w:hAnsi="Times New Roman" w:cs="Times New Roman"/>
+          <w:sz w:val="24"/>
+          <w:szCs w:val="24"/>
+        </w:rPr>
+      </w:pPr>
+      <w:r>
+        <w:rPr>
+          <w:rFonts w:ascii="Times New Roman" w:hAnsi="Times New Roman" w:cs="Times New Roman"/>
+          <w:sz w:val="24"/>
+          <w:szCs w:val="24"/>
+        </w:rPr>
         <w:t>Abr</w:t>
       </w:r>
       <w:r>
+        <w:rPr>
+          <w:rFonts w:ascii="Times New Roman" w:hAnsi="Times New Roman" w:cs="Times New Roman"/>
+          <w:sz w:val="24"/>
+          <w:szCs w:val="24"/>
+        </w:rPr>
         <w:t>ir</w:t>
       </w:r>
       <w:r>
+        <w:rPr>
+          <w:rFonts w:ascii="Times New Roman" w:hAnsi="Times New Roman" w:cs="Times New Roman"/>
+          <w:sz w:val="24"/>
+          <w:szCs w:val="24"/>
+        </w:rPr>
         <w:t xml:space="preserve"> PowerShell o CMD y ejecuta:</w:t>
       </w:r>
       <w:r>
+        <w:rPr>
+          <w:rFonts w:ascii="Times New Roman" w:hAnsi="Times New Roman" w:cs="Times New Roman"/>
+          <w:sz w:val="24"/>
+          <w:szCs w:val="24"/>
+        </w:rPr>
         <w:t xml:space="preserve"> </w:t>
       </w:r>
-      <w:r>
-        <w:rPr>
-          <w:b/>
-          <w:bCs/>
-        </w:rPr>
-        <w:t>mysql -u root -p &lt; "C:\ruta\a\script.sql"</w:t>
+      <w:proofErr w:type="spellStart"/>
+      <w:r>
+        <w:rPr>
+          <w:rFonts w:ascii="Times New Roman" w:hAnsi="Times New Roman" w:cs="Times New Roman"/>
+          <w:sz w:val="24"/>
+          <w:szCs w:val="24"/>
+        </w:rPr>
+        <w:t>mysql</w:t>
+      </w:r>
+      <w:proofErr w:type="spellEnd"/>
+      <w:r>
+        <w:rPr>
+          <w:rFonts w:ascii="Times New Roman" w:hAnsi="Times New Roman" w:cs="Times New Roman"/>
+          <w:sz w:val="24"/>
+          <w:szCs w:val="24"/>
+        </w:rPr>
+        <w:t xml:space="preserve"> -u </w:t>
+      </w:r>
+      <w:proofErr w:type="spellStart"/>
+      <w:r>
+        <w:rPr>
+          <w:rFonts w:ascii="Times New Roman" w:hAnsi="Times New Roman" w:cs="Times New Roman"/>
+          <w:sz w:val="24"/>
+          <w:szCs w:val="24"/>
+        </w:rPr>
+        <w:t>root</w:t>
+      </w:r>
+      <w:proofErr w:type="spellEnd"/>
+      <w:r>
+        <w:rPr>
+          <w:rFonts w:ascii="Times New Roman" w:hAnsi="Times New Roman" w:cs="Times New Roman"/>
+          <w:sz w:val="24"/>
+          <w:szCs w:val="24"/>
+        </w:rPr>
+        <w:t xml:space="preserve"> -p &lt; "C:\ruta\a\script.sql"</w:t>
       </w:r>
     </w:p>
     <w:p>
@@ -1510,26 +2119,27 @@
           <w:ilvl w:val="0"/>
           <w:numId w:val="17"/>
         </w:numPr>
-        <w:spacing w:after="0"/>
-        <w:rPr>
-          <w:b/>
-          <w:bCs/>
-        </w:rPr>
-      </w:pPr>
-      <w:r>
-        <w:t xml:space="preserve">Si no pide contraseña, solo presiona </w:t>
-      </w:r>
-      <w:r>
-        <w:rPr>
-          <w:b/>
-          <w:bCs/>
-        </w:rPr>
-        <w:t>Enter</w:t>
-      </w:r>
-      <w:r>
-        <w:rPr>
-          <w:b/>
-          <w:bCs/>
+        <w:spacing w:after="0" w:line="360" w:lineRule="auto"/>
+        <w:ind w:left="1080"/>
+        <w:rPr>
+          <w:rFonts w:ascii="Times New Roman" w:hAnsi="Times New Roman" w:cs="Times New Roman"/>
+          <w:sz w:val="24"/>
+          <w:szCs w:val="24"/>
+        </w:rPr>
+      </w:pPr>
+      <w:r>
+        <w:rPr>
+          <w:rFonts w:ascii="Times New Roman" w:hAnsi="Times New Roman" w:cs="Times New Roman"/>
+          <w:sz w:val="24"/>
+          <w:szCs w:val="24"/>
+        </w:rPr>
+        <w:t>Si no pide contraseña, solo presiona Enter</w:t>
+      </w:r>
+      <w:r>
+        <w:rPr>
+          <w:rFonts w:ascii="Times New Roman" w:hAnsi="Times New Roman" w:cs="Times New Roman"/>
+          <w:sz w:val="24"/>
+          <w:szCs w:val="24"/>
         </w:rPr>
         <w:t>.</w:t>
       </w:r>
@@ -1537,29 +2147,44 @@
     <w:p>
       <w:pPr>
         <w:pStyle w:val="Ttulo3"/>
-        <w:rPr>
-          <w:b/>
-          <w:bCs/>
-        </w:rPr>
-      </w:pPr>
-      <w:r>
-        <w:rPr>
-          <w:b/>
-          <w:bCs/>
-        </w:rPr>
+        <w:spacing w:line="360" w:lineRule="auto"/>
+        <w:ind w:left="1080"/>
+        <w:rPr>
+          <w:rFonts w:ascii="Times New Roman" w:hAnsi="Times New Roman" w:cs="Times New Roman"/>
+          <w:b/>
+          <w:bCs/>
+          <w:sz w:val="24"/>
+          <w:szCs w:val="24"/>
+        </w:rPr>
+      </w:pPr>
+      <w:r>
+        <w:rPr>
+          <w:rFonts w:ascii="Times New Roman" w:hAnsi="Times New Roman" w:cs="Times New Roman"/>
+          <w:b/>
+          <w:bCs/>
+          <w:sz w:val="24"/>
+          <w:szCs w:val="24"/>
+        </w:rPr>
+        <w:lastRenderedPageBreak/>
         <w:t xml:space="preserve">Paso </w:t>
       </w:r>
       <w:r>
         <w:rPr>
-          <w:b/>
-          <w:bCs/>
+          <w:rFonts w:ascii="Times New Roman" w:hAnsi="Times New Roman" w:cs="Times New Roman"/>
+          <w:b/>
+          <w:bCs/>
+          <w:sz w:val="24"/>
+          <w:szCs w:val="24"/>
         </w:rPr>
         <w:t>4</w:t>
       </w:r>
       <w:r>
         <w:rPr>
-          <w:b/>
-          <w:bCs/>
+          <w:rFonts w:ascii="Times New Roman" w:hAnsi="Times New Roman" w:cs="Times New Roman"/>
+          <w:b/>
+          <w:bCs/>
+          <w:sz w:val="24"/>
+          <w:szCs w:val="24"/>
         </w:rPr>
         <w:t>: Acceder a la Aplicación</w:t>
       </w:r>
@@ -1567,15 +2192,23 @@
     <w:p>
       <w:pPr>
         <w:pStyle w:val="Ttulo4"/>
-        <w:rPr>
-          <w:b/>
-          <w:bCs/>
-        </w:rPr>
-      </w:pPr>
-      <w:r>
-        <w:rPr>
-          <w:b/>
-          <w:bCs/>
+        <w:spacing w:line="360" w:lineRule="auto"/>
+        <w:ind w:left="1224"/>
+        <w:rPr>
+          <w:rFonts w:ascii="Times New Roman" w:hAnsi="Times New Roman" w:cs="Times New Roman"/>
+          <w:b/>
+          <w:bCs/>
+          <w:sz w:val="24"/>
+          <w:szCs w:val="24"/>
+        </w:rPr>
+      </w:pPr>
+      <w:r>
+        <w:rPr>
+          <w:rFonts w:ascii="Times New Roman" w:hAnsi="Times New Roman" w:cs="Times New Roman"/>
+          <w:b/>
+          <w:bCs/>
+          <w:sz w:val="24"/>
+          <w:szCs w:val="24"/>
         </w:rPr>
         <w:t>URL Principal</w:t>
       </w:r>
@@ -1587,27 +2220,45 @@
           <w:ilvl w:val="0"/>
           <w:numId w:val="18"/>
         </w:numPr>
-        <w:spacing w:after="0" w:line="276" w:lineRule="auto"/>
+        <w:spacing w:after="0" w:line="360" w:lineRule="auto"/>
+        <w:ind w:left="1080"/>
         <w:jc w:val="both"/>
-      </w:pPr>
-      <w:r>
+        <w:rPr>
+          <w:rFonts w:ascii="Times New Roman" w:hAnsi="Times New Roman" w:cs="Times New Roman"/>
+          <w:sz w:val="24"/>
+          <w:szCs w:val="24"/>
+        </w:rPr>
+      </w:pPr>
+      <w:r>
+        <w:rPr>
+          <w:rFonts w:ascii="Times New Roman" w:hAnsi="Times New Roman" w:cs="Times New Roman"/>
+          <w:sz w:val="24"/>
+          <w:szCs w:val="24"/>
+        </w:rPr>
         <w:t>Abre tu navegador y accede a:</w:t>
       </w:r>
     </w:p>
     <w:p>
       <w:pPr>
         <w:pStyle w:val="Prrafodelista"/>
-        <w:spacing w:after="0" w:line="276" w:lineRule="auto"/>
+        <w:spacing w:after="0" w:line="360" w:lineRule="auto"/>
+        <w:ind w:left="1080"/>
         <w:jc w:val="both"/>
         <w:rPr>
-          <w:b/>
-          <w:bCs/>
-        </w:rPr>
-      </w:pPr>
-      <w:r>
-        <w:rPr>
-          <w:b/>
-          <w:bCs/>
+          <w:rFonts w:ascii="Times New Roman" w:hAnsi="Times New Roman" w:cs="Times New Roman"/>
+          <w:b/>
+          <w:bCs/>
+          <w:sz w:val="24"/>
+          <w:szCs w:val="24"/>
+        </w:rPr>
+      </w:pPr>
+      <w:r>
+        <w:rPr>
+          <w:rFonts w:ascii="Times New Roman" w:hAnsi="Times New Roman" w:cs="Times New Roman"/>
+          <w:b/>
+          <w:bCs/>
+          <w:sz w:val="24"/>
+          <w:szCs w:val="24"/>
         </w:rPr>
         <w:t>http://localhost/proyecto/proyecto/código/frontend/vista/login.php</w:t>
       </w:r>
@@ -1619,80 +2270,143 @@
           <w:ilvl w:val="0"/>
           <w:numId w:val="18"/>
         </w:numPr>
-        <w:spacing w:after="0" w:line="276" w:lineRule="auto"/>
+        <w:spacing w:after="0" w:line="360" w:lineRule="auto"/>
+        <w:ind w:left="1080"/>
         <w:jc w:val="both"/>
-      </w:pPr>
-      <w:r>
+        <w:rPr>
+          <w:rFonts w:ascii="Times New Roman" w:hAnsi="Times New Roman" w:cs="Times New Roman"/>
+          <w:sz w:val="24"/>
+          <w:szCs w:val="24"/>
+        </w:rPr>
+      </w:pPr>
+      <w:r>
+        <w:rPr>
+          <w:rFonts w:ascii="Times New Roman" w:hAnsi="Times New Roman" w:cs="Times New Roman"/>
+          <w:sz w:val="24"/>
+          <w:szCs w:val="24"/>
+        </w:rPr>
         <w:t>también puedes usar:</w:t>
       </w:r>
     </w:p>
     <w:p>
       <w:pPr>
         <w:pStyle w:val="Prrafodelista"/>
-        <w:spacing w:after="0" w:line="276" w:lineRule="auto"/>
+        <w:spacing w:after="0" w:line="360" w:lineRule="auto"/>
+        <w:ind w:left="1080"/>
         <w:jc w:val="both"/>
         <w:rPr>
-          <w:b/>
-          <w:bCs/>
-        </w:rPr>
-      </w:pPr>
-      <w:r>
-        <w:rPr>
-          <w:b/>
-          <w:bCs/>
+          <w:rFonts w:ascii="Times New Roman" w:hAnsi="Times New Roman" w:cs="Times New Roman"/>
+          <w:b/>
+          <w:bCs/>
+          <w:sz w:val="24"/>
+          <w:szCs w:val="24"/>
+        </w:rPr>
+      </w:pPr>
+      <w:r>
+        <w:rPr>
+          <w:rFonts w:ascii="Times New Roman" w:hAnsi="Times New Roman" w:cs="Times New Roman"/>
+          <w:b/>
+          <w:bCs/>
+          <w:sz w:val="24"/>
+          <w:szCs w:val="24"/>
         </w:rPr>
         <w:t>http://localhost/proyecto/proyecto/código/frontend/vista/index.php</w:t>
       </w:r>
     </w:p>
-    <w:p/>
-    <w:p/>
-    <w:p/>
     <w:p>
       <w:pPr>
         <w:pStyle w:val="Ttulo3"/>
-        <w:rPr>
-          <w:b/>
-          <w:bCs/>
-        </w:rPr>
-      </w:pPr>
-      <w:r>
-        <w:rPr>
-          <w:b/>
-          <w:bCs/>
+        <w:spacing w:line="360" w:lineRule="auto"/>
+        <w:ind w:left="1080"/>
+        <w:rPr>
+          <w:rFonts w:ascii="Times New Roman" w:hAnsi="Times New Roman" w:cs="Times New Roman"/>
+          <w:b/>
+          <w:bCs/>
+          <w:color w:val="auto"/>
+          <w:sz w:val="24"/>
+          <w:szCs w:val="24"/>
+        </w:rPr>
+      </w:pPr>
+      <w:r>
+        <w:rPr>
+          <w:rFonts w:ascii="Times New Roman" w:hAnsi="Times New Roman" w:cs="Times New Roman"/>
+          <w:b/>
+          <w:bCs/>
+          <w:sz w:val="24"/>
+          <w:szCs w:val="24"/>
         </w:rPr>
         <w:t xml:space="preserve">Paso </w:t>
       </w:r>
       <w:r>
         <w:rPr>
-          <w:b/>
-          <w:bCs/>
+          <w:rFonts w:ascii="Times New Roman" w:hAnsi="Times New Roman" w:cs="Times New Roman"/>
+          <w:b/>
+          <w:bCs/>
+          <w:sz w:val="24"/>
+          <w:szCs w:val="24"/>
         </w:rPr>
         <w:t>5</w:t>
       </w:r>
       <w:r>
         <w:rPr>
-          <w:b/>
-          <w:bCs/>
-        </w:rPr>
-        <w:t>: Iniciar Sesión</w:t>
+          <w:rFonts w:ascii="Times New Roman" w:hAnsi="Times New Roman" w:cs="Times New Roman"/>
+          <w:b/>
+          <w:bCs/>
+          <w:sz w:val="24"/>
+          <w:szCs w:val="24"/>
+        </w:rPr>
+        <w:t xml:space="preserve">: </w:t>
+      </w:r>
+    </w:p>
+    <w:p>
+      <w:pPr>
+        <w:pStyle w:val="Prrafodelista"/>
+        <w:numPr>
+          <w:ilvl w:val="0"/>
+          <w:numId w:val="18"/>
+        </w:numPr>
+        <w:spacing w:after="0" w:line="360" w:lineRule="auto"/>
+        <w:ind w:left="1080"/>
+        <w:jc w:val="both"/>
+        <w:rPr>
+          <w:rFonts w:ascii="Times New Roman" w:hAnsi="Times New Roman" w:cs="Times New Roman"/>
+          <w:sz w:val="24"/>
+          <w:szCs w:val="24"/>
+        </w:rPr>
+      </w:pPr>
+      <w:r>
+        <w:rPr>
+          <w:rFonts w:ascii="Times New Roman" w:hAnsi="Times New Roman" w:cs="Times New Roman"/>
+          <w:sz w:val="24"/>
+          <w:szCs w:val="24"/>
+        </w:rPr>
+        <w:t>Iniciar Sesión</w:t>
       </w:r>
     </w:p>
     <w:p>
       <w:pPr>
         <w:pStyle w:val="Ttulo4"/>
-        <w:rPr>
+        <w:spacing w:line="360" w:lineRule="auto"/>
+        <w:ind w:left="1224"/>
+        <w:rPr>
+          <w:rFonts w:ascii="Times New Roman" w:hAnsi="Times New Roman" w:cs="Times New Roman"/>
           <w:b/>
           <w:bCs/>
           <w:i w:val="0"/>
           <w:iCs w:val="0"/>
-        </w:rPr>
-      </w:pPr>
-      <w:r>
-        <w:rPr>
+          <w:sz w:val="24"/>
+          <w:szCs w:val="24"/>
+        </w:rPr>
+      </w:pPr>
+      <w:r>
+        <w:rPr>
+          <w:rFonts w:ascii="Times New Roman" w:hAnsi="Times New Roman" w:cs="Times New Roman"/>
           <w:b/>
           <w:bCs/>
           <w:i w:val="0"/>
           <w:iCs w:val="0"/>
+          <w:sz w:val="24"/>
+          <w:szCs w:val="24"/>
         </w:rPr>
         <w:t>Cuenta de Prueba - Usuario Normal</w:t>
       </w:r>
@@ -1701,18 +2415,32 @@
       <w:pPr>
         <w:pStyle w:val="Listaconvietas"/>
         <w:tabs>
-          <w:tab w:val="num" w:pos="360"/>
+          <w:tab w:val="num" w:pos="1080"/>
         </w:tabs>
-        <w:ind w:left="360" w:hanging="360"/>
-      </w:pPr>
-      <w:r>
-        <w:rPr>
-          <w:b/>
-          <w:bCs/>
+        <w:spacing w:line="360" w:lineRule="auto"/>
+        <w:ind w:left="1080" w:hanging="360"/>
+        <w:rPr>
+          <w:rFonts w:ascii="Times New Roman" w:hAnsi="Times New Roman" w:cs="Times New Roman"/>
+          <w:sz w:val="24"/>
+          <w:szCs w:val="24"/>
+        </w:rPr>
+      </w:pPr>
+      <w:r>
+        <w:rPr>
+          <w:rFonts w:ascii="Times New Roman" w:hAnsi="Times New Roman" w:cs="Times New Roman"/>
+          <w:b/>
+          <w:bCs/>
+          <w:sz w:val="24"/>
+          <w:szCs w:val="24"/>
         </w:rPr>
         <w:t>Email:</w:t>
       </w:r>
       <w:r>
+        <w:rPr>
+          <w:rFonts w:ascii="Times New Roman" w:hAnsi="Times New Roman" w:cs="Times New Roman"/>
+          <w:sz w:val="24"/>
+          <w:szCs w:val="24"/>
+        </w:rPr>
         <w:t xml:space="preserve"> user@predictive.com</w:t>
       </w:r>
     </w:p>
@@ -1720,36 +2448,63 @@
       <w:pPr>
         <w:pStyle w:val="Listaconvietas"/>
         <w:tabs>
-          <w:tab w:val="num" w:pos="360"/>
+          <w:tab w:val="num" w:pos="1080"/>
         </w:tabs>
-        <w:ind w:left="360" w:hanging="360"/>
-      </w:pPr>
-      <w:r>
-        <w:rPr>
-          <w:b/>
-          <w:bCs/>
+        <w:spacing w:line="360" w:lineRule="auto"/>
+        <w:ind w:left="1080" w:hanging="360"/>
+        <w:rPr>
+          <w:rFonts w:ascii="Times New Roman" w:hAnsi="Times New Roman" w:cs="Times New Roman"/>
+          <w:sz w:val="24"/>
+          <w:szCs w:val="24"/>
+        </w:rPr>
+      </w:pPr>
+      <w:r>
+        <w:rPr>
+          <w:rFonts w:ascii="Times New Roman" w:hAnsi="Times New Roman" w:cs="Times New Roman"/>
+          <w:b/>
+          <w:bCs/>
+          <w:sz w:val="24"/>
+          <w:szCs w:val="24"/>
         </w:rPr>
         <w:t>Contraseña:</w:t>
       </w:r>
       <w:r>
+        <w:rPr>
+          <w:rFonts w:ascii="Times New Roman" w:hAnsi="Times New Roman" w:cs="Times New Roman"/>
+          <w:sz w:val="24"/>
+          <w:szCs w:val="24"/>
+        </w:rPr>
         <w:t xml:space="preserve"> </w:t>
       </w:r>
       <w:r>
+        <w:rPr>
+          <w:rFonts w:ascii="Times New Roman" w:hAnsi="Times New Roman" w:cs="Times New Roman"/>
+          <w:sz w:val="24"/>
+          <w:szCs w:val="24"/>
+        </w:rPr>
         <w:t>123456</w:t>
       </w:r>
     </w:p>
     <w:p>
       <w:pPr>
         <w:pStyle w:val="Ttulo4"/>
-        <w:rPr>
-          <w:b/>
-          <w:bCs/>
-        </w:rPr>
-      </w:pPr>
-      <w:r>
-        <w:rPr>
-          <w:b/>
-          <w:bCs/>
+        <w:spacing w:line="360" w:lineRule="auto"/>
+        <w:ind w:left="1224"/>
+        <w:rPr>
+          <w:rFonts w:ascii="Times New Roman" w:hAnsi="Times New Roman" w:cs="Times New Roman"/>
+          <w:b/>
+          <w:bCs/>
+          <w:sz w:val="24"/>
+          <w:szCs w:val="24"/>
+        </w:rPr>
+      </w:pPr>
+      <w:r>
+        <w:rPr>
+          <w:rFonts w:ascii="Times New Roman" w:hAnsi="Times New Roman" w:cs="Times New Roman"/>
+          <w:b/>
+          <w:bCs/>
+          <w:sz w:val="24"/>
+          <w:szCs w:val="24"/>
         </w:rPr>
         <w:t>Cuenta de Prueba - Administrador</w:t>
       </w:r>
@@ -1758,21 +2513,40 @@
       <w:pPr>
         <w:pStyle w:val="Listaconvietas"/>
         <w:tabs>
-          <w:tab w:val="num" w:pos="360"/>
+          <w:tab w:val="num" w:pos="1080"/>
         </w:tabs>
-        <w:ind w:left="360" w:hanging="360"/>
-      </w:pPr>
-      <w:r>
-        <w:rPr>
-          <w:b/>
-          <w:bCs/>
+        <w:spacing w:line="360" w:lineRule="auto"/>
+        <w:ind w:left="1080" w:hanging="360"/>
+        <w:rPr>
+          <w:rFonts w:ascii="Times New Roman" w:hAnsi="Times New Roman" w:cs="Times New Roman"/>
+          <w:sz w:val="24"/>
+          <w:szCs w:val="24"/>
+        </w:rPr>
+      </w:pPr>
+      <w:r>
+        <w:rPr>
+          <w:rFonts w:ascii="Times New Roman" w:hAnsi="Times New Roman" w:cs="Times New Roman"/>
+          <w:b/>
+          <w:bCs/>
+          <w:sz w:val="24"/>
+          <w:szCs w:val="24"/>
         </w:rPr>
         <w:t>Email:</w:t>
       </w:r>
       <w:r>
+        <w:rPr>
+          <w:rFonts w:ascii="Times New Roman" w:hAnsi="Times New Roman" w:cs="Times New Roman"/>
+          <w:sz w:val="24"/>
+          <w:szCs w:val="24"/>
+        </w:rPr>
         <w:t xml:space="preserve"> </w:t>
       </w:r>
       <w:r>
+        <w:rPr>
+          <w:rFonts w:ascii="Times New Roman" w:hAnsi="Times New Roman" w:cs="Times New Roman"/>
+          <w:sz w:val="24"/>
+          <w:szCs w:val="24"/>
+        </w:rPr>
         <w:t>admin@predictive.com</w:t>
       </w:r>
     </w:p>
@@ -1780,68 +2554,83 @@
       <w:pPr>
         <w:pStyle w:val="Listaconvietas"/>
         <w:tabs>
-          <w:tab w:val="num" w:pos="360"/>
+          <w:tab w:val="num" w:pos="1080"/>
         </w:tabs>
-        <w:ind w:left="360" w:hanging="360"/>
-      </w:pPr>
-      <w:r>
-        <w:rPr>
-          <w:b/>
-          <w:bCs/>
+        <w:spacing w:line="360" w:lineRule="auto"/>
+        <w:ind w:left="1080" w:hanging="360"/>
+        <w:rPr>
+          <w:rFonts w:ascii="Times New Roman" w:hAnsi="Times New Roman" w:cs="Times New Roman"/>
+          <w:sz w:val="24"/>
+          <w:szCs w:val="24"/>
+        </w:rPr>
+      </w:pPr>
+      <w:r>
+        <w:rPr>
+          <w:rFonts w:ascii="Times New Roman" w:hAnsi="Times New Roman" w:cs="Times New Roman"/>
+          <w:b/>
+          <w:bCs/>
+          <w:sz w:val="24"/>
+          <w:szCs w:val="24"/>
         </w:rPr>
         <w:t>Contraseña:</w:t>
       </w:r>
       <w:r>
+        <w:rPr>
+          <w:rFonts w:ascii="Times New Roman" w:hAnsi="Times New Roman" w:cs="Times New Roman"/>
+          <w:sz w:val="24"/>
+          <w:szCs w:val="24"/>
+        </w:rPr>
         <w:t xml:space="preserve"> </w:t>
       </w:r>
       <w:r>
+        <w:rPr>
+          <w:rFonts w:ascii="Times New Roman" w:hAnsi="Times New Roman" w:cs="Times New Roman"/>
+          <w:sz w:val="24"/>
+          <w:szCs w:val="24"/>
+        </w:rPr>
         <w:t>admin123</w:t>
       </w:r>
     </w:p>
     <w:p>
       <w:pPr>
-        <w:pStyle w:val="Listaconvietas"/>
-        <w:numPr>
-          <w:ilvl w:val="0"/>
-          <w:numId w:val="0"/>
-        </w:numPr>
-      </w:pPr>
-    </w:p>
-    <w:p>
-      <w:pPr>
-        <w:pStyle w:val="Listaconvietas"/>
-        <w:numPr>
-          <w:ilvl w:val="0"/>
-          <w:numId w:val="0"/>
-        </w:numPr>
-      </w:pPr>
-    </w:p>
-    <w:p>
-      <w:pPr>
         <w:pStyle w:val="Ttulo3"/>
-        <w:rPr>
-          <w:b/>
-          <w:bCs/>
-        </w:rPr>
-      </w:pPr>
-      <w:r>
-        <w:rPr>
-          <w:b/>
-          <w:bCs/>
+        <w:spacing w:line="360" w:lineRule="auto"/>
+        <w:ind w:left="1080"/>
+        <w:rPr>
+          <w:rFonts w:ascii="Times New Roman" w:hAnsi="Times New Roman" w:cs="Times New Roman"/>
+          <w:b/>
+          <w:bCs/>
+          <w:sz w:val="24"/>
+          <w:szCs w:val="24"/>
+        </w:rPr>
+      </w:pPr>
+      <w:r>
+        <w:rPr>
+          <w:rFonts w:ascii="Times New Roman" w:hAnsi="Times New Roman" w:cs="Times New Roman"/>
+          <w:b/>
+          <w:bCs/>
+          <w:sz w:val="24"/>
+          <w:szCs w:val="24"/>
         </w:rPr>
         <w:t xml:space="preserve">Paso </w:t>
       </w:r>
       <w:r>
         <w:rPr>
-          <w:b/>
-          <w:bCs/>
+          <w:rFonts w:ascii="Times New Roman" w:hAnsi="Times New Roman" w:cs="Times New Roman"/>
+          <w:b/>
+          <w:bCs/>
+          <w:sz w:val="24"/>
+          <w:szCs w:val="24"/>
         </w:rPr>
         <w:t>6</w:t>
       </w:r>
       <w:r>
         <w:rPr>
-          <w:b/>
-          <w:bCs/>
+          <w:rFonts w:ascii="Times New Roman" w:hAnsi="Times New Roman" w:cs="Times New Roman"/>
+          <w:b/>
+          <w:bCs/>
+          <w:sz w:val="24"/>
+          <w:szCs w:val="24"/>
         </w:rPr>
         <w:t>: Crear Nueva Cuenta (Opcional)</w:t>
       </w:r>
@@ -1853,32 +2642,69 @@
           <w:ilvl w:val="0"/>
           <w:numId w:val="18"/>
         </w:numPr>
-        <w:rPr>
+        <w:spacing w:line="360" w:lineRule="auto"/>
+        <w:ind w:left="1080"/>
+        <w:rPr>
+          <w:rFonts w:ascii="Times New Roman" w:hAnsi="Times New Roman" w:cs="Times New Roman"/>
+          <w:sz w:val="24"/>
+          <w:szCs w:val="24"/>
           <w:lang w:val="es-EC"/>
         </w:rPr>
       </w:pPr>
       <w:r>
         <w:rPr>
+          <w:rFonts w:ascii="Times New Roman" w:hAnsi="Times New Roman" w:cs="Times New Roman"/>
+          <w:sz w:val="24"/>
+          <w:szCs w:val="24"/>
           <w:lang w:val="es-EC"/>
         </w:rPr>
-        <w:t>Desde la página de login, ha</w:t>
-      </w:r>
-      <w:r>
-        <w:rPr>
+        <w:t xml:space="preserve">Desde la página de </w:t>
+      </w:r>
+      <w:proofErr w:type="spellStart"/>
+      <w:r>
+        <w:rPr>
+          <w:rFonts w:ascii="Times New Roman" w:hAnsi="Times New Roman" w:cs="Times New Roman"/>
+          <w:sz w:val="24"/>
+          <w:szCs w:val="24"/>
           <w:lang w:val="es-EC"/>
         </w:rPr>
+        <w:t>login</w:t>
+      </w:r>
+      <w:proofErr w:type="spellEnd"/>
+      <w:r>
+        <w:rPr>
+          <w:rFonts w:ascii="Times New Roman" w:hAnsi="Times New Roman" w:cs="Times New Roman"/>
+          <w:sz w:val="24"/>
+          <w:szCs w:val="24"/>
+          <w:lang w:val="es-EC"/>
+        </w:rPr>
+        <w:t>, ha</w:t>
+      </w:r>
+      <w:r>
+        <w:rPr>
+          <w:rFonts w:ascii="Times New Roman" w:hAnsi="Times New Roman" w:cs="Times New Roman"/>
+          <w:sz w:val="24"/>
+          <w:szCs w:val="24"/>
+          <w:lang w:val="es-EC"/>
+        </w:rPr>
         <w:t xml:space="preserve">cer </w:t>
       </w:r>
       <w:r>
         <w:rPr>
+          <w:rFonts w:ascii="Times New Roman" w:hAnsi="Times New Roman" w:cs="Times New Roman"/>
+          <w:sz w:val="24"/>
+          <w:szCs w:val="24"/>
           <w:lang w:val="es-EC"/>
         </w:rPr>
         <w:t xml:space="preserve">clic en </w:t>
       </w:r>
       <w:r>
         <w:rPr>
-          <w:b/>
-          <w:bCs/>
+          <w:rFonts w:ascii="Times New Roman" w:hAnsi="Times New Roman" w:cs="Times New Roman"/>
+          <w:b/>
+          <w:bCs/>
+          <w:sz w:val="24"/>
+          <w:szCs w:val="24"/>
           <w:lang w:val="es-EC"/>
         </w:rPr>
         <w:t>Regístrate aquí</w:t>
@@ -1891,9 +2717,20 @@
           <w:ilvl w:val="0"/>
           <w:numId w:val="18"/>
         </w:numPr>
-        <w:spacing w:after="0"/>
-      </w:pPr>
-      <w:r>
+        <w:spacing w:after="0" w:line="360" w:lineRule="auto"/>
+        <w:ind w:left="1080"/>
+        <w:rPr>
+          <w:rFonts w:ascii="Times New Roman" w:hAnsi="Times New Roman" w:cs="Times New Roman"/>
+          <w:sz w:val="24"/>
+          <w:szCs w:val="24"/>
+        </w:rPr>
+      </w:pPr>
+      <w:r>
+        <w:rPr>
+          <w:rFonts w:ascii="Times New Roman" w:hAnsi="Times New Roman" w:cs="Times New Roman"/>
+          <w:sz w:val="24"/>
+          <w:szCs w:val="24"/>
+        </w:rPr>
         <w:t>Completa el formulario con:</w:t>
       </w:r>
     </w:p>
@@ -1904,16 +2741,23 @@
           <w:ilvl w:val="0"/>
           <w:numId w:val="19"/>
         </w:numPr>
-        <w:spacing w:after="0"/>
-        <w:rPr>
-          <w:b/>
-          <w:bCs/>
-        </w:rPr>
-      </w:pPr>
-      <w:r>
-        <w:rPr>
-          <w:b/>
-          <w:bCs/>
+        <w:spacing w:after="0" w:line="360" w:lineRule="auto"/>
+        <w:ind w:left="1800"/>
+        <w:rPr>
+          <w:rFonts w:ascii="Times New Roman" w:hAnsi="Times New Roman" w:cs="Times New Roman"/>
+          <w:b/>
+          <w:bCs/>
+          <w:sz w:val="24"/>
+          <w:szCs w:val="24"/>
+        </w:rPr>
+      </w:pPr>
+      <w:r>
+        <w:rPr>
+          <w:rFonts w:ascii="Times New Roman" w:hAnsi="Times New Roman" w:cs="Times New Roman"/>
+          <w:b/>
+          <w:bCs/>
+          <w:sz w:val="24"/>
+          <w:szCs w:val="24"/>
         </w:rPr>
         <w:t>Nombre completo</w:t>
       </w:r>
@@ -1925,16 +2769,23 @@
           <w:ilvl w:val="0"/>
           <w:numId w:val="19"/>
         </w:numPr>
-        <w:spacing w:after="0"/>
-        <w:rPr>
-          <w:b/>
-          <w:bCs/>
-        </w:rPr>
-      </w:pPr>
-      <w:r>
-        <w:rPr>
-          <w:b/>
-          <w:bCs/>
+        <w:spacing w:after="0" w:line="360" w:lineRule="auto"/>
+        <w:ind w:left="1800"/>
+        <w:rPr>
+          <w:rFonts w:ascii="Times New Roman" w:hAnsi="Times New Roman" w:cs="Times New Roman"/>
+          <w:b/>
+          <w:bCs/>
+          <w:sz w:val="24"/>
+          <w:szCs w:val="24"/>
+        </w:rPr>
+      </w:pPr>
+      <w:r>
+        <w:rPr>
+          <w:rFonts w:ascii="Times New Roman" w:hAnsi="Times New Roman" w:cs="Times New Roman"/>
+          <w:b/>
+          <w:bCs/>
+          <w:sz w:val="24"/>
+          <w:szCs w:val="24"/>
         </w:rPr>
         <w:t>Email</w:t>
       </w:r>
@@ -1946,16 +2797,23 @@
           <w:ilvl w:val="0"/>
           <w:numId w:val="19"/>
         </w:numPr>
-        <w:spacing w:after="0"/>
-        <w:rPr>
-          <w:b/>
-          <w:bCs/>
-        </w:rPr>
-      </w:pPr>
-      <w:r>
-        <w:rPr>
-          <w:b/>
-          <w:bCs/>
+        <w:spacing w:after="0" w:line="360" w:lineRule="auto"/>
+        <w:ind w:left="1800"/>
+        <w:rPr>
+          <w:rFonts w:ascii="Times New Roman" w:hAnsi="Times New Roman" w:cs="Times New Roman"/>
+          <w:b/>
+          <w:bCs/>
+          <w:sz w:val="24"/>
+          <w:szCs w:val="24"/>
+        </w:rPr>
+      </w:pPr>
+      <w:r>
+        <w:rPr>
+          <w:rFonts w:ascii="Times New Roman" w:hAnsi="Times New Roman" w:cs="Times New Roman"/>
+          <w:b/>
+          <w:bCs/>
+          <w:sz w:val="24"/>
+          <w:szCs w:val="24"/>
         </w:rPr>
         <w:t>Contraseña</w:t>
       </w:r>
@@ -1967,14 +2825,29 @@
           <w:ilvl w:val="0"/>
           <w:numId w:val="20"/>
         </w:numPr>
-      </w:pPr>
-      <w:r>
+        <w:spacing w:line="360" w:lineRule="auto"/>
+        <w:ind w:left="1080"/>
+        <w:rPr>
+          <w:rFonts w:ascii="Times New Roman" w:hAnsi="Times New Roman" w:cs="Times New Roman"/>
+          <w:sz w:val="24"/>
+          <w:szCs w:val="24"/>
+        </w:rPr>
+      </w:pPr>
+      <w:r>
+        <w:rPr>
+          <w:rFonts w:ascii="Times New Roman" w:hAnsi="Times New Roman" w:cs="Times New Roman"/>
+          <w:sz w:val="24"/>
+          <w:szCs w:val="24"/>
+        </w:rPr>
         <w:t xml:space="preserve">Haz clic en </w:t>
       </w:r>
       <w:r>
         <w:rPr>
-          <w:b/>
-          <w:bCs/>
+          <w:rFonts w:ascii="Times New Roman" w:hAnsi="Times New Roman" w:cs="Times New Roman"/>
+          <w:b/>
+          <w:bCs/>
+          <w:sz w:val="24"/>
+          <w:szCs w:val="24"/>
         </w:rPr>
         <w:t>Crear cuenta</w:t>
       </w:r>
@@ -1986,107 +2859,238 @@
           <w:ilvl w:val="0"/>
           <w:numId w:val="20"/>
         </w:numPr>
-      </w:pPr>
-      <w:r>
-        <w:t xml:space="preserve">Automáticamente iniciarás </w:t>
-      </w:r>
-      <w:r>
+        <w:spacing w:line="360" w:lineRule="auto"/>
+        <w:ind w:left="1080"/>
+        <w:rPr>
+          <w:rFonts w:ascii="Times New Roman" w:hAnsi="Times New Roman" w:cs="Times New Roman"/>
+          <w:sz w:val="24"/>
+          <w:szCs w:val="24"/>
+        </w:rPr>
+      </w:pPr>
+      <w:proofErr w:type="spellStart"/>
+      <w:r>
+        <w:rPr>
+          <w:rFonts w:ascii="Times New Roman" w:hAnsi="Times New Roman" w:cs="Times New Roman"/>
+          <w:sz w:val="24"/>
+          <w:szCs w:val="24"/>
+        </w:rPr>
+        <w:t>Automáticamente</w:t>
+      </w:r>
+      <w:proofErr w:type="spellEnd"/>
+      <w:r>
+        <w:rPr>
+          <w:rFonts w:ascii="Times New Roman" w:hAnsi="Times New Roman" w:cs="Times New Roman"/>
+          <w:sz w:val="24"/>
+          <w:szCs w:val="24"/>
+        </w:rPr>
+        <w:t xml:space="preserve"> </w:t>
+      </w:r>
+      <w:proofErr w:type="spellStart"/>
+      <w:r>
+        <w:rPr>
+          <w:rFonts w:ascii="Times New Roman" w:hAnsi="Times New Roman" w:cs="Times New Roman"/>
+          <w:sz w:val="24"/>
+          <w:szCs w:val="24"/>
+        </w:rPr>
+        <w:t>iniciarás</w:t>
+      </w:r>
+      <w:proofErr w:type="spellEnd"/>
+      <w:r>
+        <w:rPr>
+          <w:rFonts w:ascii="Times New Roman" w:hAnsi="Times New Roman" w:cs="Times New Roman"/>
+          <w:sz w:val="24"/>
+          <w:szCs w:val="24"/>
+        </w:rPr>
+        <w:t xml:space="preserve"> </w:t>
+      </w:r>
+      <w:r>
+        <w:rPr>
+          <w:rFonts w:ascii="Times New Roman" w:hAnsi="Times New Roman" w:cs="Times New Roman"/>
+          <w:sz w:val="24"/>
+          <w:szCs w:val="24"/>
+        </w:rPr>
         <w:t>session</w:t>
       </w:r>
     </w:p>
     <w:p>
       <w:pPr>
-        <w:pStyle w:val="Listaconnmeros"/>
-        <w:numPr>
-          <w:ilvl w:val="0"/>
-          <w:numId w:val="0"/>
-        </w:numPr>
-        <w:spacing w:after="0"/>
-        <w:ind w:left="360"/>
-      </w:pPr>
-    </w:p>
-    <w:p>
-      <w:pPr>
         <w:pStyle w:val="Ttulo2"/>
-        <w:spacing w:before="0"/>
-        <w:rPr>
-          <w:b/>
-          <w:bCs/>
-        </w:rPr>
-      </w:pPr>
-      <w:r>
-        <w:rPr>
-          <w:b/>
-          <w:bCs/>
-        </w:rPr>
+      </w:pPr>
+      <w:r>
         <w:t>Características Principales</w:t>
       </w:r>
     </w:p>
     <w:p>
       <w:pPr>
         <w:pStyle w:val="Ttulo3"/>
-        <w:spacing w:before="0"/>
-        <w:rPr>
-          <w:b/>
-          <w:bCs/>
-        </w:rPr>
-      </w:pPr>
-      <w:r>
-        <w:rPr>
-          <w:b/>
-          <w:bCs/>
+        <w:spacing w:before="0" w:line="360" w:lineRule="auto"/>
+        <w:ind w:left="1080"/>
+        <w:rPr>
+          <w:rFonts w:ascii="Times New Roman" w:hAnsi="Times New Roman" w:cs="Times New Roman"/>
+          <w:b/>
+          <w:bCs/>
+          <w:sz w:val="24"/>
+          <w:szCs w:val="24"/>
+        </w:rPr>
+      </w:pPr>
+      <w:proofErr w:type="spellStart"/>
+      <w:r>
+        <w:rPr>
+          <w:rFonts w:ascii="Times New Roman" w:hAnsi="Times New Roman" w:cs="Times New Roman"/>
+          <w:b/>
+          <w:bCs/>
+          <w:sz w:val="24"/>
+          <w:szCs w:val="24"/>
         </w:rPr>
         <w:t>Dashboard</w:t>
       </w:r>
+      <w:proofErr w:type="spellEnd"/>
     </w:p>
     <w:p>
       <w:pPr>
         <w:pStyle w:val="Listaconvietas"/>
         <w:tabs>
-          <w:tab w:val="num" w:pos="360"/>
+          <w:tab w:val="num" w:pos="1068"/>
         </w:tabs>
-        <w:ind w:left="360" w:hanging="360"/>
-      </w:pPr>
-      <w:r>
-        <w:t>Equipos que necesitan mantenimiento</w:t>
+        <w:spacing w:line="360" w:lineRule="auto"/>
+        <w:ind w:left="1068" w:hanging="360"/>
+        <w:rPr>
+          <w:rFonts w:ascii="Times New Roman" w:hAnsi="Times New Roman" w:cs="Times New Roman"/>
+          <w:sz w:val="24"/>
+          <w:szCs w:val="24"/>
+        </w:rPr>
+      </w:pPr>
+      <w:r>
+        <w:rPr>
+          <w:rFonts w:ascii="Times New Roman" w:hAnsi="Times New Roman" w:cs="Times New Roman"/>
+          <w:sz w:val="24"/>
+          <w:szCs w:val="24"/>
+        </w:rPr>
+        <w:t xml:space="preserve">Equipos que </w:t>
+      </w:r>
+      <w:proofErr w:type="spellStart"/>
+      <w:r>
+        <w:rPr>
+          <w:rFonts w:ascii="Times New Roman" w:hAnsi="Times New Roman" w:cs="Times New Roman"/>
+          <w:sz w:val="24"/>
+          <w:szCs w:val="24"/>
+        </w:rPr>
+        <w:t>necesitan</w:t>
+      </w:r>
+      <w:proofErr w:type="spellEnd"/>
+      <w:r>
+        <w:rPr>
+          <w:rFonts w:ascii="Times New Roman" w:hAnsi="Times New Roman" w:cs="Times New Roman"/>
+          <w:sz w:val="24"/>
+          <w:szCs w:val="24"/>
+        </w:rPr>
+        <w:t xml:space="preserve"> mantenimiento</w:t>
       </w:r>
     </w:p>
     <w:p>
       <w:pPr>
         <w:pStyle w:val="Listaconvietas"/>
         <w:tabs>
-          <w:tab w:val="num" w:pos="360"/>
+          <w:tab w:val="num" w:pos="1068"/>
         </w:tabs>
-        <w:ind w:left="360" w:hanging="360"/>
-      </w:pPr>
-      <w:r>
-        <w:t>Listado completo de equipos</w:t>
+        <w:spacing w:line="360" w:lineRule="auto"/>
+        <w:ind w:left="1068" w:hanging="360"/>
+        <w:rPr>
+          <w:rFonts w:ascii="Times New Roman" w:hAnsi="Times New Roman" w:cs="Times New Roman"/>
+          <w:sz w:val="24"/>
+          <w:szCs w:val="24"/>
+        </w:rPr>
+      </w:pPr>
+      <w:proofErr w:type="spellStart"/>
+      <w:r>
+        <w:rPr>
+          <w:rFonts w:ascii="Times New Roman" w:hAnsi="Times New Roman" w:cs="Times New Roman"/>
+          <w:sz w:val="24"/>
+          <w:szCs w:val="24"/>
+        </w:rPr>
+        <w:t>Listado</w:t>
+      </w:r>
+      <w:proofErr w:type="spellEnd"/>
+      <w:r>
+        <w:rPr>
+          <w:rFonts w:ascii="Times New Roman" w:hAnsi="Times New Roman" w:cs="Times New Roman"/>
+          <w:sz w:val="24"/>
+          <w:szCs w:val="24"/>
+        </w:rPr>
+        <w:t xml:space="preserve"> </w:t>
+      </w:r>
+      <w:proofErr w:type="spellStart"/>
+      <w:r>
+        <w:rPr>
+          <w:rFonts w:ascii="Times New Roman" w:hAnsi="Times New Roman" w:cs="Times New Roman"/>
+          <w:sz w:val="24"/>
+          <w:szCs w:val="24"/>
+        </w:rPr>
+        <w:t>completo</w:t>
+      </w:r>
+      <w:proofErr w:type="spellEnd"/>
+      <w:r>
+        <w:rPr>
+          <w:rFonts w:ascii="Times New Roman" w:hAnsi="Times New Roman" w:cs="Times New Roman"/>
+          <w:sz w:val="24"/>
+          <w:szCs w:val="24"/>
+        </w:rPr>
+        <w:t xml:space="preserve"> de equipos</w:t>
       </w:r>
     </w:p>
     <w:p>
       <w:pPr>
         <w:pStyle w:val="Listaconvietas"/>
         <w:tabs>
-          <w:tab w:val="num" w:pos="360"/>
+          <w:tab w:val="num" w:pos="1068"/>
         </w:tabs>
-        <w:ind w:left="360" w:hanging="360"/>
-      </w:pPr>
-      <w:r>
-        <w:t>Listado de incidentes</w:t>
+        <w:spacing w:line="360" w:lineRule="auto"/>
+        <w:ind w:left="1068" w:hanging="360"/>
+        <w:rPr>
+          <w:rFonts w:ascii="Times New Roman" w:hAnsi="Times New Roman" w:cs="Times New Roman"/>
+          <w:sz w:val="24"/>
+          <w:szCs w:val="24"/>
+        </w:rPr>
+      </w:pPr>
+      <w:proofErr w:type="spellStart"/>
+      <w:r>
+        <w:rPr>
+          <w:rFonts w:ascii="Times New Roman" w:hAnsi="Times New Roman" w:cs="Times New Roman"/>
+          <w:sz w:val="24"/>
+          <w:szCs w:val="24"/>
+        </w:rPr>
+        <w:t>Listado</w:t>
+      </w:r>
+      <w:proofErr w:type="spellEnd"/>
+      <w:r>
+        <w:rPr>
+          <w:rFonts w:ascii="Times New Roman" w:hAnsi="Times New Roman" w:cs="Times New Roman"/>
+          <w:sz w:val="24"/>
+          <w:szCs w:val="24"/>
+        </w:rPr>
+        <w:t xml:space="preserve"> de incidentes</w:t>
       </w:r>
     </w:p>
     <w:p>
       <w:pPr>
         <w:pStyle w:val="Ttulo3"/>
-        <w:rPr>
-          <w:b/>
-          <w:bCs/>
-        </w:rPr>
-      </w:pPr>
-      <w:r>
-        <w:rPr>
-          <w:b/>
-          <w:bCs/>
+        <w:spacing w:line="360" w:lineRule="auto"/>
+        <w:ind w:left="1080"/>
+        <w:rPr>
+          <w:rFonts w:ascii="Times New Roman" w:hAnsi="Times New Roman" w:cs="Times New Roman"/>
+          <w:b/>
+          <w:bCs/>
+          <w:sz w:val="24"/>
+          <w:szCs w:val="24"/>
+        </w:rPr>
+      </w:pPr>
+      <w:r>
+        <w:rPr>
+          <w:rFonts w:ascii="Times New Roman" w:hAnsi="Times New Roman" w:cs="Times New Roman"/>
+          <w:b/>
+          <w:bCs/>
+          <w:sz w:val="24"/>
+          <w:szCs w:val="24"/>
         </w:rPr>
         <w:t>Gestión de Turnos</w:t>
       </w:r>
@@ -2095,41 +3099,109 @@
       <w:pPr>
         <w:pStyle w:val="Listaconvietas"/>
         <w:tabs>
-          <w:tab w:val="num" w:pos="360"/>
+          <w:tab w:val="num" w:pos="1068"/>
         </w:tabs>
-        <w:ind w:left="360" w:hanging="360"/>
-      </w:pPr>
-      <w:r>
-        <w:t>Crear nuevos turnos</w:t>
+        <w:spacing w:line="360" w:lineRule="auto"/>
+        <w:ind w:left="1068" w:hanging="360"/>
+        <w:rPr>
+          <w:rFonts w:ascii="Times New Roman" w:hAnsi="Times New Roman" w:cs="Times New Roman"/>
+          <w:sz w:val="24"/>
+          <w:szCs w:val="24"/>
+        </w:rPr>
+      </w:pPr>
+      <w:r>
+        <w:rPr>
+          <w:rFonts w:ascii="Times New Roman" w:hAnsi="Times New Roman" w:cs="Times New Roman"/>
+          <w:sz w:val="24"/>
+          <w:szCs w:val="24"/>
+        </w:rPr>
+        <w:t xml:space="preserve">Crear </w:t>
+      </w:r>
+      <w:proofErr w:type="spellStart"/>
+      <w:r>
+        <w:rPr>
+          <w:rFonts w:ascii="Times New Roman" w:hAnsi="Times New Roman" w:cs="Times New Roman"/>
+          <w:sz w:val="24"/>
+          <w:szCs w:val="24"/>
+        </w:rPr>
+        <w:t>nuevos</w:t>
+      </w:r>
+      <w:proofErr w:type="spellEnd"/>
+      <w:r>
+        <w:rPr>
+          <w:rFonts w:ascii="Times New Roman" w:hAnsi="Times New Roman" w:cs="Times New Roman"/>
+          <w:sz w:val="24"/>
+          <w:szCs w:val="24"/>
+        </w:rPr>
+        <w:t xml:space="preserve"> turnos</w:t>
       </w:r>
     </w:p>
     <w:p>
       <w:pPr>
         <w:pStyle w:val="Listaconvietas"/>
         <w:tabs>
-          <w:tab w:val="num" w:pos="360"/>
+          <w:tab w:val="num" w:pos="1068"/>
         </w:tabs>
-        <w:ind w:left="360" w:hanging="360"/>
-        <w:rPr>
+        <w:spacing w:line="360" w:lineRule="auto"/>
+        <w:ind w:left="1068" w:hanging="360"/>
+        <w:rPr>
+          <w:rFonts w:ascii="Times New Roman" w:hAnsi="Times New Roman" w:cs="Times New Roman"/>
+          <w:sz w:val="24"/>
+          <w:szCs w:val="24"/>
           <w:lang w:val="es-EC"/>
         </w:rPr>
       </w:pPr>
       <w:r>
         <w:rPr>
+          <w:rFonts w:ascii="Times New Roman" w:hAnsi="Times New Roman" w:cs="Times New Roman"/>
+          <w:sz w:val="24"/>
+          <w:szCs w:val="24"/>
           <w:lang w:val="es-EC"/>
         </w:rPr>
-        <w:t>Editar turnos propios (usuarios) o todos (admin)</w:t>
+        <w:lastRenderedPageBreak/>
+        <w:t>Editar turnos propios (usuarios) o todos (</w:t>
+      </w:r>
+      <w:proofErr w:type="spellStart"/>
+      <w:r>
+        <w:rPr>
+          <w:rFonts w:ascii="Times New Roman" w:hAnsi="Times New Roman" w:cs="Times New Roman"/>
+          <w:sz w:val="24"/>
+          <w:szCs w:val="24"/>
+          <w:lang w:val="es-EC"/>
+        </w:rPr>
+        <w:t>admin</w:t>
+      </w:r>
+      <w:proofErr w:type="spellEnd"/>
+      <w:r>
+        <w:rPr>
+          <w:rFonts w:ascii="Times New Roman" w:hAnsi="Times New Roman" w:cs="Times New Roman"/>
+          <w:sz w:val="24"/>
+          <w:szCs w:val="24"/>
+          <w:lang w:val="es-EC"/>
+        </w:rPr>
+        <w:t>)</w:t>
       </w:r>
     </w:p>
     <w:p>
       <w:pPr>
         <w:pStyle w:val="Listaconvietas"/>
         <w:tabs>
-          <w:tab w:val="num" w:pos="360"/>
+          <w:tab w:val="num" w:pos="1068"/>
         </w:tabs>
-        <w:ind w:left="360" w:hanging="360"/>
-      </w:pPr>
-      <w:r>
+        <w:spacing w:line="360" w:lineRule="auto"/>
+        <w:ind w:left="1068" w:hanging="360"/>
+        <w:rPr>
+          <w:rFonts w:ascii="Times New Roman" w:hAnsi="Times New Roman" w:cs="Times New Roman"/>
+          <w:sz w:val="24"/>
+          <w:szCs w:val="24"/>
+        </w:rPr>
+      </w:pPr>
+      <w:r>
+        <w:rPr>
+          <w:rFonts w:ascii="Times New Roman" w:hAnsi="Times New Roman" w:cs="Times New Roman"/>
+          <w:sz w:val="24"/>
+          <w:szCs w:val="24"/>
+        </w:rPr>
         <w:t>Eliminar turnos</w:t>
       </w:r>
     </w:p>
@@ -2137,15 +3209,22 @@
       <w:pPr>
         <w:pStyle w:val="Listaconvietas"/>
         <w:tabs>
-          <w:tab w:val="num" w:pos="360"/>
+          <w:tab w:val="num" w:pos="1068"/>
         </w:tabs>
-        <w:ind w:left="360" w:hanging="360"/>
-        <w:rPr>
+        <w:spacing w:line="360" w:lineRule="auto"/>
+        <w:ind w:left="1068" w:hanging="360"/>
+        <w:rPr>
+          <w:rFonts w:ascii="Times New Roman" w:hAnsi="Times New Roman" w:cs="Times New Roman"/>
+          <w:sz w:val="24"/>
+          <w:szCs w:val="24"/>
           <w:lang w:val="es-EC"/>
         </w:rPr>
       </w:pPr>
       <w:r>
         <w:rPr>
+          <w:rFonts w:ascii="Times New Roman" w:hAnsi="Times New Roman" w:cs="Times New Roman"/>
+          <w:sz w:val="24"/>
+          <w:szCs w:val="24"/>
           <w:lang w:val="es-EC"/>
         </w:rPr>
         <w:t>Ver estado del turno (pendiente, confirmado, cancelado)</w:t>
@@ -2154,15 +3233,23 @@
     <w:p>
       <w:pPr>
         <w:pStyle w:val="Ttulo3"/>
-        <w:rPr>
-          <w:b/>
-          <w:bCs/>
-        </w:rPr>
-      </w:pPr>
-      <w:r>
-        <w:rPr>
-          <w:b/>
-          <w:bCs/>
+        <w:spacing w:line="360" w:lineRule="auto"/>
+        <w:ind w:left="1080"/>
+        <w:rPr>
+          <w:rFonts w:ascii="Times New Roman" w:hAnsi="Times New Roman" w:cs="Times New Roman"/>
+          <w:b/>
+          <w:bCs/>
+          <w:sz w:val="24"/>
+          <w:szCs w:val="24"/>
+        </w:rPr>
+      </w:pPr>
+      <w:r>
+        <w:rPr>
+          <w:rFonts w:ascii="Times New Roman" w:hAnsi="Times New Roman" w:cs="Times New Roman"/>
+          <w:b/>
+          <w:bCs/>
+          <w:sz w:val="24"/>
+          <w:szCs w:val="24"/>
         </w:rPr>
         <w:t>Historial</w:t>
       </w:r>
@@ -2171,50 +3258,137 @@
       <w:pPr>
         <w:pStyle w:val="Listaconvietas"/>
         <w:tabs>
-          <w:tab w:val="num" w:pos="360"/>
+          <w:tab w:val="num" w:pos="1068"/>
         </w:tabs>
-        <w:ind w:left="360" w:hanging="360"/>
-      </w:pPr>
-      <w:r>
-        <w:t>Ver turnos registrados</w:t>
-      </w:r>
+        <w:spacing w:line="360" w:lineRule="auto"/>
+        <w:ind w:left="1068" w:hanging="360"/>
+        <w:rPr>
+          <w:rFonts w:ascii="Times New Roman" w:hAnsi="Times New Roman" w:cs="Times New Roman"/>
+          <w:sz w:val="24"/>
+          <w:szCs w:val="24"/>
+        </w:rPr>
+      </w:pPr>
+      <w:r>
+        <w:rPr>
+          <w:rFonts w:ascii="Times New Roman" w:hAnsi="Times New Roman" w:cs="Times New Roman"/>
+          <w:sz w:val="24"/>
+          <w:szCs w:val="24"/>
+        </w:rPr>
+        <w:t xml:space="preserve">Ver turnos </w:t>
+      </w:r>
+      <w:proofErr w:type="spellStart"/>
+      <w:r>
+        <w:rPr>
+          <w:rFonts w:ascii="Times New Roman" w:hAnsi="Times New Roman" w:cs="Times New Roman"/>
+          <w:sz w:val="24"/>
+          <w:szCs w:val="24"/>
+        </w:rPr>
+        <w:t>registrados</w:t>
+      </w:r>
+      <w:proofErr w:type="spellEnd"/>
     </w:p>
     <w:p>
       <w:pPr>
         <w:pStyle w:val="Listaconvietas"/>
         <w:tabs>
-          <w:tab w:val="num" w:pos="360"/>
+          <w:tab w:val="num" w:pos="1068"/>
         </w:tabs>
-        <w:ind w:left="360" w:hanging="360"/>
-      </w:pPr>
-      <w:r>
-        <w:t>Ver historial de incidentes</w:t>
+        <w:spacing w:line="360" w:lineRule="auto"/>
+        <w:ind w:left="1068" w:hanging="360"/>
+        <w:rPr>
+          <w:rFonts w:ascii="Times New Roman" w:hAnsi="Times New Roman" w:cs="Times New Roman"/>
+          <w:sz w:val="24"/>
+          <w:szCs w:val="24"/>
+        </w:rPr>
+      </w:pPr>
+      <w:r>
+        <w:rPr>
+          <w:rFonts w:ascii="Times New Roman" w:hAnsi="Times New Roman" w:cs="Times New Roman"/>
+          <w:sz w:val="24"/>
+          <w:szCs w:val="24"/>
+        </w:rPr>
+        <w:t xml:space="preserve">Ver </w:t>
+      </w:r>
+      <w:proofErr w:type="spellStart"/>
+      <w:r>
+        <w:rPr>
+          <w:rFonts w:ascii="Times New Roman" w:hAnsi="Times New Roman" w:cs="Times New Roman"/>
+          <w:sz w:val="24"/>
+          <w:szCs w:val="24"/>
+        </w:rPr>
+        <w:t>historial</w:t>
+      </w:r>
+      <w:proofErr w:type="spellEnd"/>
+      <w:r>
+        <w:rPr>
+          <w:rFonts w:ascii="Times New Roman" w:hAnsi="Times New Roman" w:cs="Times New Roman"/>
+          <w:sz w:val="24"/>
+          <w:szCs w:val="24"/>
+        </w:rPr>
+        <w:t xml:space="preserve"> de incidentes</w:t>
       </w:r>
     </w:p>
     <w:p>
       <w:pPr>
         <w:pStyle w:val="Listaconvietas"/>
         <w:tabs>
-          <w:tab w:val="num" w:pos="360"/>
+          <w:tab w:val="num" w:pos="1068"/>
         </w:tabs>
-        <w:ind w:left="360" w:hanging="360"/>
-      </w:pPr>
-      <w:r>
-        <w:t>Admin puede editar/eliminar incidentes</w:t>
+        <w:spacing w:line="360" w:lineRule="auto"/>
+        <w:ind w:left="1068" w:hanging="360"/>
+        <w:rPr>
+          <w:rFonts w:ascii="Times New Roman" w:hAnsi="Times New Roman" w:cs="Times New Roman"/>
+          <w:sz w:val="24"/>
+          <w:szCs w:val="24"/>
+        </w:rPr>
+      </w:pPr>
+      <w:r>
+        <w:rPr>
+          <w:rFonts w:ascii="Times New Roman" w:hAnsi="Times New Roman" w:cs="Times New Roman"/>
+          <w:sz w:val="24"/>
+          <w:szCs w:val="24"/>
+        </w:rPr>
+        <w:t xml:space="preserve">Admin puede </w:t>
+      </w:r>
+      <w:proofErr w:type="spellStart"/>
+      <w:r>
+        <w:rPr>
+          <w:rFonts w:ascii="Times New Roman" w:hAnsi="Times New Roman" w:cs="Times New Roman"/>
+          <w:sz w:val="24"/>
+          <w:szCs w:val="24"/>
+        </w:rPr>
+        <w:t>editar</w:t>
+      </w:r>
+      <w:proofErr w:type="spellEnd"/>
+      <w:r>
+        <w:rPr>
+          <w:rFonts w:ascii="Times New Roman" w:hAnsi="Times New Roman" w:cs="Times New Roman"/>
+          <w:sz w:val="24"/>
+          <w:szCs w:val="24"/>
+        </w:rPr>
+        <w:t>/eliminar incidentes</w:t>
       </w:r>
     </w:p>
     <w:p>
       <w:pPr>
         <w:pStyle w:val="Ttulo3"/>
-        <w:rPr>
-          <w:b/>
-          <w:bCs/>
-        </w:rPr>
-      </w:pPr>
-      <w:r>
-        <w:rPr>
-          <w:b/>
-          <w:bCs/>
+        <w:spacing w:line="360" w:lineRule="auto"/>
+        <w:ind w:left="1080"/>
+        <w:rPr>
+          <w:rFonts w:ascii="Times New Roman" w:hAnsi="Times New Roman" w:cs="Times New Roman"/>
+          <w:b/>
+          <w:bCs/>
+          <w:sz w:val="24"/>
+          <w:szCs w:val="24"/>
+        </w:rPr>
+      </w:pPr>
+      <w:r>
+        <w:rPr>
+          <w:rFonts w:ascii="Times New Roman" w:hAnsi="Times New Roman" w:cs="Times New Roman"/>
+          <w:b/>
+          <w:bCs/>
+          <w:sz w:val="24"/>
+          <w:szCs w:val="24"/>
         </w:rPr>
         <w:t>Pagos</w:t>
       </w:r>
@@ -2223,38 +3397,104 @@
       <w:pPr>
         <w:pStyle w:val="Listaconvietas"/>
         <w:tabs>
-          <w:tab w:val="num" w:pos="360"/>
+          <w:tab w:val="num" w:pos="1068"/>
         </w:tabs>
-        <w:ind w:left="360" w:hanging="360"/>
-      </w:pPr>
-      <w:r>
-        <w:t>Usuarios registran pagos</w:t>
+        <w:spacing w:line="360" w:lineRule="auto"/>
+        <w:ind w:left="1068" w:hanging="360"/>
+        <w:rPr>
+          <w:rFonts w:ascii="Times New Roman" w:hAnsi="Times New Roman" w:cs="Times New Roman"/>
+          <w:sz w:val="24"/>
+          <w:szCs w:val="24"/>
+        </w:rPr>
+      </w:pPr>
+      <w:r>
+        <w:rPr>
+          <w:rFonts w:ascii="Times New Roman" w:hAnsi="Times New Roman" w:cs="Times New Roman"/>
+          <w:sz w:val="24"/>
+          <w:szCs w:val="24"/>
+        </w:rPr>
+        <w:t xml:space="preserve">Usuarios </w:t>
+      </w:r>
+      <w:proofErr w:type="spellStart"/>
+      <w:r>
+        <w:rPr>
+          <w:rFonts w:ascii="Times New Roman" w:hAnsi="Times New Roman" w:cs="Times New Roman"/>
+          <w:sz w:val="24"/>
+          <w:szCs w:val="24"/>
+        </w:rPr>
+        <w:t>registran</w:t>
+      </w:r>
+      <w:proofErr w:type="spellEnd"/>
+      <w:r>
+        <w:rPr>
+          <w:rFonts w:ascii="Times New Roman" w:hAnsi="Times New Roman" w:cs="Times New Roman"/>
+          <w:sz w:val="24"/>
+          <w:szCs w:val="24"/>
+        </w:rPr>
+        <w:t xml:space="preserve"> pagos</w:t>
       </w:r>
     </w:p>
     <w:p>
       <w:pPr>
         <w:pStyle w:val="Listaconvietas"/>
         <w:tabs>
-          <w:tab w:val="num" w:pos="360"/>
+          <w:tab w:val="num" w:pos="1068"/>
         </w:tabs>
-        <w:ind w:left="360" w:hanging="360"/>
-      </w:pPr>
-      <w:r>
-        <w:t>Admin ve todos los pagos</w:t>
+        <w:spacing w:line="360" w:lineRule="auto"/>
+        <w:ind w:left="1068" w:hanging="360"/>
+        <w:rPr>
+          <w:rFonts w:ascii="Times New Roman" w:hAnsi="Times New Roman" w:cs="Times New Roman"/>
+          <w:sz w:val="24"/>
+          <w:szCs w:val="24"/>
+        </w:rPr>
+      </w:pPr>
+      <w:r>
+        <w:rPr>
+          <w:rFonts w:ascii="Times New Roman" w:hAnsi="Times New Roman" w:cs="Times New Roman"/>
+          <w:sz w:val="24"/>
+          <w:szCs w:val="24"/>
+        </w:rPr>
+        <w:t xml:space="preserve">Admin </w:t>
+      </w:r>
+      <w:proofErr w:type="spellStart"/>
+      <w:r>
+        <w:rPr>
+          <w:rFonts w:ascii="Times New Roman" w:hAnsi="Times New Roman" w:cs="Times New Roman"/>
+          <w:sz w:val="24"/>
+          <w:szCs w:val="24"/>
+        </w:rPr>
+        <w:t>ve</w:t>
+      </w:r>
+      <w:proofErr w:type="spellEnd"/>
+      <w:r>
+        <w:rPr>
+          <w:rFonts w:ascii="Times New Roman" w:hAnsi="Times New Roman" w:cs="Times New Roman"/>
+          <w:sz w:val="24"/>
+          <w:szCs w:val="24"/>
+        </w:rPr>
+        <w:t xml:space="preserve"> todos los pagos</w:t>
       </w:r>
     </w:p>
     <w:p>
       <w:pPr>
         <w:pStyle w:val="Ttulo3"/>
-        <w:rPr>
-          <w:b/>
-          <w:bCs/>
-        </w:rPr>
-      </w:pPr>
-      <w:r>
-        <w:rPr>
-          <w:b/>
-          <w:bCs/>
+        <w:spacing w:line="360" w:lineRule="auto"/>
+        <w:ind w:left="1080"/>
+        <w:rPr>
+          <w:rFonts w:ascii="Times New Roman" w:hAnsi="Times New Roman" w:cs="Times New Roman"/>
+          <w:b/>
+          <w:bCs/>
+          <w:sz w:val="24"/>
+          <w:szCs w:val="24"/>
+        </w:rPr>
+      </w:pPr>
+      <w:r>
+        <w:rPr>
+          <w:rFonts w:ascii="Times New Roman" w:hAnsi="Times New Roman" w:cs="Times New Roman"/>
+          <w:b/>
+          <w:bCs/>
+          <w:sz w:val="24"/>
+          <w:szCs w:val="24"/>
         </w:rPr>
         <w:t>Contacto</w:t>
       </w:r>
@@ -2263,46 +3503,110 @@
       <w:pPr>
         <w:pStyle w:val="Listaconvietas"/>
         <w:tabs>
-          <w:tab w:val="num" w:pos="360"/>
+          <w:tab w:val="num" w:pos="1080"/>
         </w:tabs>
-        <w:ind w:left="360" w:hanging="360"/>
-      </w:pPr>
-      <w:r>
-        <w:t>Usuarios envían mensajes</w:t>
+        <w:spacing w:line="360" w:lineRule="auto"/>
+        <w:ind w:left="1080" w:hanging="360"/>
+        <w:rPr>
+          <w:rFonts w:ascii="Times New Roman" w:hAnsi="Times New Roman" w:cs="Times New Roman"/>
+          <w:sz w:val="24"/>
+          <w:szCs w:val="24"/>
+        </w:rPr>
+      </w:pPr>
+      <w:r>
+        <w:rPr>
+          <w:rFonts w:ascii="Times New Roman" w:hAnsi="Times New Roman" w:cs="Times New Roman"/>
+          <w:sz w:val="24"/>
+          <w:szCs w:val="24"/>
+        </w:rPr>
+        <w:t xml:space="preserve">Usuarios </w:t>
+      </w:r>
+      <w:proofErr w:type="spellStart"/>
+      <w:r>
+        <w:rPr>
+          <w:rFonts w:ascii="Times New Roman" w:hAnsi="Times New Roman" w:cs="Times New Roman"/>
+          <w:sz w:val="24"/>
+          <w:szCs w:val="24"/>
+        </w:rPr>
+        <w:t>envían</w:t>
+      </w:r>
+      <w:proofErr w:type="spellEnd"/>
+      <w:r>
+        <w:rPr>
+          <w:rFonts w:ascii="Times New Roman" w:hAnsi="Times New Roman" w:cs="Times New Roman"/>
+          <w:sz w:val="24"/>
+          <w:szCs w:val="24"/>
+        </w:rPr>
+        <w:t xml:space="preserve"> mensajes</w:t>
       </w:r>
     </w:p>
     <w:p>
       <w:pPr>
         <w:pStyle w:val="Listaconvietas"/>
         <w:tabs>
-          <w:tab w:val="num" w:pos="360"/>
+          <w:tab w:val="num" w:pos="1080"/>
         </w:tabs>
-        <w:ind w:left="360" w:hanging="360"/>
-      </w:pPr>
-      <w:r>
-        <w:t>Admin recibe y gestiona mensajes</w:t>
+        <w:spacing w:line="360" w:lineRule="auto"/>
+        <w:ind w:left="1080" w:hanging="360"/>
+        <w:rPr>
+          <w:rFonts w:ascii="Times New Roman" w:hAnsi="Times New Roman" w:cs="Times New Roman"/>
+          <w:sz w:val="24"/>
+          <w:szCs w:val="24"/>
+        </w:rPr>
+      </w:pPr>
+      <w:r>
+        <w:rPr>
+          <w:rFonts w:ascii="Times New Roman" w:hAnsi="Times New Roman" w:cs="Times New Roman"/>
+          <w:sz w:val="24"/>
+          <w:szCs w:val="24"/>
+        </w:rPr>
+        <w:t xml:space="preserve">Admin </w:t>
+      </w:r>
+      <w:proofErr w:type="spellStart"/>
+      <w:r>
+        <w:rPr>
+          <w:rFonts w:ascii="Times New Roman" w:hAnsi="Times New Roman" w:cs="Times New Roman"/>
+          <w:sz w:val="24"/>
+          <w:szCs w:val="24"/>
+        </w:rPr>
+        <w:t>recibe</w:t>
+      </w:r>
+      <w:proofErr w:type="spellEnd"/>
+      <w:r>
+        <w:rPr>
+          <w:rFonts w:ascii="Times New Roman" w:hAnsi="Times New Roman" w:cs="Times New Roman"/>
+          <w:sz w:val="24"/>
+          <w:szCs w:val="24"/>
+        </w:rPr>
+        <w:t xml:space="preserve"> y </w:t>
+      </w:r>
+      <w:proofErr w:type="spellStart"/>
+      <w:r>
+        <w:rPr>
+          <w:rFonts w:ascii="Times New Roman" w:hAnsi="Times New Roman" w:cs="Times New Roman"/>
+          <w:sz w:val="24"/>
+          <w:szCs w:val="24"/>
+        </w:rPr>
+        <w:t>gestiona</w:t>
+      </w:r>
+      <w:proofErr w:type="spellEnd"/>
+      <w:r>
+        <w:rPr>
+          <w:rFonts w:ascii="Times New Roman" w:hAnsi="Times New Roman" w:cs="Times New Roman"/>
+          <w:sz w:val="24"/>
+          <w:szCs w:val="24"/>
+        </w:rPr>
+        <w:t xml:space="preserve"> mensajes</w:t>
       </w:r>
     </w:p>
     <w:p>
       <w:pPr>
         <w:pStyle w:val="Ttulo2"/>
-        <w:rPr>
-          <w:b/>
-          <w:bCs/>
-        </w:rPr>
-      </w:pPr>
-      <w:r>
-        <w:rPr>
-          <w:b/>
-          <w:bCs/>
-        </w:rPr>
+      </w:pPr>
+      <w:r>
         <w:t xml:space="preserve"> </w:t>
       </w:r>
       <w:r>
-        <w:rPr>
-          <w:b/>
-          <w:bCs/>
-        </w:rPr>
         <w:t>Notas Importantes</w:t>
       </w:r>
     </w:p>
@@ -2310,15 +3614,22 @@
       <w:pPr>
         <w:pStyle w:val="Listaconvietas"/>
         <w:tabs>
-          <w:tab w:val="num" w:pos="360"/>
+          <w:tab w:val="num" w:pos="720"/>
         </w:tabs>
-        <w:ind w:left="360" w:hanging="360"/>
-        <w:rPr>
+        <w:spacing w:line="360" w:lineRule="auto"/>
+        <w:ind w:left="720" w:hanging="360"/>
+        <w:rPr>
+          <w:rFonts w:ascii="Times New Roman" w:hAnsi="Times New Roman" w:cs="Times New Roman"/>
+          <w:sz w:val="24"/>
+          <w:szCs w:val="24"/>
           <w:lang w:val="es-EC"/>
         </w:rPr>
       </w:pPr>
       <w:r>
         <w:rPr>
+          <w:rFonts w:ascii="Times New Roman" w:hAnsi="Times New Roman" w:cs="Times New Roman"/>
+          <w:sz w:val="24"/>
+          <w:szCs w:val="24"/>
           <w:lang w:val="es-EC"/>
         </w:rPr>
         <w:t>Los datos se guardan en la base de datos MySQL</w:t>
@@ -2328,27 +3639,40 @@
       <w:pPr>
         <w:pStyle w:val="Listaconvietas"/>
         <w:tabs>
-          <w:tab w:val="num" w:pos="360"/>
+          <w:tab w:val="num" w:pos="720"/>
         </w:tabs>
-        <w:ind w:left="360" w:hanging="360"/>
-        <w:rPr>
+        <w:spacing w:line="360" w:lineRule="auto"/>
+        <w:ind w:left="720" w:hanging="360"/>
+        <w:rPr>
+          <w:rFonts w:ascii="Times New Roman" w:hAnsi="Times New Roman" w:cs="Times New Roman"/>
+          <w:sz w:val="24"/>
+          <w:szCs w:val="24"/>
           <w:lang w:val="es-EC"/>
         </w:rPr>
       </w:pPr>
       <w:r>
         <w:rPr>
+          <w:rFonts w:ascii="Times New Roman" w:hAnsi="Times New Roman" w:cs="Times New Roman"/>
+          <w:sz w:val="24"/>
+          <w:szCs w:val="24"/>
           <w:lang w:val="es-EC"/>
         </w:rPr>
         <w:t>Si reiniciar</w:t>
       </w:r>
       <w:r>
         <w:rPr>
+          <w:rFonts w:ascii="Times New Roman" w:hAnsi="Times New Roman" w:cs="Times New Roman"/>
+          <w:sz w:val="24"/>
+          <w:szCs w:val="24"/>
           <w:lang w:val="es-EC"/>
         </w:rPr>
         <w:t>a</w:t>
       </w:r>
       <w:r>
         <w:rPr>
+          <w:rFonts w:ascii="Times New Roman" w:hAnsi="Times New Roman" w:cs="Times New Roman"/>
+          <w:sz w:val="24"/>
+          <w:szCs w:val="24"/>
           <w:lang w:val="es-EC"/>
         </w:rPr>
         <w:t>s el servidor, los datos persisten</w:t>
@@ -2358,15 +3682,22 @@
       <w:pPr>
         <w:pStyle w:val="Listaconvietas"/>
         <w:tabs>
-          <w:tab w:val="num" w:pos="360"/>
+          <w:tab w:val="num" w:pos="720"/>
         </w:tabs>
-        <w:ind w:left="360" w:hanging="360"/>
-        <w:rPr>
+        <w:spacing w:line="360" w:lineRule="auto"/>
+        <w:ind w:left="720" w:hanging="360"/>
+        <w:rPr>
+          <w:rFonts w:ascii="Times New Roman" w:hAnsi="Times New Roman" w:cs="Times New Roman"/>
+          <w:sz w:val="24"/>
+          <w:szCs w:val="24"/>
           <w:lang w:val="es-EC"/>
         </w:rPr>
       </w:pPr>
       <w:r>
         <w:rPr>
+          <w:rFonts w:ascii="Times New Roman" w:hAnsi="Times New Roman" w:cs="Times New Roman"/>
+          <w:sz w:val="24"/>
+          <w:szCs w:val="24"/>
           <w:lang w:val="es-EC"/>
         </w:rPr>
         <w:t>El rol del usuario determina qué funcionalidades ve</w:t>
@@ -2376,15 +3707,22 @@
       <w:pPr>
         <w:pStyle w:val="Listaconvietas"/>
         <w:tabs>
-          <w:tab w:val="num" w:pos="360"/>
+          <w:tab w:val="num" w:pos="720"/>
         </w:tabs>
-        <w:ind w:left="360" w:hanging="360"/>
-        <w:rPr>
+        <w:spacing w:line="360" w:lineRule="auto"/>
+        <w:ind w:left="720" w:hanging="360"/>
+        <w:rPr>
+          <w:rFonts w:ascii="Times New Roman" w:hAnsi="Times New Roman" w:cs="Times New Roman"/>
+          <w:sz w:val="24"/>
+          <w:szCs w:val="24"/>
           <w:lang w:val="es-EC"/>
         </w:rPr>
       </w:pPr>
       <w:r>
         <w:rPr>
+          <w:rFonts w:ascii="Times New Roman" w:hAnsi="Times New Roman" w:cs="Times New Roman"/>
+          <w:sz w:val="24"/>
+          <w:szCs w:val="24"/>
           <w:lang w:val="es-EC"/>
         </w:rPr>
         <w:t>Los equipos/incidentes ocultos no se ven para usuarios normales</w:t>
@@ -2394,78 +3732,91 @@
       <w:pPr>
         <w:pStyle w:val="Listaconvietas"/>
         <w:tabs>
-          <w:tab w:val="num" w:pos="360"/>
+          <w:tab w:val="num" w:pos="720"/>
         </w:tabs>
-        <w:ind w:left="360" w:hanging="360"/>
-        <w:rPr>
+        <w:spacing w:line="360" w:lineRule="auto"/>
+        <w:ind w:left="720" w:hanging="360"/>
+        <w:rPr>
+          <w:rFonts w:ascii="Times New Roman" w:hAnsi="Times New Roman" w:cs="Times New Roman"/>
+          <w:sz w:val="24"/>
+          <w:szCs w:val="24"/>
           <w:lang w:val="es-EC"/>
         </w:rPr>
       </w:pPr>
       <w:r>
         <w:rPr>
+          <w:rFonts w:ascii="Times New Roman" w:hAnsi="Times New Roman" w:cs="Times New Roman"/>
+          <w:sz w:val="24"/>
+          <w:szCs w:val="24"/>
           <w:lang w:val="es-EC"/>
         </w:rPr>
-        <w:t>Las contraseñas se guardan encriptadas (bcrypt)</w:t>
-      </w:r>
-    </w:p>
-    <w:p>
-      <w:pPr>
-        <w:pStyle w:val="Listaconvietas"/>
-        <w:numPr>
-          <w:ilvl w:val="0"/>
-          <w:numId w:val="0"/>
-        </w:numPr>
-        <w:spacing w:after="0"/>
-        <w:ind w:left="360"/>
-        <w:rPr>
+        <w:t>Las contraseñas se guardan encriptadas (</w:t>
+      </w:r>
+      <w:proofErr w:type="spellStart"/>
+      <w:r>
+        <w:rPr>
+          <w:rFonts w:ascii="Times New Roman" w:hAnsi="Times New Roman" w:cs="Times New Roman"/>
+          <w:sz w:val="24"/>
+          <w:szCs w:val="24"/>
           <w:lang w:val="es-EC"/>
         </w:rPr>
-      </w:pPr>
+        <w:t>bcrypt</w:t>
+      </w:r>
+      <w:proofErr w:type="spellEnd"/>
+      <w:r>
+        <w:rPr>
+          <w:rFonts w:ascii="Times New Roman" w:hAnsi="Times New Roman" w:cs="Times New Roman"/>
+          <w:sz w:val="24"/>
+          <w:szCs w:val="24"/>
+          <w:lang w:val="es-EC"/>
+        </w:rPr>
+        <w:t>)</w:t>
+      </w:r>
     </w:p>
     <w:p>
       <w:pPr>
         <w:pStyle w:val="Ttulo2"/>
-        <w:spacing w:before="0"/>
-        <w:rPr>
-          <w:b/>
-          <w:bCs/>
-        </w:rPr>
-      </w:pPr>
-      <w:r>
-        <w:rPr>
-          <w:b/>
-          <w:bCs/>
+      </w:pPr>
+      <w:r>
+        <w:rPr>
+          <w:rStyle w:val="Ttulo1Car"/>
         </w:rPr>
         <w:t xml:space="preserve"> </w:t>
       </w:r>
       <w:r>
-        <w:rPr>
-          <w:b/>
-          <w:bCs/>
-        </w:rPr>
         <w:t>Soporte</w:t>
       </w:r>
     </w:p>
     <w:p>
       <w:pPr>
         <w:pStyle w:val="Ttulo3"/>
-        <w:spacing w:before="0"/>
-        <w:rPr>
-          <w:b/>
-          <w:bCs/>
-        </w:rPr>
-      </w:pPr>
-      <w:r>
-        <w:rPr>
-          <w:b/>
-          <w:bCs/>
+        <w:spacing w:before="0" w:line="360" w:lineRule="auto"/>
+        <w:ind w:left="1296"/>
+        <w:rPr>
+          <w:rFonts w:ascii="Times New Roman" w:hAnsi="Times New Roman" w:cs="Times New Roman"/>
+          <w:b/>
+          <w:bCs/>
+          <w:sz w:val="24"/>
+          <w:szCs w:val="24"/>
+        </w:rPr>
+      </w:pPr>
+      <w:r>
+        <w:rPr>
+          <w:rFonts w:ascii="Times New Roman" w:hAnsi="Times New Roman" w:cs="Times New Roman"/>
+          <w:b/>
+          <w:bCs/>
+          <w:sz w:val="24"/>
+          <w:szCs w:val="24"/>
         </w:rPr>
         <w:t xml:space="preserve"> </w:t>
       </w:r>
       <w:r>
         <w:rPr>
-          <w:b/>
-          <w:bCs/>
+          <w:rFonts w:ascii="Times New Roman" w:hAnsi="Times New Roman" w:cs="Times New Roman"/>
+          <w:b/>
+          <w:bCs/>
+          <w:sz w:val="24"/>
+          <w:szCs w:val="24"/>
         </w:rPr>
         <w:t>Si tienes problemas:</w:t>
       </w:r>
@@ -2477,10 +3828,60 @@
           <w:ilvl w:val="0"/>
           <w:numId w:val="22"/>
         </w:numPr>
-      </w:pPr>
-      <w:r>
-        <w:t>Verifica que XAMPP esté corriendo</w:t>
-      </w:r>
+        <w:spacing w:line="360" w:lineRule="auto"/>
+        <w:ind w:left="2016"/>
+        <w:rPr>
+          <w:rFonts w:ascii="Times New Roman" w:hAnsi="Times New Roman" w:cs="Times New Roman"/>
+          <w:sz w:val="24"/>
+          <w:szCs w:val="24"/>
+        </w:rPr>
+      </w:pPr>
+      <w:proofErr w:type="spellStart"/>
+      <w:r>
+        <w:rPr>
+          <w:rFonts w:ascii="Times New Roman" w:hAnsi="Times New Roman" w:cs="Times New Roman"/>
+          <w:sz w:val="24"/>
+          <w:szCs w:val="24"/>
+        </w:rPr>
+        <w:t>Verifica</w:t>
+      </w:r>
+      <w:proofErr w:type="spellEnd"/>
+      <w:r>
+        <w:rPr>
+          <w:rFonts w:ascii="Times New Roman" w:hAnsi="Times New Roman" w:cs="Times New Roman"/>
+          <w:sz w:val="24"/>
+          <w:szCs w:val="24"/>
+        </w:rPr>
+        <w:t xml:space="preserve"> que XAMPP </w:t>
+      </w:r>
+      <w:proofErr w:type="spellStart"/>
+      <w:r>
+        <w:rPr>
+          <w:rFonts w:ascii="Times New Roman" w:hAnsi="Times New Roman" w:cs="Times New Roman"/>
+          <w:sz w:val="24"/>
+          <w:szCs w:val="24"/>
+        </w:rPr>
+        <w:t>esté</w:t>
+      </w:r>
+      <w:proofErr w:type="spellEnd"/>
+      <w:r>
+        <w:rPr>
+          <w:rFonts w:ascii="Times New Roman" w:hAnsi="Times New Roman" w:cs="Times New Roman"/>
+          <w:sz w:val="24"/>
+          <w:szCs w:val="24"/>
+        </w:rPr>
+        <w:t xml:space="preserve"> </w:t>
+      </w:r>
+      <w:proofErr w:type="spellStart"/>
+      <w:r>
+        <w:rPr>
+          <w:rFonts w:ascii="Times New Roman" w:hAnsi="Times New Roman" w:cs="Times New Roman"/>
+          <w:sz w:val="24"/>
+          <w:szCs w:val="24"/>
+        </w:rPr>
+        <w:t>corriendo</w:t>
+      </w:r>
+      <w:proofErr w:type="spellEnd"/>
     </w:p>
     <w:p>
       <w:pPr>
@@ -2489,12 +3890,20 @@
           <w:ilvl w:val="0"/>
           <w:numId w:val="22"/>
         </w:numPr>
-        <w:rPr>
+        <w:spacing w:line="360" w:lineRule="auto"/>
+        <w:ind w:left="2016"/>
+        <w:rPr>
+          <w:rFonts w:ascii="Times New Roman" w:hAnsi="Times New Roman" w:cs="Times New Roman"/>
+          <w:sz w:val="24"/>
+          <w:szCs w:val="24"/>
           <w:lang w:val="es-EC"/>
         </w:rPr>
       </w:pPr>
       <w:r>
         <w:rPr>
+          <w:rFonts w:ascii="Times New Roman" w:hAnsi="Times New Roman" w:cs="Times New Roman"/>
+          <w:sz w:val="24"/>
+          <w:szCs w:val="24"/>
           <w:lang w:val="es-EC"/>
         </w:rPr>
         <w:t>Verifica la URL (incluye proyecto/proyecto)</w:t>
@@ -2507,15 +3916,43 @@
           <w:ilvl w:val="0"/>
           <w:numId w:val="22"/>
         </w:numPr>
-        <w:rPr>
+        <w:spacing w:line="360" w:lineRule="auto"/>
+        <w:ind w:left="2016"/>
+        <w:rPr>
+          <w:rFonts w:ascii="Times New Roman" w:hAnsi="Times New Roman" w:cs="Times New Roman"/>
+          <w:sz w:val="24"/>
+          <w:szCs w:val="24"/>
           <w:lang w:val="es-EC"/>
         </w:rPr>
       </w:pPr>
       <w:r>
         <w:rPr>
+          <w:rFonts w:ascii="Times New Roman" w:hAnsi="Times New Roman" w:cs="Times New Roman"/>
+          <w:sz w:val="24"/>
+          <w:szCs w:val="24"/>
           <w:lang w:val="es-EC"/>
         </w:rPr>
-        <w:t>Limpia el caché del navegador (Ctrl+Shift+Supr)</w:t>
+        <w:t>Limpia el caché del navegador (</w:t>
+      </w:r>
+      <w:proofErr w:type="spellStart"/>
+      <w:r>
+        <w:rPr>
+          <w:rFonts w:ascii="Times New Roman" w:hAnsi="Times New Roman" w:cs="Times New Roman"/>
+          <w:sz w:val="24"/>
+          <w:szCs w:val="24"/>
+          <w:lang w:val="es-EC"/>
+        </w:rPr>
+        <w:t>Ctrl+Shift+Supr</w:t>
+      </w:r>
+      <w:proofErr w:type="spellEnd"/>
+      <w:r>
+        <w:rPr>
+          <w:rFonts w:ascii="Times New Roman" w:hAnsi="Times New Roman" w:cs="Times New Roman"/>
+          <w:sz w:val="24"/>
+          <w:szCs w:val="24"/>
+          <w:lang w:val="es-EC"/>
+        </w:rPr>
+        <w:t>)</w:t>
       </w:r>
     </w:p>
     <w:p>
@@ -2525,9 +3962,31 @@
           <w:ilvl w:val="0"/>
           <w:numId w:val="22"/>
         </w:numPr>
-      </w:pPr>
-      <w:r>
-        <w:t>Reinicia XAMPP</w:t>
+        <w:spacing w:line="360" w:lineRule="auto"/>
+        <w:ind w:left="2016"/>
+        <w:rPr>
+          <w:rFonts w:ascii="Times New Roman" w:hAnsi="Times New Roman" w:cs="Times New Roman"/>
+          <w:sz w:val="24"/>
+          <w:szCs w:val="24"/>
+        </w:rPr>
+      </w:pPr>
+      <w:proofErr w:type="spellStart"/>
+      <w:r>
+        <w:rPr>
+          <w:rFonts w:ascii="Times New Roman" w:hAnsi="Times New Roman" w:cs="Times New Roman"/>
+          <w:sz w:val="24"/>
+          <w:szCs w:val="24"/>
+        </w:rPr>
+        <w:t>Reinicia</w:t>
+      </w:r>
+      <w:proofErr w:type="spellEnd"/>
+      <w:r>
+        <w:rPr>
+          <w:rFonts w:ascii="Times New Roman" w:hAnsi="Times New Roman" w:cs="Times New Roman"/>
+          <w:sz w:val="24"/>
+          <w:szCs w:val="24"/>
+        </w:rPr>
+        <w:t xml:space="preserve"> XAMPP</w:t>
       </w:r>
     </w:p>
     <w:p>
@@ -2537,12 +3996,20 @@
           <w:ilvl w:val="0"/>
           <w:numId w:val="22"/>
         </w:numPr>
-        <w:rPr>
+        <w:spacing w:line="360" w:lineRule="auto"/>
+        <w:ind w:left="2016"/>
+        <w:rPr>
+          <w:rFonts w:ascii="Times New Roman" w:hAnsi="Times New Roman" w:cs="Times New Roman"/>
+          <w:sz w:val="24"/>
+          <w:szCs w:val="24"/>
           <w:lang w:val="es-EC"/>
         </w:rPr>
       </w:pPr>
       <w:r>
         <w:rPr>
+          <w:rFonts w:ascii="Times New Roman" w:hAnsi="Times New Roman" w:cs="Times New Roman"/>
+          <w:sz w:val="24"/>
+          <w:szCs w:val="24"/>
           <w:lang w:val="es-EC"/>
         </w:rPr>
         <w:t>Reimporta la base de datos si es necesario</w:t>
@@ -2555,14 +4022,36 @@
           <w:ilvl w:val="0"/>
           <w:numId w:val="22"/>
         </w:numPr>
-      </w:pPr>
-      <w:r>
+        <w:spacing w:line="360" w:lineRule="auto"/>
+        <w:ind w:left="2016"/>
+        <w:rPr>
+          <w:rFonts w:ascii="Times New Roman" w:hAnsi="Times New Roman" w:cs="Times New Roman"/>
+          <w:sz w:val="24"/>
+          <w:szCs w:val="24"/>
+        </w:rPr>
+      </w:pPr>
+      <w:r>
+        <w:rPr>
+          <w:rFonts w:ascii="Times New Roman" w:hAnsi="Times New Roman" w:cs="Times New Roman"/>
+          <w:sz w:val="24"/>
+          <w:szCs w:val="24"/>
+        </w:rPr>
         <w:t>Versión:</w:t>
       </w:r>
       <w:r>
+        <w:rPr>
+          <w:rFonts w:ascii="Times New Roman" w:hAnsi="Times New Roman" w:cs="Times New Roman"/>
+          <w:sz w:val="24"/>
+          <w:szCs w:val="24"/>
+        </w:rPr>
         <w:t xml:space="preserve"> </w:t>
       </w:r>
       <w:r>
+        <w:rPr>
+          <w:rFonts w:ascii="Times New Roman" w:hAnsi="Times New Roman" w:cs="Times New Roman"/>
+          <w:sz w:val="24"/>
+          <w:szCs w:val="24"/>
+        </w:rPr>
         <w:t>1.0</w:t>
       </w:r>
     </w:p>
@@ -2573,22 +4062,42 @@
           <w:ilvl w:val="0"/>
           <w:numId w:val="22"/>
         </w:numPr>
-      </w:pPr>
-      <w:r>
+        <w:spacing w:line="360" w:lineRule="auto"/>
+        <w:ind w:left="2016"/>
+        <w:rPr>
+          <w:rFonts w:ascii="Times New Roman" w:hAnsi="Times New Roman" w:cs="Times New Roman"/>
+          <w:sz w:val="24"/>
+          <w:szCs w:val="24"/>
+        </w:rPr>
+      </w:pPr>
+      <w:r>
+        <w:rPr>
+          <w:rFonts w:ascii="Times New Roman" w:hAnsi="Times New Roman" w:cs="Times New Roman"/>
+          <w:sz w:val="24"/>
+          <w:szCs w:val="24"/>
+        </w:rPr>
         <w:t xml:space="preserve">Última </w:t>
       </w:r>
       <w:r>
+        <w:rPr>
+          <w:rFonts w:ascii="Times New Roman" w:hAnsi="Times New Roman" w:cs="Times New Roman"/>
+          <w:sz w:val="24"/>
+          <w:szCs w:val="24"/>
+        </w:rPr>
         <w:t xml:space="preserve">actualización: </w:t>
       </w:r>
       <w:r>
+        <w:rPr>
+          <w:rFonts w:ascii="Times New Roman" w:hAnsi="Times New Roman" w:cs="Times New Roman"/>
+          <w:sz w:val="24"/>
+          <w:szCs w:val="24"/>
+        </w:rPr>
         <w:t>15 de mayo de 2026</w:t>
       </w:r>
     </w:p>
-    <w:p/>
     <w:sectPr>
-      <w:headerReference w:type="default" r:id="rId8"/>
       <w:pgSz w:w="11906" w:h="16838"/>
-      <w:pgMar w:top="1417" w:right="1701" w:bottom="1417" w:left="1701" w:header="708" w:footer="708" w:gutter="0"/>
+      <w:pgMar w:top="1560" w:right="1701" w:bottom="1417" w:left="1701" w:header="708" w:footer="708" w:gutter="0"/>
       <w:pgBorders w:display="firstPage" w:offsetFrom="page">
         <w:top w:val="checkedBarBlack" w:sz="10" w:space="24" w:color="0070C0"/>
         <w:left w:val="checkedBarBlack" w:sz="10" w:space="24" w:color="0070C0"/>
@@ -2650,150 +4159,6 @@
     </w:p>
   </w:footnote>
 </w:footnotes>
-</file>
-
-<file path=word/header1.xml><?xml version="1.0" encoding="utf-8"?>
-<w:hdr xmlns:wpc="http://schemas.microsoft.com/office/word/2010/wordprocessingCanvas" xmlns:cx="http://schemas.microsoft.com/office/drawing/2014/chartex" xmlns:cx1="http://schemas.microsoft.com/office/drawing/2015/9/8/chartex" xmlns:cx2="http://schemas.microsoft.com/office/drawing/2015/10/21/chartex" xmlns:cx3="http://schemas.microsoft.com/office/drawing/2016/5/9/chartex" xmlns:cx4="http://schemas.microsoft.com/office/drawing/2016/5/10/chartex" xmlns:cx5="http://schemas.microsoft.com/office/drawing/2016/5/11/chartex" xmlns:cx6="http://schemas.microsoft.com/office/drawing/2016/5/12/chartex" xmlns:cx7="http://schemas.microsoft.com/office/drawing/2016/5/13/chartex" xmlns:cx8="http://schemas.microsoft.com/office/drawing/2016/5/14/chartex" xmlns:mc="http://schemas.openxmlformats.org/markup-compatibility/2006" xmlns:aink="http://schemas.microsoft.com/office/drawing/2016/ink" xmlns:am3d="http://schemas.microsoft.com/office/drawing/2017/model3d" xmlns:o="urn:schemas-microsoft-com:office:office" xmlns:oel="http://schemas.microsoft.com/office/2019/extlst" xmlns:r="http://schemas.openxmlformats.org/officeDocument/2006/relationships" xmlns:m="http://schemas.openxmlformats.org/officeDocument/2006/math" xmlns:v="urn:schemas-microsoft-com:vml" xmlns:wp14="http://schemas.microsoft.com/office/word/2010/wordprocessingDrawing" xmlns:wp="http://schemas.openxmlformats.org/drawingml/2006/wordprocessingDrawing" xmlns:w10="urn:schemas-microsoft-com:office:word" xmlns:w="http://schemas.openxmlformats.org/wordprocessingml/2006/main" xmlns:w14="http://schemas.microsoft.com/office/word/2010/wordml" xmlns:w15="http://schemas.microsoft.com/office/word/2012/wordml" xmlns:w16cex="http://schemas.microsoft.com/office/word/2018/wordml/cex" xmlns:w16cid="http://schemas.microsoft.com/office/word/2016/wordml/cid" xmlns:w16="http://schemas.microsoft.com/office/word/2018/wordml" xmlns:w16du="http://schemas.microsoft.com/office/word/2023/wordml/word16du" xmlns:w16sdtdh="http://schemas.microsoft.com/office/word/2020/wordml/sdtdatahash" xmlns:w16sdtfl="http://schemas.microsoft.com/office/word/2024/wordml/sdtformatlock" xmlns:w16se="http://schemas.microsoft.com/office/word/2015/wordml/symex" xmlns:wpg="http://schemas.microsoft.com/office/word/2010/wordprocessingGroup" xmlns:wpi="http://schemas.microsoft.com/office/word/2010/wordprocessingInk" xmlns:wne="http://schemas.microsoft.com/office/word/2006/wordml" xmlns:wps="http://schemas.microsoft.com/office/word/2010/wordprocessingShape" mc:Ignorable="w14 w15 w16se w16cid w16 w16cex w16sdtdh w16sdtfl w16du wp14">
-  <w:p>
-    <w:pPr>
-      <w:pStyle w:val="Encabezado"/>
-    </w:pPr>
-    <w:r>
-      <w:rPr>
-        <w:noProof/>
-      </w:rPr>
-      <w:drawing>
-        <wp:anchor distT="0" distB="0" distL="114300" distR="114300" simplePos="0" relativeHeight="251661312" behindDoc="0" locked="0" layoutInCell="1" allowOverlap="1" wp14:anchorId="33BED4A2" wp14:editId="4DBD0689">
-          <wp:simplePos x="0" y="0"/>
-          <wp:positionH relativeFrom="column">
-            <wp:posOffset>5225415</wp:posOffset>
-          </wp:positionH>
-          <wp:positionV relativeFrom="paragraph">
-            <wp:posOffset>169545</wp:posOffset>
-          </wp:positionV>
-          <wp:extent cx="695325" cy="695325"/>
-          <wp:effectExtent l="0" t="0" r="9525" b="9525"/>
-          <wp:wrapNone/>
-          <wp:docPr id="1926585510" name="Imagen 4" descr="Recursos Institucionales – Universidad de Guayaquil"/>
-          <wp:cNvGraphicFramePr>
-            <a:graphicFrameLocks xmlns:a="http://schemas.openxmlformats.org/drawingml/2006/main" noChangeAspect="1"/>
-          </wp:cNvGraphicFramePr>
-          <a:graphic xmlns:a="http://schemas.openxmlformats.org/drawingml/2006/main">
-            <a:graphicData uri="http://schemas.openxmlformats.org/drawingml/2006/picture">
-              <pic:pic xmlns:pic="http://schemas.openxmlformats.org/drawingml/2006/picture">
-                <pic:nvPicPr>
-                  <pic:cNvPr id="0" name="Picture 8" descr="Recursos Institucionales – Universidad de Guayaquil"/>
-                  <pic:cNvPicPr>
-                    <a:picLocks noChangeAspect="1" noChangeArrowheads="1"/>
-                  </pic:cNvPicPr>
-                </pic:nvPicPr>
-                <pic:blipFill>
-                  <a:blip r:embed="rId1">
-                    <a:extLst>
-                      <a:ext uri="{28A0092B-C50C-407E-A947-70E740481C1C}">
-                        <a14:useLocalDpi xmlns:a14="http://schemas.microsoft.com/office/drawing/2010/main" val="0"/>
-                      </a:ext>
-                    </a:extLst>
-                  </a:blip>
-                  <a:srcRect/>
-                  <a:stretch>
-                    <a:fillRect/>
-                  </a:stretch>
-                </pic:blipFill>
-                <pic:spPr bwMode="auto">
-                  <a:xfrm>
-                    <a:off x="0" y="0"/>
-                    <a:ext cx="695325" cy="695325"/>
-                  </a:xfrm>
-                  <a:prstGeom prst="rect">
-                    <a:avLst/>
-                  </a:prstGeom>
-                  <a:noFill/>
-                  <a:ln>
-                    <a:noFill/>
-                  </a:ln>
-                </pic:spPr>
-              </pic:pic>
-            </a:graphicData>
-          </a:graphic>
-          <wp14:sizeRelH relativeFrom="margin">
-            <wp14:pctWidth>0</wp14:pctWidth>
-          </wp14:sizeRelH>
-          <wp14:sizeRelV relativeFrom="margin">
-            <wp14:pctHeight>0</wp14:pctHeight>
-          </wp14:sizeRelV>
-        </wp:anchor>
-      </w:drawing>
-    </w:r>
-    <w:r>
-      <w:rPr>
-        <w:noProof/>
-      </w:rPr>
-      <w:drawing>
-        <wp:anchor distT="0" distB="0" distL="114300" distR="114300" simplePos="0" relativeHeight="251659264" behindDoc="0" locked="0" layoutInCell="1" allowOverlap="1" wp14:anchorId="00E43FD0" wp14:editId="0AD6B080">
-          <wp:simplePos x="0" y="0"/>
-          <wp:positionH relativeFrom="margin">
-            <wp:posOffset>-485775</wp:posOffset>
-          </wp:positionH>
-          <wp:positionV relativeFrom="paragraph">
-            <wp:posOffset>75565</wp:posOffset>
-          </wp:positionV>
-          <wp:extent cx="885825" cy="885825"/>
-          <wp:effectExtent l="0" t="0" r="9525" b="0"/>
-          <wp:wrapNone/>
-          <wp:docPr id="1604176368" name="Imagen 3" descr="Resumen de configuración del registro | UG IE"/>
-          <wp:cNvGraphicFramePr>
-            <a:graphicFrameLocks xmlns:a="http://schemas.openxmlformats.org/drawingml/2006/main" noChangeAspect="1"/>
-          </wp:cNvGraphicFramePr>
-          <a:graphic xmlns:a="http://schemas.openxmlformats.org/drawingml/2006/main">
-            <a:graphicData uri="http://schemas.openxmlformats.org/drawingml/2006/picture">
-              <pic:pic xmlns:pic="http://schemas.openxmlformats.org/drawingml/2006/picture">
-                <pic:nvPicPr>
-                  <pic:cNvPr id="0" name="Picture 6" descr="Resumen de configuración del registro | UG IE"/>
-                  <pic:cNvPicPr>
-                    <a:picLocks noChangeAspect="1" noChangeArrowheads="1"/>
-                  </pic:cNvPicPr>
-                </pic:nvPicPr>
-                <pic:blipFill>
-                  <a:blip r:embed="rId2">
-                    <a:extLst>
-                      <a:ext uri="{28A0092B-C50C-407E-A947-70E740481C1C}">
-                        <a14:useLocalDpi xmlns:a14="http://schemas.microsoft.com/office/drawing/2010/main" val="0"/>
-                      </a:ext>
-                    </a:extLst>
-                  </a:blip>
-                  <a:srcRect/>
-                  <a:stretch>
-                    <a:fillRect/>
-                  </a:stretch>
-                </pic:blipFill>
-                <pic:spPr bwMode="auto">
-                  <a:xfrm>
-                    <a:off x="0" y="0"/>
-                    <a:ext cx="885825" cy="885825"/>
-                  </a:xfrm>
-                  <a:prstGeom prst="rect">
-                    <a:avLst/>
-                  </a:prstGeom>
-                  <a:noFill/>
-                  <a:ln>
-                    <a:noFill/>
-                  </a:ln>
-                </pic:spPr>
-              </pic:pic>
-            </a:graphicData>
-          </a:graphic>
-          <wp14:sizeRelH relativeFrom="margin">
-            <wp14:pctWidth>0</wp14:pctWidth>
-          </wp14:sizeRelH>
-          <wp14:sizeRelV relativeFrom="margin">
-            <wp14:pctHeight>0</wp14:pctHeight>
-          </wp14:sizeRelV>
-        </wp:anchor>
-      </w:drawing>
-    </w:r>
-  </w:p>
-</w:hdr>
 </file>
 
 <file path=word/numbering.xml><?xml version="1.0" encoding="utf-8"?>
@@ -2819,7 +4184,7 @@
         <v:path o:extrusionok="f" gradientshapeok="t" o:connecttype="rect"/>
         <o:lock v:ext="edit" aspectratio="t"/>
       </v:shapetype>
-      <v:shape id="_x0000_i1025" type="#_x0000_t75" style="width:11.4pt;height:11.4pt" o:bullet="t">
+      <v:shape id="_x0000_i1025" type="#_x0000_t75" style="width:11.35pt;height:11.35pt" o:bullet="t">
         <v:imagedata r:id="rId1" o:title="mso7C93"/>
       </v:shape>
     </w:pict>
@@ -4672,7 +6037,7 @@
   <w:abstractNum w:abstractNumId="18" w15:restartNumberingAfterBreak="0">
     <w:nsid w:val="365067B3"/>
     <w:multiLevelType w:val="multilevel"/>
-    <w:tmpl w:val="300A0025"/>
+    <w:tmpl w:val="324CEE84"/>
     <w:lvl w:ilvl="0">
       <w:start w:val="1"/>
       <w:numFmt w:val="decimal"/>
@@ -4702,6 +6067,9 @@
       <w:pPr>
         <w:ind w:left="720" w:hanging="720"/>
       </w:pPr>
+      <w:rPr>
+        <w:color w:val="153D63" w:themeColor="text2" w:themeTint="E6"/>
+      </w:rPr>
     </w:lvl>
     <w:lvl w:ilvl="3">
       <w:start w:val="1"/>

--- a/proyecto/proyecto/documentacion/Guía para ejecutar página web.docx
+++ b/proyecto/proyecto/documentacion/Guía para ejecutar página web.docx
@@ -1942,7 +1942,25 @@
           <w:sz w:val="24"/>
           <w:szCs w:val="24"/>
         </w:rPr>
-        <w:t xml:space="preserve">Haz clic en </w:t>
+        <w:t xml:space="preserve">Haz </w:t>
+      </w:r>
+      <w:proofErr w:type="spellStart"/>
+      <w:r>
+        <w:rPr>
+          <w:rFonts w:ascii="Times New Roman" w:hAnsi="Times New Roman" w:cs="Times New Roman"/>
+          <w:sz w:val="24"/>
+          <w:szCs w:val="24"/>
+        </w:rPr>
+        <w:t>clic</w:t>
+      </w:r>
+      <w:proofErr w:type="spellEnd"/>
+      <w:r>
+        <w:rPr>
+          <w:rFonts w:ascii="Times New Roman" w:hAnsi="Times New Roman" w:cs="Times New Roman"/>
+          <w:sz w:val="24"/>
+          <w:szCs w:val="24"/>
+        </w:rPr>
+        <w:t xml:space="preserve"> en </w:t>
       </w:r>
       <w:proofErr w:type="spellStart"/>
       <w:r>
@@ -2441,7 +2459,16 @@
           <w:sz w:val="24"/>
           <w:szCs w:val="24"/>
         </w:rPr>
-        <w:t xml:space="preserve"> user@predictive.com</w:t>
+        <w:t xml:space="preserve"> </w:t>
+      </w:r>
+      <w:r>
+        <w:rPr>
+          <w:rFonts w:ascii="Times New Roman" w:hAnsi="Times New Roman" w:cs="Times New Roman"/>
+          <w:sz w:val="24"/>
+          <w:szCs w:val="24"/>
+          <w:lang w:val="es-419"/>
+        </w:rPr>
+        <w:t>user@predictive.com</w:t>
       </w:r>
     </w:p>
     <w:p>
@@ -2458,15 +2485,27 @@
           <w:szCs w:val="24"/>
         </w:rPr>
       </w:pPr>
-      <w:r>
-        <w:rPr>
-          <w:rFonts w:ascii="Times New Roman" w:hAnsi="Times New Roman" w:cs="Times New Roman"/>
-          <w:b/>
-          <w:bCs/>
-          <w:sz w:val="24"/>
-          <w:szCs w:val="24"/>
-        </w:rPr>
-        <w:t>Contraseña:</w:t>
+      <w:proofErr w:type="spellStart"/>
+      <w:r>
+        <w:rPr>
+          <w:rFonts w:ascii="Times New Roman" w:hAnsi="Times New Roman" w:cs="Times New Roman"/>
+          <w:b/>
+          <w:bCs/>
+          <w:sz w:val="24"/>
+          <w:szCs w:val="24"/>
+        </w:rPr>
+        <w:t>Contraseña</w:t>
+      </w:r>
+      <w:proofErr w:type="spellEnd"/>
+      <w:r>
+        <w:rPr>
+          <w:rFonts w:ascii="Times New Roman" w:hAnsi="Times New Roman" w:cs="Times New Roman"/>
+          <w:b/>
+          <w:bCs/>
+          <w:sz w:val="24"/>
+          <w:szCs w:val="24"/>
+        </w:rPr>
+        <w:t>:</w:t>
       </w:r>
       <w:r>
         <w:rPr>
@@ -2482,7 +2521,7 @@
           <w:sz w:val="24"/>
           <w:szCs w:val="24"/>
         </w:rPr>
-        <w:t>123456</w:t>
+        <w:t>user o user123</w:t>
       </w:r>
     </w:p>
     <w:p>
@@ -2867,23 +2906,13 @@
           <w:szCs w:val="24"/>
         </w:rPr>
       </w:pPr>
-      <w:proofErr w:type="spellStart"/>
-      <w:r>
-        <w:rPr>
-          <w:rFonts w:ascii="Times New Roman" w:hAnsi="Times New Roman" w:cs="Times New Roman"/>
-          <w:sz w:val="24"/>
-          <w:szCs w:val="24"/>
-        </w:rPr>
-        <w:t>Automáticamente</w:t>
-      </w:r>
-      <w:proofErr w:type="spellEnd"/>
-      <w:r>
-        <w:rPr>
-          <w:rFonts w:ascii="Times New Roman" w:hAnsi="Times New Roman" w:cs="Times New Roman"/>
-          <w:sz w:val="24"/>
-          <w:szCs w:val="24"/>
-        </w:rPr>
-        <w:t xml:space="preserve"> </w:t>
+      <w:r>
+        <w:rPr>
+          <w:rFonts w:ascii="Times New Roman" w:hAnsi="Times New Roman" w:cs="Times New Roman"/>
+          <w:sz w:val="24"/>
+          <w:szCs w:val="24"/>
+        </w:rPr>
+        <w:t xml:space="preserve">Automáticamente </w:t>
       </w:r>
       <w:proofErr w:type="spellStart"/>
       <w:r>
@@ -2960,13 +2989,23 @@
           <w:szCs w:val="24"/>
         </w:rPr>
       </w:pPr>
-      <w:r>
-        <w:rPr>
-          <w:rFonts w:ascii="Times New Roman" w:hAnsi="Times New Roman" w:cs="Times New Roman"/>
-          <w:sz w:val="24"/>
-          <w:szCs w:val="24"/>
-        </w:rPr>
-        <w:t xml:space="preserve">Equipos que </w:t>
+      <w:proofErr w:type="spellStart"/>
+      <w:r>
+        <w:rPr>
+          <w:rFonts w:ascii="Times New Roman" w:hAnsi="Times New Roman" w:cs="Times New Roman"/>
+          <w:sz w:val="24"/>
+          <w:szCs w:val="24"/>
+        </w:rPr>
+        <w:t>Equipos</w:t>
+      </w:r>
+      <w:proofErr w:type="spellEnd"/>
+      <w:r>
+        <w:rPr>
+          <w:rFonts w:ascii="Times New Roman" w:hAnsi="Times New Roman" w:cs="Times New Roman"/>
+          <w:sz w:val="24"/>
+          <w:szCs w:val="24"/>
+        </w:rPr>
+        <w:t xml:space="preserve"> que </w:t>
       </w:r>
       <w:proofErr w:type="spellStart"/>
       <w:r>
@@ -3035,8 +3074,18 @@
           <w:sz w:val="24"/>
           <w:szCs w:val="24"/>
         </w:rPr>
-        <w:t xml:space="preserve"> de equipos</w:t>
-      </w:r>
+        <w:t xml:space="preserve"> de </w:t>
+      </w:r>
+      <w:proofErr w:type="spellStart"/>
+      <w:r>
+        <w:rPr>
+          <w:rFonts w:ascii="Times New Roman" w:hAnsi="Times New Roman" w:cs="Times New Roman"/>
+          <w:sz w:val="24"/>
+          <w:szCs w:val="24"/>
+        </w:rPr>
+        <w:t>equipos</w:t>
+      </w:r>
+      <w:proofErr w:type="spellEnd"/>
     </w:p>
     <w:p>
       <w:pPr>
@@ -3115,25 +3164,7 @@
           <w:sz w:val="24"/>
           <w:szCs w:val="24"/>
         </w:rPr>
-        <w:t xml:space="preserve">Crear </w:t>
-      </w:r>
-      <w:proofErr w:type="spellStart"/>
-      <w:r>
-        <w:rPr>
-          <w:rFonts w:ascii="Times New Roman" w:hAnsi="Times New Roman" w:cs="Times New Roman"/>
-          <w:sz w:val="24"/>
-          <w:szCs w:val="24"/>
-        </w:rPr>
-        <w:t>nuevos</w:t>
-      </w:r>
-      <w:proofErr w:type="spellEnd"/>
-      <w:r>
-        <w:rPr>
-          <w:rFonts w:ascii="Times New Roman" w:hAnsi="Times New Roman" w:cs="Times New Roman"/>
-          <w:sz w:val="24"/>
-          <w:szCs w:val="24"/>
-        </w:rPr>
-        <w:t xml:space="preserve"> turnos</w:t>
+        <w:t>Crear nuevos turnos</w:t>
       </w:r>
     </w:p>
     <w:p>
@@ -3348,25 +3379,7 @@
           <w:sz w:val="24"/>
           <w:szCs w:val="24"/>
         </w:rPr>
-        <w:t xml:space="preserve">Admin puede </w:t>
-      </w:r>
-      <w:proofErr w:type="spellStart"/>
-      <w:r>
-        <w:rPr>
-          <w:rFonts w:ascii="Times New Roman" w:hAnsi="Times New Roman" w:cs="Times New Roman"/>
-          <w:sz w:val="24"/>
-          <w:szCs w:val="24"/>
-        </w:rPr>
-        <w:t>editar</w:t>
-      </w:r>
-      <w:proofErr w:type="spellEnd"/>
-      <w:r>
-        <w:rPr>
-          <w:rFonts w:ascii="Times New Roman" w:hAnsi="Times New Roman" w:cs="Times New Roman"/>
-          <w:sz w:val="24"/>
-          <w:szCs w:val="24"/>
-        </w:rPr>
-        <w:t>/eliminar incidentes</w:t>
+        <w:t>Admin puede editar/eliminar incidentes</w:t>
       </w:r>
     </w:p>
     <w:p>
@@ -3472,7 +3485,25 @@
           <w:sz w:val="24"/>
           <w:szCs w:val="24"/>
         </w:rPr>
-        <w:t xml:space="preserve"> todos los pagos</w:t>
+        <w:t xml:space="preserve"> </w:t>
+      </w:r>
+      <w:proofErr w:type="spellStart"/>
+      <w:r>
+        <w:rPr>
+          <w:rFonts w:ascii="Times New Roman" w:hAnsi="Times New Roman" w:cs="Times New Roman"/>
+          <w:sz w:val="24"/>
+          <w:szCs w:val="24"/>
+        </w:rPr>
+        <w:t>todos</w:t>
+      </w:r>
+      <w:proofErr w:type="spellEnd"/>
+      <w:r>
+        <w:rPr>
+          <w:rFonts w:ascii="Times New Roman" w:hAnsi="Times New Roman" w:cs="Times New Roman"/>
+          <w:sz w:val="24"/>
+          <w:szCs w:val="24"/>
+        </w:rPr>
+        <w:t xml:space="preserve"> los pagos</w:t>
       </w:r>
     </w:p>
     <w:p>
@@ -3537,8 +3568,18 @@
           <w:sz w:val="24"/>
           <w:szCs w:val="24"/>
         </w:rPr>
-        <w:t xml:space="preserve"> mensajes</w:t>
-      </w:r>
+        <w:t xml:space="preserve"> </w:t>
+      </w:r>
+      <w:proofErr w:type="spellStart"/>
+      <w:r>
+        <w:rPr>
+          <w:rFonts w:ascii="Times New Roman" w:hAnsi="Times New Roman" w:cs="Times New Roman"/>
+          <w:sz w:val="24"/>
+          <w:szCs w:val="24"/>
+        </w:rPr>
+        <w:t>mensajes</w:t>
+      </w:r>
+      <w:proofErr w:type="spellEnd"/>
     </w:p>
     <w:p>
       <w:pPr>
@@ -3596,8 +3637,18 @@
           <w:sz w:val="24"/>
           <w:szCs w:val="24"/>
         </w:rPr>
-        <w:t xml:space="preserve"> mensajes</w:t>
-      </w:r>
+        <w:t xml:space="preserve"> </w:t>
+      </w:r>
+      <w:proofErr w:type="spellStart"/>
+      <w:r>
+        <w:rPr>
+          <w:rFonts w:ascii="Times New Roman" w:hAnsi="Times New Roman" w:cs="Times New Roman"/>
+          <w:sz w:val="24"/>
+          <w:szCs w:val="24"/>
+        </w:rPr>
+        <w:t>mensajes</w:t>
+      </w:r>
+      <w:proofErr w:type="spellEnd"/>
     </w:p>
     <w:p>
       <w:pPr>
@@ -4184,7 +4235,7 @@
         <v:path o:extrusionok="f" gradientshapeok="t" o:connecttype="rect"/>
         <o:lock v:ext="edit" aspectratio="t"/>
       </v:shapetype>
-      <v:shape id="_x0000_i1025" type="#_x0000_t75" style="width:11.35pt;height:11.35pt" o:bullet="t">
+      <v:shape id="_x0000_i1025" type="#_x0000_t75" style="width:11.45pt;height:11.45pt" o:bullet="t">
         <v:imagedata r:id="rId1" o:title="mso7C93"/>
       </v:shape>
     </w:pict>
@@ -9253,7 +9304,6 @@
   <w:style w:type="character" w:default="1" w:styleId="Fuentedeprrafopredeter">
     <w:name w:val="Default Paragraph Font"/>
     <w:uiPriority w:val="1"/>
-    <w:semiHidden/>
     <w:unhideWhenUsed/>
   </w:style>
   <w:style w:type="table" w:default="1" w:styleId="Tablanormal">
@@ -9675,6 +9725,29 @@
       <w14:ligatures w14:val="none"/>
     </w:rPr>
   </w:style>
+  <w:style w:type="character" w:styleId="Hipervnculo">
+    <w:name w:val="Hyperlink"/>
+    <w:basedOn w:val="Fuentedeprrafopredeter"/>
+    <w:uiPriority w:val="99"/>
+    <w:unhideWhenUsed/>
+    <w:rsid w:val="00AE5994"/>
+    <w:rPr>
+      <w:color w:val="467886" w:themeColor="hyperlink"/>
+      <w:u w:val="single"/>
+    </w:rPr>
+  </w:style>
+  <w:style w:type="character" w:styleId="Mencinsinresolver">
+    <w:name w:val="Unresolved Mention"/>
+    <w:basedOn w:val="Fuentedeprrafopredeter"/>
+    <w:uiPriority w:val="99"/>
+    <w:semiHidden/>
+    <w:unhideWhenUsed/>
+    <w:rsid w:val="00AE5994"/>
+    <w:rPr>
+      <w:color w:val="605E5C"/>
+      <w:shd w:val="clear" w:color="auto" w:fill="E1DFDD"/>
+    </w:rPr>
+  </w:style>
 </w:styles>
 </file>
 
